--- a/대본/7부/01화_Series_C.docx
+++ b/대본/7부/01화_Series_C.docx
@@ -2,7 +2,7 @@
 <file path=word/document.xml><?xml version="1.0" encoding="utf-8"?>
 <w:document xmlns:w="http://schemas.openxmlformats.org/wordprocessingml/2006/main" xmlns:m="http://schemas.openxmlformats.org/officeDocument/2006/math" xmlns:r="http://schemas.openxmlformats.org/officeDocument/2006/relationships" xmlns:o="urn:schemas-microsoft-com:office:office" xmlns:v="urn:schemas-microsoft-com:vml" xmlns:w10="urn:schemas-microsoft-com:office:word" xmlns:a="http://schemas.openxmlformats.org/drawingml/2006/main" xmlns:pic="http://schemas.openxmlformats.org/drawingml/2006/picture" xmlns:wp="http://schemas.openxmlformats.org/drawingml/2006/wordprocessingDrawing">
   <w:body>
-    <w:bookmarkStart w:id="31" w:name="ship-it-7부-1화"/>
+    <w:bookmarkStart w:id="32" w:name="ship-it-7부-1화"/>
     <w:p>
       <w:pPr>
         <w:pStyle w:val="Heading1"/>
@@ -65,7 +65,7 @@
         <w:t xml:space="preserve"> </w:t>
       </w:r>
       <w:r>
-        <w:t xml:space="preserve">- 규칙: 지문 없음. 전 화 100% 「화자명: 대사」. 1턴 20단어 이내.</w:t>
+        <w:t xml:space="preserve">- 규칙: 지문 없음. 전 화 100% 「화자명: 대사」. 1턴 20단어 이내 + 긴 턴 10~15회(30~60단어).</w:t>
       </w:r>
       <w:r>
         <w:t xml:space="preserve"> </w:t>
@@ -442,13 +442,13 @@
         </w:numPr>
       </w:pPr>
       <w:r>
-        <w:t xml:space="preserve">VICTOR: We don’t go easy. We go thorough. It’s a crossover fund. We invest privately, then we hold through the IPO.</w:t>
-      </w:r>
-      <w:r>
-        <w:t xml:space="preserve"> </w:t>
-      </w:r>
-      <w:r>
-        <w:t xml:space="preserve">빅터: 살살은 안 해요. 철저하게 하죠. 크로스오버 펀드니까요. 비상장일 때 투자하고, 상장 이후까지 보유합니다.</w:t>
+        <w:t xml:space="preserve">VICTOR: We don’t go easy. We go thorough. It’s a crossover fund, which means we invest privately now and then keep holding through the IPO and beyond. So if there’s a weakness in your story, I’d much rather find it in this room than read about it later in an analyst report.</w:t>
+      </w:r>
+      <w:r>
+        <w:t xml:space="preserve"> </w:t>
+      </w:r>
+      <w:r>
+        <w:t xml:space="preserve">빅터: 살살은 안 해요. 철저하게 하죠. 크로스오버 펀드라서, 지금 비상장 단계에서 투자하고 상장 이후까지 계속 보유한다는 뜻이에요. 그러니 당신들 스토리에 약점이 있다면, 나중에 애널리스트 보고서에서 읽느니 이 방에서 찾아내는 편이 훨씬 낫죠.</w:t>
       </w:r>
     </w:p>
     <w:p>
@@ -527,13 +527,13 @@
         </w:numPr>
       </w:pPr>
       <w:r>
-        <w:t xml:space="preserve">PAUL: Sixteen times trailing. About ten times forward. We grew fifty-eight percent last year.</w:t>
-      </w:r>
-      <w:r>
-        <w:t xml:space="preserve"> </w:t>
-      </w:r>
-      <w:r>
-        <w:t xml:space="preserve">폴: 직전 기준 16배. 예상 기준 약 10배. 작년에 58% 성장했습니다.</w:t>
+        <w:t xml:space="preserve">PAUL: Sixteen times trailing, yes, but about ten times forward, and forward is the multiple that matters for a company growing this fast. We grew fifty-eight percent last year, and our gross margin is eighty-six percent, so this isn’t growth we’re buying at any cost.</w:t>
+      </w:r>
+      <w:r>
+        <w:t xml:space="preserve"> </w:t>
+      </w:r>
+      <w:r>
+        <w:t xml:space="preserve">폴: 직전 기준으로는 16배가 맞아요. 하지만 예상 기준으로는 약 10배고, 이렇게 빠르게 성장하는 회사에서 중요한 건 예상 기준 배수예요. 작년에 58% 성장했고 매출총이익률이 86%니까, 어떤 대가를 치르고서라도 사들인 성장이 아닙니다.</w:t>
       </w:r>
     </w:p>
     <w:p>
@@ -656,13 +656,13 @@
         </w:numPr>
       </w:pPr>
       <w:r>
-        <w:t xml:space="preserve">NOAH: Because Asia is the largest filler market in the world. And it’s moving fast. Late entrants pay double.</w:t>
-      </w:r>
-      <w:r>
-        <w:t xml:space="preserve"> </w:t>
-      </w:r>
-      <w:r>
-        <w:t xml:space="preserve">노아: 아시아가 세계 최대 필러 시장이니까요. 그리고 빠르게 움직여요. 늦게 들어가면 두 배를 내죠.</w:t>
+        <w:t xml:space="preserve">NOAH: Because Asia is the largest filler market in the world, and it’s moving fast. Clinics there are choosing their long-term suppliers right now, and once those relationships are set, they’re very hard to break. Late entrants pay double, in marketing and in time, so waiting would actually cost us more.</w:t>
+      </w:r>
+      <w:r>
+        <w:t xml:space="preserve"> </w:t>
+      </w:r>
+      <w:r>
+        <w:t xml:space="preserve">노아: 아시아가 세계 최대 필러 시장이고, 빠르게 움직이고 있으니까요. 그곳 클리닉들은 지금 장기 공급사를 고르고 있고, 한번 관계가 굳어지면 깨기가 아주 어려워요. 늦게 들어가는 회사는 마케팅에서도 시간에서도 두 배를 내니까, 기다리는 게 사실 더 비싸게 먹혀요.</w:t>
       </w:r>
     </w:p>
     <w:p>
@@ -894,13 +894,13 @@
         </w:numPr>
       </w:pPr>
       <w:r>
-        <w:t xml:space="preserve">PAUL: I’m telling you exactly how much, and for how long. Then group-level profitability in year nine. That’s the number.</w:t>
-      </w:r>
-      <w:r>
-        <w:t xml:space="preserve"> </w:t>
-      </w:r>
-      <w:r>
-        <w:t xml:space="preserve">폴: 정확히 얼마를, 얼마 동안인지 말씀드리는 겁니다. 그다음 9년 차에 그룹 전체 흑자. 그게 숫자예요.</w:t>
+        <w:t xml:space="preserve">PAUL: I’m telling you exactly how much, and for how long, which is very different from losing money by accident. The US and the UK keep funding themselves, Asia absorbs losses for about six quarters while we build the market, and then we reach group-level profitability in year nine. That’s the number.</w:t>
+      </w:r>
+      <w:r>
+        <w:t xml:space="preserve"> </w:t>
+      </w:r>
+      <w:r>
+        <w:t xml:space="preserve">폴: 정확히 얼마를, 얼마 동안인지 말씀드리는 거예요. 실수로 돈을 잃는 것과는 전혀 다르죠. 미국과 영국은 스스로 자금을 대고, 아시아는 시장을 만드는 약 6분기 동안 적자를 흡수하고, 그다음 9년 차에 그룹 전체 흑자에 도달합니다. 그게 숫자예요.</w:t>
       </w:r>
     </w:p>
     <w:p>
@@ -996,13 +996,13 @@
         </w:numPr>
       </w:pPr>
       <w:r>
-        <w:t xml:space="preserve">NOAH: We ran a blameless post-mortem in week twelve. Found the root cause. Rebuilt the message. Sales quadrupled in eight weeks.</w:t>
-      </w:r>
-      <w:r>
-        <w:t xml:space="preserve"> </w:t>
-      </w:r>
-      <w:r>
-        <w:t xml:space="preserve">노아: 12주 차에 비난 없는 포스트모템을 했어요. 근본 원인을 찾았죠. 메시지를 다시 짰고요. 8주 만에 판매가 네 배가 됐어요.</w:t>
+        <w:t xml:space="preserve">NOAH: We ran a blameless post-mortem in week twelve, because I didn’t want anyone hiding mistakes to protect themselves. We found the root cause, rebuilt the message, and sales quadrupled in eight weeks. The forecast was wrong, but the response was fast, and that’s the part you can actually rely on.</w:t>
+      </w:r>
+      <w:r>
+        <w:t xml:space="preserve"> </w:t>
+      </w:r>
+      <w:r>
+        <w:t xml:space="preserve">노아: 12주 차에 비난 없는 포스트모템을 했어요. 누구도 자기를 지키려고 실수를 숨기길 원하지 않았거든요. 근본 원인을 찾고 메시지를 다시 짰더니, 8주 만에 판매가 네 배가 됐어요. 예측은 틀렸지만 대응은 빨랐고, 실제로 믿으셔도 되는 건 바로 그 부분이에요.</w:t>
       </w:r>
     </w:p>
     <w:p>
@@ -1131,13 +1131,13 @@
         </w:numPr>
       </w:pPr>
       <w:r>
-        <w:t xml:space="preserve">PRIYA: Two programmes. A skin booster using FlexLink chemistry. And early work on a neurotoxin. Through a partner.</w:t>
-      </w:r>
-      <w:r>
-        <w:t xml:space="preserve"> </w:t>
-      </w:r>
-      <w:r>
-        <w:t xml:space="preserve">프리야: 프로그램 두 개. FlexLink 화학을 쓴 스킨부스터. 그리고 파트너를 통한 뉴로톡신 초기 작업.</w:t>
+        <w:t xml:space="preserve">PRIYA: Two programmes. The first is a skin booster using FlexLink chemistry, so we’re building on technology we already own and understand. The second is early work on a neurotoxin, through a partner, because we don’t have that expertise in-house, and pretending otherwise would simply waste your money.</w:t>
+      </w:r>
+      <w:r>
+        <w:t xml:space="preserve"> </w:t>
+      </w:r>
+      <w:r>
+        <w:t xml:space="preserve">프리야: 프로그램 두 개예요. 첫째는 FlexLink 화학을 쓴 스킨부스터라서, 이미 보유하고 잘 아는 기술 위에 짓는 거예요. 둘째는 파트너를 통한 뉴로톡신 초기 작업인데, 그 전문성이 사내에 없기 때문이에요. 있는 척하면 그냥 투자금을 낭비하는 거고요.</w:t>
       </w:r>
     </w:p>
     <w:p>
@@ -1362,13 +1362,13 @@
         </w:numPr>
       </w:pPr>
       <w:r>
-        <w:t xml:space="preserve">ELENA: They could. But our registry gets better with every injection. Six years of real-world data. You can’t buy six years.</w:t>
-      </w:r>
-      <w:r>
-        <w:t xml:space="preserve"> </w:t>
-      </w:r>
-      <w:r>
-        <w:t xml:space="preserve">엘레나: 만들 수 있죠. 하지만 우리 레지스트리는 주사할 때마다 좋아져요. 6년 치 실사용 데이터. 6년은 살 수 없어요.</w:t>
+        <w:t xml:space="preserve">ELENA: They could, and they probably will. But our registry gets better with every injection, because every vascular event teaches us something about prevention and treatment. That’s six years of real-world data from twelve thousand certified injectors. A competitor can copy a training manual in a month, but you can’t buy six years.</w:t>
+      </w:r>
+      <w:r>
+        <w:t xml:space="preserve"> </w:t>
+      </w:r>
+      <w:r>
+        <w:t xml:space="preserve">엘레나: 만들 수 있죠. 아마 만들 거예요. 하지만 우리 레지스트리는 주사할 때마다 좋아져요. 혈관 사건 하나하나가 예방과 치료에 대해 뭔가를 가르쳐 주니까요. 인증 시술자 1만 2천 명에게서 모은 6년 치 실사용 데이터예요. 경쟁사가 교육 매뉴얼은 한 달이면 베낄 수 있어도, 6년은 살 수 없어요.</w:t>
       </w:r>
     </w:p>
     <w:p>
@@ -1430,13 +1430,13 @@
         </w:numPr>
       </w:pPr>
       <w:r>
-        <w:t xml:space="preserve">NOAH: To copy it, Halvern would have to stop selling to beauticians. In the UK, that’s sixty percent of their volume.</w:t>
-      </w:r>
-      <w:r>
-        <w:t xml:space="preserve"> </w:t>
-      </w:r>
-      <w:r>
-        <w:t xml:space="preserve">노아: 이걸 따라 하려면 할번은 미용사 판매를 끊어야 해요. 영국에선 그게 그들 물량의 60%예요.</w:t>
+        <w:t xml:space="preserve">NOAH: Here’s the thing. To copy it, Halvern would have to stop selling to beauticians, and in the UK, that’s sixty percent of their volume. So the question isn’t whether they could do it technically. It’s whether their shareholders would accept losing most of that business just to imitate us, and I don’t think they would.</w:t>
+      </w:r>
+      <w:r>
+        <w:t xml:space="preserve"> </w:t>
+      </w:r>
+      <w:r>
+        <w:t xml:space="preserve">노아: 요점은 이거예요. 이걸 따라 하려면 할번은 미용사 판매를 끊어야 하는데, 영국에선 그게 그들 물량의 60%예요. 그러니 문제는 기술적으로 할 수 있느냐가 아니에요. 우리를 흉내 내려고 그 사업 대부분을 잃는 걸 그들의 주주가 받아들이겠느냐는 거죠. 저는 안 받아들일 거라고 봐요.</w:t>
       </w:r>
     </w:p>
     <w:p>
@@ -1625,13 +1625,13 @@
         <w:t xml:space="preserve"> </w:t>
       </w:r>
       <w:r>
-        <w:t xml:space="preserve">you’d worry I was ignoring my fiduciary duty.</w:t>
-      </w:r>
-      <w:r>
-        <w:t xml:space="preserve"> </w:t>
-      </w:r>
-      <w:r>
-        <w:t xml:space="preserve">노아: 사실인 답이에요.</w:t>
+        <w:t xml:space="preserve">you’d worry I was ignoring my fiduciary duty to our shareholders, which would include you, if this round closes. The board and I owe everyone a fair hearing of any serious offer. Listening isn’t the same as wanting to sell, and I’d rather be precise than reassuring.</w:t>
+      </w:r>
+      <w:r>
+        <w:t xml:space="preserve"> </w:t>
+      </w:r>
+      <w:r>
+        <w:t xml:space="preserve">노아: 사실인 답이에요. 제가</w:t>
       </w:r>
       <w:r>
         <w:t xml:space="preserve"> </w:t>
@@ -1646,7 +1646,7 @@
         <w:t xml:space="preserve">”</w:t>
       </w:r>
       <w:r>
-        <w:t xml:space="preserve">고 하면 제가 신인의무를 무시한다고 걱정하셨을 거예요.</w:t>
+        <w:t xml:space="preserve">고 하면, 이 라운드가 성사될 경우 당신들도 포함될 주주들에 대한 신인의무를 제가 무시한다고 걱정하셨을 거예요. 이사회와 저는 진지한 제안이라면 무엇이든 공정하게 들어 볼 의무가 있어요. 듣는 건 팔고 싶은 것과 다르고, 저는 안심시키는 말보다 정확한 말을 하고 싶어요.</w:t>
       </w:r>
     </w:p>
     <w:p>
@@ -1843,13 +1843,13 @@
         </w:numPr>
       </w:pPr>
       <w:r>
-        <w:t xml:space="preserve">PRIYA: I left Halvern because they wouldn’t let me build this. I didn’t build it to give it back.</w:t>
-      </w:r>
-      <w:r>
-        <w:t xml:space="preserve"> </w:t>
-      </w:r>
-      <w:r>
-        <w:t xml:space="preserve">프리야: 할번이 이걸 만들게 해 주지 않아서 할번을 떠났어요. 돌려주려고 만든 게 아니에요.</w:t>
+        <w:t xml:space="preserve">PRIYA: I left Halvern because they wouldn’t let me build this. I asked more than once, I showed them the data, and the answer was always no. So I walked out and built it somewhere else. I didn’t spend all these years on it just to hand it back to the people who said no.</w:t>
+      </w:r>
+      <w:r>
+        <w:t xml:space="preserve"> </w:t>
+      </w:r>
+      <w:r>
+        <w:t xml:space="preserve">프리야: 할번이 이걸 만들게 해 주지 않아서 할번을 떠났어요. 여러 번 요청했고, 데이터도 보여 줬지만, 답은 언제나 ’안 된다’였어요. 그래서 나와서 다른 곳에서 만들었죠. 그 모든 세월을 쏟은 게, 안 된다고 했던 사람들한테 돌려주려고 그런 게 아니에요.</w:t>
       </w:r>
     </w:p>
     <w:bookmarkEnd w:id="23"/>
@@ -1972,13 +1972,13 @@
         </w:numPr>
       </w:pPr>
       <w:r>
-        <w:t xml:space="preserve">RICHARD: Wherever the return is. That’s my job. You knew that in the seed round.</w:t>
-      </w:r>
-      <w:r>
-        <w:t xml:space="preserve"> </w:t>
-      </w:r>
-      <w:r>
-        <w:t xml:space="preserve">리처드: 수익이 있는 곳에요. 그게 내 일이에요. 시드 라운드 때 알았잖아요.</w:t>
+        <w:t xml:space="preserve">RICHARD: Wherever the return is. That’s my job, and I’ve never pretended otherwise. You knew that in the seed round. But I’ll say this too: a serious offer would have to beat what this company can become on its own, and after today, that bar just got a lot higher.</w:t>
+      </w:r>
+      <w:r>
+        <w:t xml:space="preserve"> </w:t>
+      </w:r>
+      <w:r>
+        <w:t xml:space="preserve">리처드: 수익이 있는 곳에요. 그게 내 일이고, 그렇지 않은 척한 적도 없어요. 시드 라운드 때 알았잖아요. 하지만 이것도 말해 둘게요. 진지한 제안이라면 이 회사가 스스로 될 수 있는 모습보다 나아야 하는데, 오늘 이후로 그 기준이 훨씬 높아졌어요.</w:t>
       </w:r>
     </w:p>
     <w:p>
@@ -2057,13 +2057,13 @@
         </w:numPr>
       </w:pPr>
       <w:r>
-        <w:t xml:space="preserve">NOAH: We anchored at eight-fifty for a reason. The UK proved we can recover from a bad quarter in eight weeks.</w:t>
-      </w:r>
-      <w:r>
-        <w:t xml:space="preserve"> </w:t>
-      </w:r>
-      <w:r>
-        <w:t xml:space="preserve">노아: 8억 5천으로 앵커를 둔 데는 이유가 있어요. 영국이 나쁜 분기를 8주 만에 회복할 수 있다는 걸 증명했죠.</w:t>
+        <w:t xml:space="preserve">NOAH: We anchored at eight-fifty for a reason. The UK proved we can recover from a bad quarter in eight weeks, which is exactly the risk you’re pricing in Korea. You’ve already seen what happens when one of our launches goes wrong. We find the cause, we fix it, and we grow faster afterwards.</w:t>
+      </w:r>
+      <w:r>
+        <w:t xml:space="preserve"> </w:t>
+      </w:r>
+      <w:r>
+        <w:t xml:space="preserve">노아: 8억 5천으로 앵커를 둔 데는 이유가 있어요. 영국이 나쁜 분기를 8주 만에 회복할 수 있다는 걸 증명했는데, 그게 바로 한국에서 가격에 반영하시려는 리스크예요. 우리 출시가 잘못됐을 때 어떻게 되는지 이미 보셨잖아요. 원인을 찾고, 고치고, 그 후엔 더 빨리 성장하죠.</w:t>
       </w:r>
     </w:p>
     <w:p>
@@ -2322,13 +2322,13 @@
         </w:numPr>
       </w:pPr>
       <w:r>
-        <w:t xml:space="preserve">NOAH: Relieved. And slightly afraid. Now we have to deliver Asia. By the third quarter.</w:t>
-      </w:r>
-      <w:r>
-        <w:t xml:space="preserve"> </w:t>
-      </w:r>
-      <w:r>
-        <w:t xml:space="preserve">노아: 안도감. 그리고 약간의 두려움. 이제 아시아를 해내야 해요. 3분기까지.</w:t>
+        <w:t xml:space="preserve">NOAH: Relieved, mostly. And slightly afraid, to be honest. Today was about making promises, and now we actually have to deliver Asia, with a partner signed by the third quarter. For years, raising money felt like the finish line. Now it just feels like the starting gun.</w:t>
+      </w:r>
+      <w:r>
+        <w:t xml:space="preserve"> </w:t>
+      </w:r>
+      <w:r>
+        <w:t xml:space="preserve">노아: 대체로 안도감이요. 그리고 솔직히 약간 두렵기도 해요. 오늘은 약속을 하는 날이었고, 이제는 3분기까지 파트너 서명까지 해서 아시아를 실제로 해내야 하니까요. 몇 년 동안은 투자 유치가 결승선 같았는데, 지금은 그냥 출발 신호 같아요.</w:t>
       </w:r>
     </w:p>
     <w:p>
@@ -2356,13 +2356,13 @@
         </w:numPr>
       </w:pPr>
       <w:r>
-        <w:t xml:space="preserve">ELENA: Mr. Park has a first-negotiation right for Asia. In writing. Since year three.</w:t>
-      </w:r>
-      <w:r>
-        <w:t xml:space="preserve"> </w:t>
-      </w:r>
-      <w:r>
-        <w:t xml:space="preserve">엘레나: 박 대표에겐 아시아 우선 협상권이 있어요. 서면으로. 3년 차부터.</w:t>
+        <w:t xml:space="preserve">ELENA: Mr. Park has a first-negotiation right for Asia. In writing, since year three. Before anyone gets excited about Daeyang, remember that Seorin trusted us when we were small. First, do no harm. That applies to partnerships as much as it applies to patients.</w:t>
+      </w:r>
+      <w:r>
+        <w:t xml:space="preserve"> </w:t>
+      </w:r>
+      <w:r>
+        <w:t xml:space="preserve">엘레나: 박 대표에겐 아시아 우선 협상권이 있어요. 서면으로, 3년 차부터요. 누구든 대양 얘기에 들뜨기 전에, 서린은 우리가 작았을 때 우릴 믿어 줬다는 걸 기억해요. 첫째, 해를 끼치지 말 것. 그건 환자에게만큼이나 파트너십에도 적용돼요.</w:t>
       </w:r>
     </w:p>
     <w:p>
@@ -2684,7 +2684,7 @@
     </w:p>
     <w:bookmarkEnd w:id="25"/>
     <w:bookmarkEnd w:id="26"/>
-    <w:bookmarkStart w:id="30" w:name="학습-부록"/>
+    <w:bookmarkStart w:id="31" w:name="학습-부록"/>
     <w:p>
       <w:pPr>
         <w:pStyle w:val="Heading2"/>
@@ -3924,8 +3924,343 @@
       </w:r>
     </w:p>
     <w:bookmarkEnd w:id="29"/>
+    <w:bookmarkStart w:id="30" w:name="긴-발화-분석"/>
+    <w:p>
+      <w:pPr>
+        <w:pStyle w:val="Heading3"/>
+      </w:pPr>
+      <w:r>
+        <w:t xml:space="preserve">④ 긴 발화 분석</w:t>
+      </w:r>
+    </w:p>
+    <w:p>
+      <w:pPr>
+        <w:pStyle w:val="BlockText"/>
+      </w:pPr>
+      <w:r>
+        <w:rPr>
+          <w:bCs/>
+          <w:b/>
+        </w:rPr>
+        <w:t xml:space="preserve">61턴 NOAH:</w:t>
+      </w:r>
+      <w:r>
+        <w:t xml:space="preserve"> </w:t>
+      </w:r>
+      <w:r>
+        <w:t xml:space="preserve">“</w:t>
+      </w:r>
+      <w:r>
+        <w:t xml:space="preserve">Here’s the thing. To copy it, Halvern would have to stop selling to beauticians, and in the UK, that’s sixty percent of their volume. So the question isn’t whether they could do it technically. It’s whether their shareholders would accept losing most of that business just to imitate us, and I don’t think they would.</w:t>
+      </w:r>
+      <w:r>
+        <w:t xml:space="preserve">”</w:t>
+      </w:r>
+    </w:p>
+    <w:tbl>
+      <w:tblPr>
+        <w:tblStyle w:val="Table"/>
+        <w:tblW w:type="pct" w:w="5000"/>
+        <w:tblLook w:firstRow="1" w:lastRow="0" w:firstColumn="0" w:lastColumn="0" w:noHBand="0" w:noVBand="0" w:val="0020"/>
+        <w:jc w:val="start"/>
+      </w:tblPr>
+      <w:tblGrid>
+        <w:gridCol w:w="2640"/>
+        <w:gridCol w:w="2640"/>
+        <w:gridCol w:w="2640"/>
+      </w:tblGrid>
+      <w:tr>
+        <w:trPr>
+          <w:tblHeader w:val="true"/>
+        </w:trPr>
+        <w:tc>
+          <w:tcPr/>
+          <w:p>
+            <w:pPr>
+              <w:pStyle w:val="Compact"/>
+              <w:jc w:val="left"/>
+            </w:pPr>
+            <w:r>
+              <w:t xml:space="preserve">구조</w:t>
+            </w:r>
+          </w:p>
+        </w:tc>
+        <w:tc>
+          <w:tcPr/>
+          <w:p>
+            <w:pPr>
+              <w:pStyle w:val="Compact"/>
+              <w:jc w:val="left"/>
+            </w:pPr>
+            <w:r>
+              <w:t xml:space="preserve">영어</w:t>
+            </w:r>
+          </w:p>
+        </w:tc>
+        <w:tc>
+          <w:tcPr/>
+          <w:p>
+            <w:pPr>
+              <w:pStyle w:val="Compact"/>
+              <w:jc w:val="left"/>
+            </w:pPr>
+            <w:r>
+              <w:t xml:space="preserve">기능</w:t>
+            </w:r>
+          </w:p>
+        </w:tc>
+      </w:tr>
+      <w:tr>
+        <w:tc>
+          <w:tcPr/>
+          <w:p>
+            <w:pPr>
+              <w:pStyle w:val="Compact"/>
+              <w:jc w:val="left"/>
+            </w:pPr>
+            <w:r>
+              <w:t xml:space="preserve">① 신호(주의 집중)</w:t>
+            </w:r>
+          </w:p>
+        </w:tc>
+        <w:tc>
+          <w:tcPr/>
+          <w:p>
+            <w:pPr>
+              <w:pStyle w:val="Compact"/>
+              <w:jc w:val="left"/>
+            </w:pPr>
+            <w:r>
+              <w:t xml:space="preserve">Here’s the thing.</w:t>
+            </w:r>
+          </w:p>
+        </w:tc>
+        <w:tc>
+          <w:tcPr/>
+          <w:p>
+            <w:pPr>
+              <w:pStyle w:val="Compact"/>
+              <w:jc w:val="left"/>
+            </w:pPr>
+            <w:r>
+              <w:t xml:space="preserve">반론에 답하기 전에 핵심이 온다는 신호</w:t>
+            </w:r>
+          </w:p>
+        </w:tc>
+      </w:tr>
+      <w:tr>
+        <w:tc>
+          <w:tcPr/>
+          <w:p>
+            <w:pPr>
+              <w:pStyle w:val="Compact"/>
+              <w:jc w:val="left"/>
+            </w:pPr>
+            <w:r>
+              <w:t xml:space="preserve">② 근거(조건 + 숫자)</w:t>
+            </w:r>
+          </w:p>
+        </w:tc>
+        <w:tc>
+          <w:tcPr/>
+          <w:p>
+            <w:pPr>
+              <w:pStyle w:val="Compact"/>
+              <w:jc w:val="left"/>
+            </w:pPr>
+            <w:r>
+              <w:t xml:space="preserve">To copy it, Halvern would have to stop selling to beauticians, and in the UK, that’s sixty percent of their volume.</w:t>
+            </w:r>
+          </w:p>
+        </w:tc>
+        <w:tc>
+          <w:tcPr/>
+          <w:p>
+            <w:pPr>
+              <w:pStyle w:val="Compact"/>
+              <w:jc w:val="left"/>
+            </w:pPr>
+            <w:r>
+              <w:t xml:space="preserve">“</w:t>
+            </w:r>
+            <w:r>
+              <w:t xml:space="preserve">따라 하려면 ~해야 한다</w:t>
+            </w:r>
+            <w:r>
+              <w:t xml:space="preserve">”</w:t>
+            </w:r>
+            <w:r>
+              <w:t xml:space="preserve">로 모방 비용을 숫자로 제시</w:t>
+            </w:r>
+          </w:p>
+        </w:tc>
+      </w:tr>
+      <w:tr>
+        <w:tc>
+          <w:tcPr/>
+          <w:p>
+            <w:pPr>
+              <w:pStyle w:val="Compact"/>
+              <w:jc w:val="left"/>
+            </w:pPr>
+            <w:r>
+              <w:t xml:space="preserve">③ 논점 재설정(대비)</w:t>
+            </w:r>
+          </w:p>
+        </w:tc>
+        <w:tc>
+          <w:tcPr/>
+          <w:p>
+            <w:pPr>
+              <w:pStyle w:val="Compact"/>
+              <w:jc w:val="left"/>
+            </w:pPr>
+            <w:r>
+              <w:t xml:space="preserve">So the question isn’t whether they could do it technically. It’s whether their shareholders would accept…</w:t>
+            </w:r>
+          </w:p>
+        </w:tc>
+        <w:tc>
+          <w:tcPr/>
+          <w:p>
+            <w:pPr>
+              <w:pStyle w:val="Compact"/>
+              <w:jc w:val="left"/>
+            </w:pPr>
+            <w:r>
+              <w:t xml:space="preserve">“</w:t>
+            </w:r>
+            <w:r>
+              <w:t xml:space="preserve">A가 문제가 아니라 B가 문제</w:t>
+            </w:r>
+            <w:r>
+              <w:t xml:space="preserve">”</w:t>
+            </w:r>
+            <w:r>
+              <w:t xml:space="preserve">로 상대 질문의 틀을 바꿈</w:t>
+            </w:r>
+          </w:p>
+        </w:tc>
+      </w:tr>
+      <w:tr>
+        <w:tc>
+          <w:tcPr/>
+          <w:p>
+            <w:pPr>
+              <w:pStyle w:val="Compact"/>
+              <w:jc w:val="left"/>
+            </w:pPr>
+            <w:r>
+              <w:t xml:space="preserve">④ 판단(의견)</w:t>
+            </w:r>
+          </w:p>
+        </w:tc>
+        <w:tc>
+          <w:tcPr/>
+          <w:p>
+            <w:pPr>
+              <w:pStyle w:val="Compact"/>
+              <w:jc w:val="left"/>
+            </w:pPr>
+            <w:r>
+              <w:t xml:space="preserve">and I don’t think they would.</w:t>
+            </w:r>
+          </w:p>
+        </w:tc>
+        <w:tc>
+          <w:tcPr/>
+          <w:p>
+            <w:pPr>
+              <w:pStyle w:val="Compact"/>
+              <w:jc w:val="left"/>
+            </w:pPr>
+            <w:r>
+              <w:t xml:space="preserve">짧은 개인 판단으로 마무리</w:t>
+            </w:r>
+          </w:p>
+        </w:tc>
+      </w:tr>
+    </w:tbl>
+    <w:p>
+      <w:pPr>
+        <w:pStyle w:val="BodyText"/>
+      </w:pPr>
+      <w:r>
+        <w:rPr>
+          <w:bCs/>
+          <w:b/>
+        </w:rPr>
+        <w:t xml:space="preserve">활용 패턴:</w:t>
+      </w:r>
+      <w:r>
+        <w:t xml:space="preserve"> </w:t>
+      </w:r>
+      <w:r>
+        <w:t xml:space="preserve">Here’s the thing → 모방하려면 치러야 할 비용(숫자) →</w:t>
+      </w:r>
+      <w:r>
+        <w:t xml:space="preserve"> </w:t>
+      </w:r>
+      <w:r>
+        <w:t xml:space="preserve">“</w:t>
+      </w:r>
+      <w:r>
+        <w:t xml:space="preserve">The question isn’t A. It’s B.</w:t>
+      </w:r>
+      <w:r>
+        <w:t xml:space="preserve">”</w:t>
+      </w:r>
+      <w:r>
+        <w:t xml:space="preserve"> </w:t>
+      </w:r>
+      <w:r>
+        <w:t xml:space="preserve">→ 내 판단</w:t>
+      </w:r>
+      <w:r>
+        <w:t xml:space="preserve"> </w:t>
+      </w:r>
+      <w:r>
+        <w:rPr>
+          <w:bCs/>
+          <w:b/>
+        </w:rPr>
+        <w:t xml:space="preserve">연결 표현:</w:t>
+      </w:r>
+      <w:r>
+        <w:t xml:space="preserve"> </w:t>
+      </w:r>
+      <w:r>
+        <w:t xml:space="preserve">would have to(~해야만 할 것이다) · So the question isn’t…(그러니 문제는 ~가 아니다) · just to(단지 ~하려고)</w:t>
+      </w:r>
+      <w:r>
+        <w:t xml:space="preserve"> </w:t>
+      </w:r>
+      <w:r>
+        <w:rPr>
+          <w:bCs/>
+          <w:b/>
+        </w:rPr>
+        <w:t xml:space="preserve">연습:</w:t>
+      </w:r>
+      <w:r>
+        <w:t xml:space="preserve"> </w:t>
+      </w:r>
+      <w:r>
+        <w:t xml:space="preserve">“</w:t>
+      </w:r>
+      <w:r>
+        <w:t xml:space="preserve">경쟁사가 우리 서비스를 금방 베끼지 않을까요?</w:t>
+      </w:r>
+      <w:r>
+        <w:t xml:space="preserve">”</w:t>
+      </w:r>
+      <w:r>
+        <w:t xml:space="preserve">라는 투자자 질문에 같은 구조로 40~50단어로 답해 보기.</w:t>
+      </w:r>
+    </w:p>
     <w:bookmarkEnd w:id="30"/>
     <w:bookmarkEnd w:id="31"/>
+    <w:bookmarkEnd w:id="32"/>
     <w:sectPr/>
   </w:body>
 </w:document>

--- a/대본/7부/01화_Series_C.docx
+++ b/대본/7부/01화_Series_C.docx
@@ -2,7 +2,7 @@
 <file path=word/document.xml><?xml version="1.0" encoding="utf-8"?>
 <w:document xmlns:w="http://schemas.openxmlformats.org/wordprocessingml/2006/main" xmlns:m="http://schemas.openxmlformats.org/officeDocument/2006/math" xmlns:r="http://schemas.openxmlformats.org/officeDocument/2006/relationships" xmlns:o="urn:schemas-microsoft-com:office:office" xmlns:v="urn:schemas-microsoft-com:vml" xmlns:w10="urn:schemas-microsoft-com:office:word" xmlns:a="http://schemas.openxmlformats.org/drawingml/2006/main" xmlns:pic="http://schemas.openxmlformats.org/drawingml/2006/picture" xmlns:wp="http://schemas.openxmlformats.org/drawingml/2006/wordprocessingDrawing">
   <w:body>
-    <w:bookmarkStart w:id="32" w:name="ship-it-7부-1화"/>
+    <w:bookmarkStart w:id="38" w:name="ship-it-7부-1화"/>
     <w:p>
       <w:pPr>
         <w:pStyle w:val="Heading1"/>
@@ -351,257 +351,122 @@
     </w:p>
     <w:p>
       <w:pPr>
-        <w:numPr>
-          <w:ilvl w:val="0"/>
-          <w:numId w:val="1001"/>
-        </w:numPr>
+        <w:pStyle w:val="FirstParagraph"/>
       </w:pPr>
       <w:r>
         <w:t xml:space="preserve">VICTOR: Noah. Welcome to Bluewater. I’ve read your deck twice. Rebecca has read it four times. She has questions.</w:t>
       </w:r>
-      <w:r>
-        <w:t xml:space="preserve"> </w:t>
-      </w:r>
-      <w:r>
-        <w:t xml:space="preserve">빅터: 노아. 블루워터에 오신 걸 환영합니다. 자료를 두 번 읽었어요. 리베카는 네 번 읽었고요. 질문이 있대요.</w:t>
-      </w:r>
-    </w:p>
-    <w:p>
-      <w:pPr>
-        <w:numPr>
-          <w:ilvl w:val="0"/>
-          <w:numId w:val="1001"/>
-        </w:numPr>
+    </w:p>
+    <w:p>
+      <w:pPr>
+        <w:pStyle w:val="BodyText"/>
       </w:pPr>
       <w:r>
         <w:t xml:space="preserve">REBECCA: Twenty-three, to be precise. I’ve prioritised them. Don’t worry.</w:t>
       </w:r>
-      <w:r>
-        <w:t xml:space="preserve"> </w:t>
-      </w:r>
-      <w:r>
-        <w:t xml:space="preserve">리베카: 정확히는 스물세 개예요. 우선순위를 매겨 뒀어요. 걱정 마세요.</w:t>
-      </w:r>
-    </w:p>
-    <w:p>
-      <w:pPr>
-        <w:numPr>
-          <w:ilvl w:val="0"/>
-          <w:numId w:val="1001"/>
-        </w:numPr>
+    </w:p>
+    <w:p>
+      <w:pPr>
+        <w:pStyle w:val="BodyText"/>
       </w:pPr>
       <w:r>
         <w:t xml:space="preserve">NOAH: Thanks for having us. Paul Novak, our CFO. Dr. Priya Raman, CTO. Dr. Elena Ruiz, Chief Medical Officer.</w:t>
       </w:r>
-      <w:r>
-        <w:t xml:space="preserve"> </w:t>
-      </w:r>
-      <w:r>
-        <w:t xml:space="preserve">노아: 초대해 주셔서 감사합니다. CFO 폴 노박. CTO 프리야 라만 박사. 최고 의학 책임자 엘레나 루이즈 박사.</w:t>
-      </w:r>
-    </w:p>
-    <w:p>
-      <w:pPr>
-        <w:numPr>
-          <w:ilvl w:val="0"/>
-          <w:numId w:val="1001"/>
-        </w:numPr>
+    </w:p>
+    <w:p>
+      <w:pPr>
+        <w:pStyle w:val="BodyText"/>
       </w:pPr>
       <w:r>
         <w:t xml:space="preserve">PAUL: And Richard Hale is joining by video. Our lead board member since the seed round.</w:t>
       </w:r>
-      <w:r>
-        <w:t xml:space="preserve"> </w:t>
-      </w:r>
-      <w:r>
-        <w:t xml:space="preserve">폴: 그리고 리처드 헤일이 화상으로 참석합니다. 시드 라운드부터 함께한 리드 이사예요.</w:t>
-      </w:r>
-    </w:p>
-    <w:p>
-      <w:pPr>
-        <w:numPr>
-          <w:ilvl w:val="0"/>
-          <w:numId w:val="1001"/>
-        </w:numPr>
+    </w:p>
+    <w:p>
+      <w:pPr>
+        <w:pStyle w:val="BodyText"/>
       </w:pPr>
       <w:r>
         <w:t xml:space="preserve">RICHARD: Morning, Victor. Go easy on them. Or don’t. They’re better when they’re pushed.</w:t>
       </w:r>
-      <w:r>
-        <w:t xml:space="preserve"> </w:t>
-      </w:r>
-      <w:r>
-        <w:t xml:space="preserve">리처드: 좋은 아침이에요, 빅터. 살살 해 줘요. 아니면 말고요. 압박받을 때 더 잘하는 사람들이니까.</w:t>
-      </w:r>
-    </w:p>
-    <w:p>
-      <w:pPr>
-        <w:numPr>
-          <w:ilvl w:val="0"/>
-          <w:numId w:val="1001"/>
-        </w:numPr>
+    </w:p>
+    <w:p>
+      <w:pPr>
+        <w:pStyle w:val="BodyText"/>
       </w:pPr>
       <w:r>
         <w:t xml:space="preserve">VICTOR: We don’t go easy. We go thorough. It’s a crossover fund, which means we invest privately now and then keep holding through the IPO and beyond. So if there’s a weakness in your story, I’d much rather find it in this room than read about it later in an analyst report.</w:t>
       </w:r>
-      <w:r>
-        <w:t xml:space="preserve"> </w:t>
-      </w:r>
-      <w:r>
-        <w:t xml:space="preserve">빅터: 살살은 안 해요. 철저하게 하죠. 크로스오버 펀드라서, 지금 비상장 단계에서 투자하고 상장 이후까지 계속 보유한다는 뜻이에요. 그러니 당신들 스토리에 약점이 있다면, 나중에 애널리스트 보고서에서 읽느니 이 방에서 찾아내는 편이 훨씬 낫죠.</w:t>
-      </w:r>
-    </w:p>
-    <w:p>
-      <w:pPr>
-        <w:numPr>
-          <w:ilvl w:val="0"/>
-          <w:numId w:val="1001"/>
-        </w:numPr>
+    </w:p>
+    <w:p>
+      <w:pPr>
+        <w:pStyle w:val="BodyText"/>
       </w:pPr>
       <w:r>
         <w:t xml:space="preserve">PRIYA: So you’re asking the questions public investors will ask. Eighteen months early.</w:t>
       </w:r>
-      <w:r>
-        <w:t xml:space="preserve"> </w:t>
-      </w:r>
-      <w:r>
-        <w:t xml:space="preserve">프리야: 그러니까 상장 투자자들이 할 질문을 하시는 거네요. 18개월 먼저.</w:t>
-      </w:r>
-    </w:p>
-    <w:p>
-      <w:pPr>
-        <w:numPr>
-          <w:ilvl w:val="0"/>
-          <w:numId w:val="1001"/>
-        </w:numPr>
+    </w:p>
+    <w:p>
+      <w:pPr>
+        <w:pStyle w:val="BodyText"/>
       </w:pPr>
       <w:r>
         <w:t xml:space="preserve">VICTOR: Exactly. If you can’t answer us, you can’t answer them.</w:t>
       </w:r>
-      <w:r>
-        <w:t xml:space="preserve"> </w:t>
-      </w:r>
-      <w:r>
-        <w:t xml:space="preserve">빅터: 바로 그거예요. 우리한테 답 못 하면, 그들한테도 못 하죠.</w:t>
-      </w:r>
-    </w:p>
-    <w:p>
-      <w:pPr>
-        <w:numPr>
-          <w:ilvl w:val="0"/>
-          <w:numId w:val="1001"/>
-        </w:numPr>
+    </w:p>
+    <w:p>
+      <w:pPr>
+        <w:pStyle w:val="BodyText"/>
       </w:pPr>
       <w:r>
         <w:t xml:space="preserve">NOAH: Then let’s start. We’re raising one hundred fifty million. At an eight hundred fifty million pre-money valuation.</w:t>
       </w:r>
-      <w:r>
-        <w:t xml:space="preserve"> </w:t>
-      </w:r>
-      <w:r>
-        <w:t xml:space="preserve">노아: 그럼 시작하죠. 1억 5천만 달러를 조달합니다. 프리머니 가치 8억 5천만 달러로.</w:t>
-      </w:r>
-    </w:p>
-    <w:p>
-      <w:pPr>
-        <w:numPr>
-          <w:ilvl w:val="0"/>
-          <w:numId w:val="1001"/>
-        </w:numPr>
+    </w:p>
+    <w:p>
+      <w:pPr>
+        <w:pStyle w:val="BodyText"/>
       </w:pPr>
       <w:r>
         <w:t xml:space="preserve">REBECCA: That’s roughly sixteen times trailing revenue. Ambitious.</w:t>
       </w:r>
-      <w:r>
-        <w:t xml:space="preserve"> </w:t>
-      </w:r>
-      <w:r>
-        <w:t xml:space="preserve">리베카: 직전 매출의 대략 16배네요. 야심 차군요.</w:t>
-      </w:r>
-    </w:p>
-    <w:p>
-      <w:pPr>
-        <w:numPr>
-          <w:ilvl w:val="0"/>
-          <w:numId w:val="1001"/>
-        </w:numPr>
+    </w:p>
+    <w:p>
+      <w:pPr>
+        <w:pStyle w:val="BodyText"/>
       </w:pPr>
       <w:r>
         <w:t xml:space="preserve">PAUL: Sixteen times trailing, yes, but about ten times forward, and forward is the multiple that matters for a company growing this fast. We grew fifty-eight percent last year, and our gross margin is eighty-six percent, so this isn’t growth we’re buying at any cost.</w:t>
       </w:r>
-      <w:r>
-        <w:t xml:space="preserve"> </w:t>
-      </w:r>
-      <w:r>
-        <w:t xml:space="preserve">폴: 직전 기준으로는 16배가 맞아요. 하지만 예상 기준으로는 약 10배고, 이렇게 빠르게 성장하는 회사에서 중요한 건 예상 기준 배수예요. 작년에 58% 성장했고 매출총이익률이 86%니까, 어떤 대가를 치르고서라도 사들인 성장이 아닙니다.</w:t>
-      </w:r>
-    </w:p>
-    <w:p>
-      <w:pPr>
-        <w:numPr>
-          <w:ilvl w:val="0"/>
-          <w:numId w:val="1001"/>
-        </w:numPr>
+    </w:p>
+    <w:p>
+      <w:pPr>
+        <w:pStyle w:val="BodyText"/>
       </w:pPr>
       <w:r>
         <w:t xml:space="preserve">VICTOR: Growth gets you the meeting. It doesn’t get you the price. Walk us through it.</w:t>
       </w:r>
-      <w:r>
-        <w:t xml:space="preserve"> </w:t>
-      </w:r>
-      <w:r>
-        <w:t xml:space="preserve">빅터: 성장은 미팅을 잡아 줘요. 가격을 잡아 주진 않죠. 차근차근 설명해 주세요.</w:t>
-      </w:r>
-    </w:p>
-    <w:p>
-      <w:pPr>
-        <w:numPr>
-          <w:ilvl w:val="0"/>
-          <w:numId w:val="1001"/>
-        </w:numPr>
+    </w:p>
+    <w:p>
+      <w:pPr>
+        <w:pStyle w:val="BodyText"/>
       </w:pPr>
       <w:r>
         <w:t xml:space="preserve">NOAH: Here’s the thing. Three questions matter. Where the money goes. When we make money. And why nobody can copy us.</w:t>
       </w:r>
-      <w:r>
-        <w:t xml:space="preserve"> </w:t>
-      </w:r>
-      <w:r>
-        <w:t xml:space="preserve">노아: 요점은 이거예요. 중요한 질문은 셋. 돈이 어디로 가는가. 언제 돈을 버는가. 그리고 왜 아무도 우릴 따라 할 수 없는가.</w:t>
-      </w:r>
-    </w:p>
-    <w:p>
-      <w:pPr>
-        <w:numPr>
-          <w:ilvl w:val="0"/>
-          <w:numId w:val="1001"/>
-        </w:numPr>
+    </w:p>
+    <w:p>
+      <w:pPr>
+        <w:pStyle w:val="BodyText"/>
       </w:pPr>
       <w:r>
         <w:t xml:space="preserve">REBECCA: Use of proceeds. Path to profitability. Defensible moat. My first three questions.</w:t>
       </w:r>
-      <w:r>
-        <w:t xml:space="preserve"> </w:t>
-      </w:r>
-      <w:r>
-        <w:t xml:space="preserve">리베카: 자금 사용 계획. 수익성 경로. 방어 가능한 해자. 제 첫 세 질문이네요.</w:t>
-      </w:r>
-    </w:p>
-    <w:p>
-      <w:pPr>
-        <w:numPr>
-          <w:ilvl w:val="0"/>
-          <w:numId w:val="1001"/>
-        </w:numPr>
+    </w:p>
+    <w:p>
+      <w:pPr>
+        <w:pStyle w:val="BodyText"/>
       </w:pPr>
       <w:r>
         <w:t xml:space="preserve">NOAH: Then we’ve saved you some time.</w:t>
-      </w:r>
-      <w:r>
-        <w:t xml:space="preserve"> </w:t>
-      </w:r>
-      <w:r>
-        <w:t xml:space="preserve">노아: 그럼 시간을 좀 아껴 드렸네요.</w:t>
       </w:r>
     </w:p>
     <w:bookmarkEnd w:id="21"/>
@@ -616,469 +481,223 @@
     </w:p>
     <w:p>
       <w:pPr>
-        <w:numPr>
-          <w:ilvl w:val="0"/>
-          <w:numId w:val="1002"/>
-        </w:numPr>
+        <w:pStyle w:val="FirstParagraph"/>
       </w:pPr>
       <w:r>
         <w:t xml:space="preserve">PAUL: Use of proceeds. Asia, sixty million. Manufacturing, thirty-five. New products, thirty. IPO readiness and working capital, twenty-five.</w:t>
       </w:r>
-      <w:r>
-        <w:t xml:space="preserve"> </w:t>
-      </w:r>
-      <w:r>
-        <w:t xml:space="preserve">폴: 자금 사용 계획. 아시아 6천만. 생산 3,500만. 신제품 3천만. IPO 준비와 운전자본 2,500만.</w:t>
-      </w:r>
-    </w:p>
-    <w:p>
-      <w:pPr>
-        <w:numPr>
-          <w:ilvl w:val="0"/>
-          <w:numId w:val="1002"/>
-        </w:numPr>
+    </w:p>
+    <w:p>
+      <w:pPr>
+        <w:pStyle w:val="BodyText"/>
       </w:pPr>
       <w:r>
         <w:t xml:space="preserve">REBECCA: Sixty million for Asia. Before you’ve sold a single syringe there. Why so much? Why now?</w:t>
       </w:r>
-      <w:r>
-        <w:t xml:space="preserve"> </w:t>
-      </w:r>
-      <w:r>
-        <w:t xml:space="preserve">리베카: 아시아에 6천만. 거기서 주사기 하나 팔기 전에. 왜 그렇게 많이요? 왜 지금이죠?</w:t>
-      </w:r>
-    </w:p>
-    <w:p>
-      <w:pPr>
-        <w:numPr>
-          <w:ilvl w:val="0"/>
-          <w:numId w:val="1002"/>
-        </w:numPr>
+    </w:p>
+    <w:p>
+      <w:pPr>
+        <w:pStyle w:val="BodyText"/>
       </w:pPr>
       <w:r>
         <w:t xml:space="preserve">NOAH: Because Asia is the largest filler market in the world, and it’s moving fast. Clinics there are choosing their long-term suppliers right now, and once those relationships are set, they’re very hard to break. Late entrants pay double, in marketing and in time, so waiting would actually cost us more.</w:t>
       </w:r>
-      <w:r>
-        <w:t xml:space="preserve"> </w:t>
-      </w:r>
-      <w:r>
-        <w:t xml:space="preserve">노아: 아시아가 세계 최대 필러 시장이고, 빠르게 움직이고 있으니까요. 그곳 클리닉들은 지금 장기 공급사를 고르고 있고, 한번 관계가 굳어지면 깨기가 아주 어려워요. 늦게 들어가는 회사는 마케팅에서도 시간에서도 두 배를 내니까, 기다리는 게 사실 더 비싸게 먹혀요.</w:t>
-      </w:r>
-    </w:p>
-    <w:p>
-      <w:pPr>
-        <w:numPr>
-          <w:ilvl w:val="0"/>
-          <w:numId w:val="1002"/>
-        </w:numPr>
+    </w:p>
+    <w:p>
+      <w:pPr>
+        <w:pStyle w:val="BodyText"/>
       </w:pPr>
       <w:r>
         <w:t xml:space="preserve">REBECCA: Korea is also the most competitive. Dozens of domestic fillers. At half your price. Some lower.</w:t>
       </w:r>
-      <w:r>
-        <w:t xml:space="preserve"> </w:t>
-      </w:r>
-      <w:r>
-        <w:t xml:space="preserve">리베카: 한국은 가장 경쟁이 치열하기도 하죠. 국산 필러 수십 종. 당신들 가격의 절반에. 더 낮은 것도 있고요.</w:t>
-      </w:r>
-    </w:p>
-    <w:p>
-      <w:pPr>
-        <w:numPr>
-          <w:ilvl w:val="0"/>
-          <w:numId w:val="1002"/>
-        </w:numPr>
+    </w:p>
+    <w:p>
+      <w:pPr>
+        <w:pStyle w:val="BodyText"/>
       </w:pPr>
       <w:r>
         <w:t xml:space="preserve">NOAH: Correct. We won’t win on price. We’ll win where price isn’t the deciding factor.</w:t>
       </w:r>
-      <w:r>
-        <w:t xml:space="preserve"> </w:t>
-      </w:r>
-      <w:r>
-        <w:t xml:space="preserve">노아: 맞습니다. 가격으로 이기진 않을 겁니다. 가격이 결정 요인이 아닌 곳에서 이길 거예요.</w:t>
-      </w:r>
-    </w:p>
-    <w:p>
-      <w:pPr>
-        <w:numPr>
-          <w:ilvl w:val="0"/>
-          <w:numId w:val="1002"/>
-        </w:numPr>
+    </w:p>
+    <w:p>
+      <w:pPr>
+        <w:pStyle w:val="BodyText"/>
       </w:pPr>
       <w:r>
         <w:t xml:space="preserve">REBECCA: Which is where, exactly?</w:t>
       </w:r>
-      <w:r>
-        <w:t xml:space="preserve"> </w:t>
-      </w:r>
-      <w:r>
-        <w:t xml:space="preserve">리베카: 그게 정확히 어디죠?</w:t>
-      </w:r>
-    </w:p>
-    <w:p>
-      <w:pPr>
-        <w:numPr>
-          <w:ilvl w:val="0"/>
-          <w:numId w:val="1002"/>
-        </w:numPr>
+    </w:p>
+    <w:p>
+      <w:pPr>
+        <w:pStyle w:val="BodyText"/>
       </w:pPr>
       <w:r>
         <w:t xml:space="preserve">ELENA: Safety-led clinics. Doctors who’ve treated complications from cheap fillers. They exist in every market. Including Korea.</w:t>
       </w:r>
-      <w:r>
-        <w:t xml:space="preserve"> </w:t>
-      </w:r>
-      <w:r>
-        <w:t xml:space="preserve">엘레나: 안전을 앞세우는 클리닉. 싼 필러의 합병증을 치료해 본 의사들. 모든 시장에 있어요. 한국 포함.</w:t>
-      </w:r>
-    </w:p>
-    <w:p>
-      <w:pPr>
-        <w:numPr>
-          <w:ilvl w:val="0"/>
-          <w:numId w:val="1002"/>
-        </w:numPr>
+    </w:p>
+    <w:p>
+      <w:pPr>
+        <w:pStyle w:val="BodyText"/>
       </w:pPr>
       <w:r>
         <w:t xml:space="preserve">REBECCA: How big is that segment? In numbers. Not in conviction.</w:t>
       </w:r>
-      <w:r>
-        <w:t xml:space="preserve"> </w:t>
-      </w:r>
-      <w:r>
-        <w:t xml:space="preserve">리베카: 그 세그먼트가 얼마나 커요? 숫자로요. 확신 말고.</w:t>
-      </w:r>
-    </w:p>
-    <w:p>
-      <w:pPr>
-        <w:numPr>
-          <w:ilvl w:val="0"/>
-          <w:numId w:val="1002"/>
-        </w:numPr>
+    </w:p>
+    <w:p>
+      <w:pPr>
+        <w:pStyle w:val="BodyText"/>
       </w:pPr>
       <w:r>
         <w:t xml:space="preserve">PAUL: In Korea, the premium segment is roughly eighteen percent of volume. And thirty-five percent of value.</w:t>
       </w:r>
-      <w:r>
-        <w:t xml:space="preserve"> </w:t>
-      </w:r>
-      <w:r>
-        <w:t xml:space="preserve">폴: 한국에서 프리미엄 세그먼트는 물량의 약 18%. 금액의 35%예요.</w:t>
-      </w:r>
-    </w:p>
-    <w:p>
-      <w:pPr>
-        <w:numPr>
-          <w:ilvl w:val="0"/>
-          <w:numId w:val="1002"/>
-        </w:numPr>
+    </w:p>
+    <w:p>
+      <w:pPr>
+        <w:pStyle w:val="BodyText"/>
       </w:pPr>
       <w:r>
         <w:t xml:space="preserve">VICTOR: And your source?</w:t>
       </w:r>
-      <w:r>
-        <w:t xml:space="preserve"> </w:t>
-      </w:r>
-      <w:r>
-        <w:t xml:space="preserve">빅터: 출처는요?</w:t>
-      </w:r>
-    </w:p>
-    <w:p>
-      <w:pPr>
-        <w:numPr>
-          <w:ilvl w:val="0"/>
-          <w:numId w:val="1002"/>
-        </w:numPr>
+    </w:p>
+    <w:p>
+      <w:pPr>
+        <w:pStyle w:val="BodyText"/>
       </w:pPr>
       <w:r>
         <w:t xml:space="preserve">PAUL: A third-party market study. And interviews with forty Seoul clinics. Grace Kim ran them. Appendix C.</w:t>
       </w:r>
-      <w:r>
-        <w:t xml:space="preserve"> </w:t>
-      </w:r>
-      <w:r>
-        <w:t xml:space="preserve">폴: 외부 시장 조사. 그리고 서울 클리닉 40곳 인터뷰. 그레이스 김이 진행했어요. 부록 C.</w:t>
-      </w:r>
-    </w:p>
-    <w:p>
-      <w:pPr>
-        <w:numPr>
-          <w:ilvl w:val="0"/>
-          <w:numId w:val="1002"/>
-        </w:numPr>
+    </w:p>
+    <w:p>
+      <w:pPr>
+        <w:pStyle w:val="BodyText"/>
       </w:pPr>
       <w:r>
         <w:t xml:space="preserve">REBECCA: I read Appendix C. It was the best part of the deck. Who’s Grace?</w:t>
       </w:r>
-      <w:r>
-        <w:t xml:space="preserve"> </w:t>
-      </w:r>
-      <w:r>
-        <w:t xml:space="preserve">리베카: 부록 C 읽었어요. 자료에서 제일 좋은 부분이었어요. 그레이스가 누구예요?</w:t>
-      </w:r>
-    </w:p>
-    <w:p>
-      <w:pPr>
-        <w:numPr>
-          <w:ilvl w:val="0"/>
-          <w:numId w:val="1002"/>
-        </w:numPr>
+    </w:p>
+    <w:p>
+      <w:pPr>
+        <w:pStyle w:val="BodyText"/>
       </w:pPr>
       <w:r>
         <w:t xml:space="preserve">NOAH: Our Head of Analytics. Korean-American. She’ll lead our Korean launch team.</w:t>
       </w:r>
-      <w:r>
-        <w:t xml:space="preserve"> </w:t>
-      </w:r>
-      <w:r>
-        <w:t xml:space="preserve">노아: 우리 분석 책임자예요. 한국계 미국인. 한국 출시팀을 이끌 거예요.</w:t>
-      </w:r>
-    </w:p>
-    <w:p>
-      <w:pPr>
-        <w:numPr>
-          <w:ilvl w:val="0"/>
-          <w:numId w:val="1002"/>
-        </w:numPr>
+    </w:p>
+    <w:p>
+      <w:pPr>
+        <w:pStyle w:val="BodyText"/>
       </w:pPr>
       <w:r>
         <w:t xml:space="preserve">VICTOR: Path to profitability. You turned EBITDA-positive in the fourth quarter. Is that sustainable? Or seasonal?</w:t>
       </w:r>
-      <w:r>
-        <w:t xml:space="preserve"> </w:t>
-      </w:r>
-      <w:r>
-        <w:t xml:space="preserve">빅터: 수익성 경로. 4분기에 EBITDA 흑자로 돌아섰죠. 지속 가능한가요? 아니면 계절적인가요?</w:t>
-      </w:r>
-    </w:p>
-    <w:p>
-      <w:pPr>
-        <w:numPr>
-          <w:ilvl w:val="0"/>
-          <w:numId w:val="1002"/>
-        </w:numPr>
+    </w:p>
+    <w:p>
+      <w:pPr>
+        <w:pStyle w:val="BodyText"/>
       </w:pPr>
       <w:r>
         <w:t xml:space="preserve">PAUL: Sustainable in the US and the UK. Asia will push us back into losses. For about six quarters.</w:t>
       </w:r>
-      <w:r>
-        <w:t xml:space="preserve"> </w:t>
-      </w:r>
-      <w:r>
-        <w:t xml:space="preserve">폴: 미국과 영국에선 지속 가능해요. 아시아가 우릴 다시 적자로 밀어 넣을 거예요. 약 6분기 동안.</w:t>
-      </w:r>
-    </w:p>
-    <w:p>
-      <w:pPr>
-        <w:numPr>
-          <w:ilvl w:val="0"/>
-          <w:numId w:val="1002"/>
-        </w:numPr>
+    </w:p>
+    <w:p>
+      <w:pPr>
+        <w:pStyle w:val="BodyText"/>
       </w:pPr>
       <w:r>
         <w:t xml:space="preserve">VICTOR: You’re telling me you’ll lose money on purpose.</w:t>
       </w:r>
-      <w:r>
-        <w:t xml:space="preserve"> </w:t>
-      </w:r>
-      <w:r>
-        <w:t xml:space="preserve">빅터: 일부러 돈을 잃겠다고 말하는 거군요.</w:t>
-      </w:r>
-    </w:p>
-    <w:p>
-      <w:pPr>
-        <w:numPr>
-          <w:ilvl w:val="0"/>
-          <w:numId w:val="1002"/>
-        </w:numPr>
+    </w:p>
+    <w:p>
+      <w:pPr>
+        <w:pStyle w:val="BodyText"/>
       </w:pPr>
       <w:r>
         <w:t xml:space="preserve">PAUL: I’m telling you exactly how much, and for how long, which is very different from losing money by accident. The US and the UK keep funding themselves, Asia absorbs losses for about six quarters while we build the market, and then we reach group-level profitability in year nine. That’s the number.</w:t>
       </w:r>
-      <w:r>
-        <w:t xml:space="preserve"> </w:t>
-      </w:r>
-      <w:r>
-        <w:t xml:space="preserve">폴: 정확히 얼마를, 얼마 동안인지 말씀드리는 거예요. 실수로 돈을 잃는 것과는 전혀 다르죠. 미국과 영국은 스스로 자금을 대고, 아시아는 시장을 만드는 약 6분기 동안 적자를 흡수하고, 그다음 9년 차에 그룹 전체 흑자에 도달합니다. 그게 숫자예요.</w:t>
-      </w:r>
-    </w:p>
-    <w:p>
-      <w:pPr>
-        <w:numPr>
-          <w:ilvl w:val="0"/>
-          <w:numId w:val="1002"/>
-        </w:numPr>
+    </w:p>
+    <w:p>
+      <w:pPr>
+        <w:pStyle w:val="BodyText"/>
       </w:pPr>
       <w:r>
         <w:t xml:space="preserve">REBECCA: Customer acquisition cost. What’s your payback period?</w:t>
       </w:r>
-      <w:r>
-        <w:t xml:space="preserve"> </w:t>
-      </w:r>
-      <w:r>
-        <w:t xml:space="preserve">리베카: 고객 획득 비용. 회수 기간은요?</w:t>
-      </w:r>
-    </w:p>
-    <w:p>
-      <w:pPr>
-        <w:numPr>
-          <w:ilvl w:val="0"/>
-          <w:numId w:val="1002"/>
-        </w:numPr>
+    </w:p>
+    <w:p>
+      <w:pPr>
+        <w:pStyle w:val="BodyText"/>
       </w:pPr>
       <w:r>
         <w:t xml:space="preserve">PAUL: Eleven months in the US. Fourteen in the UK, nine after the reframe. Korea will be longer. Maybe eighteen.</w:t>
       </w:r>
-      <w:r>
-        <w:t xml:space="preserve"> </w:t>
-      </w:r>
-      <w:r>
-        <w:t xml:space="preserve">폴: 미국 11개월. 영국 14개월, 리프레임 후엔 9개월. 한국은 더 길 거예요. 어쩌면 18개월.</w:t>
-      </w:r>
-    </w:p>
-    <w:p>
-      <w:pPr>
-        <w:numPr>
-          <w:ilvl w:val="0"/>
-          <w:numId w:val="1002"/>
-        </w:numPr>
+    </w:p>
+    <w:p>
+      <w:pPr>
+        <w:pStyle w:val="BodyText"/>
       </w:pPr>
       <w:r>
         <w:t xml:space="preserve">REBECCA: Your UK launch missed its first quarter by forty-five percent. Why should I trust your Korea forecast?</w:t>
       </w:r>
-      <w:r>
-        <w:t xml:space="preserve"> </w:t>
-      </w:r>
-      <w:r>
-        <w:t xml:space="preserve">리베카: 영국 출시 첫 분기에 45% 미달했어요. 왜 한국 예측을 믿어야 하죠?</w:t>
-      </w:r>
-    </w:p>
-    <w:p>
-      <w:pPr>
-        <w:numPr>
-          <w:ilvl w:val="0"/>
-          <w:numId w:val="1002"/>
-        </w:numPr>
+    </w:p>
+    <w:p>
+      <w:pPr>
+        <w:pStyle w:val="BodyText"/>
       </w:pPr>
       <w:r>
         <w:t xml:space="preserve">NOAH: Fair question. Honestly, you shouldn’t trust the forecast. You should trust how we respond when it’s wrong.</w:t>
       </w:r>
-      <w:r>
-        <w:t xml:space="preserve"> </w:t>
-      </w:r>
-      <w:r>
-        <w:t xml:space="preserve">노아: 정당한 질문이에요. 솔직히 예측을 믿으시면 안 돼요. 틀렸을 때 우리가 어떻게 대응하는지를 믿으셔야죠.</w:t>
-      </w:r>
-    </w:p>
-    <w:p>
-      <w:pPr>
-        <w:numPr>
-          <w:ilvl w:val="0"/>
-          <w:numId w:val="1002"/>
-        </w:numPr>
+    </w:p>
+    <w:p>
+      <w:pPr>
+        <w:pStyle w:val="BodyText"/>
       </w:pPr>
       <w:r>
         <w:t xml:space="preserve">REBECCA: Go on.</w:t>
       </w:r>
-      <w:r>
-        <w:t xml:space="preserve"> </w:t>
-      </w:r>
-      <w:r>
-        <w:t xml:space="preserve">리베카: 계속하세요.</w:t>
-      </w:r>
-    </w:p>
-    <w:p>
-      <w:pPr>
-        <w:numPr>
-          <w:ilvl w:val="0"/>
-          <w:numId w:val="1002"/>
-        </w:numPr>
+    </w:p>
+    <w:p>
+      <w:pPr>
+        <w:pStyle w:val="BodyText"/>
       </w:pPr>
       <w:r>
         <w:t xml:space="preserve">NOAH: We ran a blameless post-mortem in week twelve, because I didn’t want anyone hiding mistakes to protect themselves. We found the root cause, rebuilt the message, and sales quadrupled in eight weeks. The forecast was wrong, but the response was fast, and that’s the part you can actually rely on.</w:t>
       </w:r>
-      <w:r>
-        <w:t xml:space="preserve"> </w:t>
-      </w:r>
-      <w:r>
-        <w:t xml:space="preserve">노아: 12주 차에 비난 없는 포스트모템을 했어요. 누구도 자기를 지키려고 실수를 숨기길 원하지 않았거든요. 근본 원인을 찾고 메시지를 다시 짰더니, 8주 만에 판매가 네 배가 됐어요. 예측은 틀렸지만 대응은 빨랐고, 실제로 믿으셔도 되는 건 바로 그 부분이에요.</w:t>
-      </w:r>
-    </w:p>
-    <w:p>
-      <w:pPr>
-        <w:numPr>
-          <w:ilvl w:val="0"/>
-          <w:numId w:val="1002"/>
-        </w:numPr>
+    </w:p>
+    <w:p>
+      <w:pPr>
+        <w:pStyle w:val="BodyText"/>
       </w:pPr>
       <w:r>
         <w:t xml:space="preserve">REBECCA: And the root cause?</w:t>
       </w:r>
-      <w:r>
-        <w:t xml:space="preserve"> </w:t>
-      </w:r>
-      <w:r>
-        <w:t xml:space="preserve">리베카: 그래서 근본 원인은요?</w:t>
-      </w:r>
-    </w:p>
-    <w:p>
-      <w:pPr>
-        <w:numPr>
-          <w:ilvl w:val="0"/>
-          <w:numId w:val="1002"/>
-        </w:numPr>
+    </w:p>
+    <w:p>
+      <w:pPr>
+        <w:pStyle w:val="BodyText"/>
       </w:pPr>
       <w:r>
         <w:t xml:space="preserve">NOAH: Me. I imported the US playbook because I was in a hurry. I won’t make that mistake in Korea.</w:t>
       </w:r>
-      <w:r>
-        <w:t xml:space="preserve"> </w:t>
-      </w:r>
-      <w:r>
-        <w:t xml:space="preserve">노아: 저요. 서두르느라 미국식 플레이북을 이식했어요. 한국에선 그 실수를 안 할 겁니다.</w:t>
-      </w:r>
-    </w:p>
-    <w:p>
-      <w:pPr>
-        <w:numPr>
-          <w:ilvl w:val="0"/>
-          <w:numId w:val="1002"/>
-        </w:numPr>
+    </w:p>
+    <w:p>
+      <w:pPr>
+        <w:pStyle w:val="BodyText"/>
       </w:pPr>
       <w:r>
         <w:t xml:space="preserve">VICTOR: A CEO who names himself as the root cause. That’s rarer than EBITDA.</w:t>
       </w:r>
-      <w:r>
-        <w:t xml:space="preserve"> </w:t>
-      </w:r>
-      <w:r>
-        <w:t xml:space="preserve">빅터: 자기를 근본 원인으로 지목하는 CEO라. EBITDA보다 드물군요.</w:t>
-      </w:r>
-    </w:p>
-    <w:p>
-      <w:pPr>
-        <w:numPr>
-          <w:ilvl w:val="0"/>
-          <w:numId w:val="1002"/>
-        </w:numPr>
+    </w:p>
+    <w:p>
+      <w:pPr>
+        <w:pStyle w:val="BodyText"/>
       </w:pPr>
       <w:r>
         <w:t xml:space="preserve">RICHARD: I’ve been telling you, Victor. He’s annoyingly honest.</w:t>
       </w:r>
-      <w:r>
-        <w:t xml:space="preserve"> </w:t>
-      </w:r>
-      <w:r>
-        <w:t xml:space="preserve">리처드: 내가 말했잖아요, 빅터. 짜증 날 만큼 정직하다고.</w:t>
-      </w:r>
-    </w:p>
-    <w:p>
-      <w:pPr>
-        <w:numPr>
-          <w:ilvl w:val="0"/>
-          <w:numId w:val="1002"/>
-        </w:numPr>
+    </w:p>
+    <w:p>
+      <w:pPr>
+        <w:pStyle w:val="BodyText"/>
       </w:pPr>
       <w:r>
         <w:t xml:space="preserve">REBECCA: Thirty million for</w:t>
@@ -1101,145 +720,61 @@
       <w:r>
         <w:t xml:space="preserve">That’s vague. What exactly?</w:t>
       </w:r>
-      <w:r>
-        <w:t xml:space="preserve"> </w:t>
-      </w:r>
-      <w:r>
-        <w:t xml:space="preserve">리베카:</w:t>
-      </w:r>
-      <w:r>
-        <w:t xml:space="preserve"> </w:t>
-      </w:r>
-      <w:r>
-        <w:t xml:space="preserve">“</w:t>
-      </w:r>
-      <w:r>
-        <w:t xml:space="preserve">신제품</w:t>
-      </w:r>
-      <w:r>
-        <w:t xml:space="preserve">”</w:t>
-      </w:r>
-      <w:r>
-        <w:t xml:space="preserve">에 3천만. 모호하네요. 정확히 뭐죠?</w:t>
-      </w:r>
-    </w:p>
-    <w:p>
-      <w:pPr>
-        <w:numPr>
-          <w:ilvl w:val="0"/>
-          <w:numId w:val="1002"/>
-        </w:numPr>
+    </w:p>
+    <w:p>
+      <w:pPr>
+        <w:pStyle w:val="BodyText"/>
       </w:pPr>
       <w:r>
         <w:t xml:space="preserve">PRIYA: Two programmes. The first is a skin booster using FlexLink chemistry, so we’re building on technology we already own and understand. The second is early work on a neurotoxin, through a partner, because we don’t have that expertise in-house, and pretending otherwise would simply waste your money.</w:t>
       </w:r>
-      <w:r>
-        <w:t xml:space="preserve"> </w:t>
-      </w:r>
-      <w:r>
-        <w:t xml:space="preserve">프리야: 프로그램 두 개예요. 첫째는 FlexLink 화학을 쓴 스킨부스터라서, 이미 보유하고 잘 아는 기술 위에 짓는 거예요. 둘째는 파트너를 통한 뉴로톡신 초기 작업인데, 그 전문성이 사내에 없기 때문이에요. 있는 척하면 그냥 투자금을 낭비하는 거고요.</w:t>
-      </w:r>
-    </w:p>
-    <w:p>
-      <w:pPr>
-        <w:numPr>
-          <w:ilvl w:val="0"/>
-          <w:numId w:val="1002"/>
-        </w:numPr>
+    </w:p>
+    <w:p>
+      <w:pPr>
+        <w:pStyle w:val="BodyText"/>
       </w:pPr>
       <w:r>
         <w:t xml:space="preserve">REBECCA: Which partner?</w:t>
       </w:r>
-      <w:r>
-        <w:t xml:space="preserve"> </w:t>
-      </w:r>
-      <w:r>
-        <w:t xml:space="preserve">리베카: 어느 파트너요?</w:t>
-      </w:r>
-    </w:p>
-    <w:p>
-      <w:pPr>
-        <w:numPr>
-          <w:ilvl w:val="0"/>
-          <w:numId w:val="1002"/>
-        </w:numPr>
+    </w:p>
+    <w:p>
+      <w:pPr>
+        <w:pStyle w:val="BodyText"/>
       </w:pPr>
       <w:r>
         <w:t xml:space="preserve">PRIYA: We’re in early conversations. I can’t name them. Yet.</w:t>
       </w:r>
-      <w:r>
-        <w:t xml:space="preserve"> </w:t>
-      </w:r>
-      <w:r>
-        <w:t xml:space="preserve">프리야: 초기 대화 중이에요. 이름은 밝힐 수 없어요. 아직은.</w:t>
-      </w:r>
-    </w:p>
-    <w:p>
-      <w:pPr>
-        <w:numPr>
-          <w:ilvl w:val="0"/>
-          <w:numId w:val="1002"/>
-        </w:numPr>
+    </w:p>
+    <w:p>
+      <w:pPr>
+        <w:pStyle w:val="BodyText"/>
       </w:pPr>
       <w:r>
         <w:t xml:space="preserve">VICTOR: Korean?</w:t>
       </w:r>
-      <w:r>
-        <w:t xml:space="preserve"> </w:t>
-      </w:r>
-      <w:r>
-        <w:t xml:space="preserve">빅터: 한국인가요?</w:t>
-      </w:r>
-    </w:p>
-    <w:p>
-      <w:pPr>
-        <w:numPr>
-          <w:ilvl w:val="0"/>
-          <w:numId w:val="1002"/>
-        </w:numPr>
+    </w:p>
+    <w:p>
+      <w:pPr>
+        <w:pStyle w:val="BodyText"/>
       </w:pPr>
       <w:r>
         <w:t xml:space="preserve">NOAH: I’d prefer not to speculate in a room with lawyers’ ears. But you’ll be the first to know.</w:t>
       </w:r>
-      <w:r>
-        <w:t xml:space="preserve"> </w:t>
-      </w:r>
-      <w:r>
-        <w:t xml:space="preserve">노아: 변호사 귀가 있는 방에선 추측하지 않는 편이 좋겠어요. 하지만 가장 먼저 아시게 될 겁니다.</w:t>
-      </w:r>
-    </w:p>
-    <w:p>
-      <w:pPr>
-        <w:numPr>
-          <w:ilvl w:val="0"/>
-          <w:numId w:val="1002"/>
-        </w:numPr>
+    </w:p>
+    <w:p>
+      <w:pPr>
+        <w:pStyle w:val="BodyText"/>
       </w:pPr>
       <w:r>
         <w:t xml:space="preserve">RICHARD: Victor, he means yes. In founder.</w:t>
       </w:r>
-      <w:r>
-        <w:t xml:space="preserve"> </w:t>
-      </w:r>
-      <w:r>
-        <w:t xml:space="preserve">리처드: 빅터, 예스라는 뜻이에요. 창업자 언어로.</w:t>
-      </w:r>
-    </w:p>
-    <w:p>
-      <w:pPr>
-        <w:numPr>
-          <w:ilvl w:val="0"/>
-          <w:numId w:val="1002"/>
-        </w:numPr>
+    </w:p>
+    <w:p>
+      <w:pPr>
+        <w:pStyle w:val="BodyText"/>
       </w:pPr>
       <w:r>
         <w:t xml:space="preserve">NOAH: Richard. You’re not helping.</w:t>
-      </w:r>
-      <w:r>
-        <w:t xml:space="preserve"> </w:t>
-      </w:r>
-      <w:r>
-        <w:t xml:space="preserve">노아: 리처드. 도움이 안 돼요.</w:t>
       </w:r>
     </w:p>
     <w:bookmarkEnd w:id="22"/>
@@ -1254,248 +789,119 @@
     </w:p>
     <w:p>
       <w:pPr>
-        <w:numPr>
-          <w:ilvl w:val="0"/>
-          <w:numId w:val="1003"/>
-        </w:numPr>
+        <w:pStyle w:val="FirstParagraph"/>
       </w:pPr>
       <w:r>
         <w:t xml:space="preserve">VICTOR: Now the most important question. What’s your defensible moat? Why can’t Halvern copy you in two years?</w:t>
       </w:r>
-      <w:r>
-        <w:t xml:space="preserve"> </w:t>
-      </w:r>
-      <w:r>
-        <w:t xml:space="preserve">빅터: 이제 가장 중요한 질문. 방어 가능한 해자가 뭐죠? 왜 할번이 2년 안에 따라 하지 못하죠?</w:t>
-      </w:r>
-    </w:p>
-    <w:p>
-      <w:pPr>
-        <w:numPr>
-          <w:ilvl w:val="0"/>
-          <w:numId w:val="1003"/>
-        </w:numPr>
+    </w:p>
+    <w:p>
+      <w:pPr>
+        <w:pStyle w:val="BodyText"/>
       </w:pPr>
       <w:r>
         <w:t xml:space="preserve">PRIYA: Layer one. FlexLink. Patented until twenty forty-one. The dissolution profile can’t be matched without infringing.</w:t>
       </w:r>
-      <w:r>
-        <w:t xml:space="preserve"> </w:t>
-      </w:r>
-      <w:r>
-        <w:t xml:space="preserve">프리야: 1층. FlexLink. 2041년까지 특허. 침해하지 않고는 그 용해 프로필을 맞출 수 없어요.</w:t>
-      </w:r>
-    </w:p>
-    <w:p>
-      <w:pPr>
-        <w:numPr>
-          <w:ilvl w:val="0"/>
-          <w:numId w:val="1003"/>
-        </w:numPr>
+    </w:p>
+    <w:p>
+      <w:pPr>
+        <w:pStyle w:val="BodyText"/>
       </w:pPr>
       <w:r>
         <w:t xml:space="preserve">REBECCA: Patents get designed around. Every chemist in Halvern is trying right now.</w:t>
       </w:r>
-      <w:r>
-        <w:t xml:space="preserve"> </w:t>
-      </w:r>
-      <w:r>
-        <w:t xml:space="preserve">리베카: 특허는 회피 설계가 되죠. 할번의 모든 화학자가 지금 시도하고 있을 거예요.</w:t>
-      </w:r>
-    </w:p>
-    <w:p>
-      <w:pPr>
-        <w:numPr>
-          <w:ilvl w:val="0"/>
-          <w:numId w:val="1003"/>
-        </w:numPr>
+    </w:p>
+    <w:p>
+      <w:pPr>
+        <w:pStyle w:val="BodyText"/>
       </w:pPr>
       <w:r>
         <w:t xml:space="preserve">PRIYA: I know. I used to be one of them. That’s why layer one isn’t enough.</w:t>
       </w:r>
-      <w:r>
-        <w:t xml:space="preserve"> </w:t>
-      </w:r>
-      <w:r>
-        <w:t xml:space="preserve">프리야: 알아요. 저도 그중 하나였거든요. 그래서 1층만으론 부족해요.</w:t>
-      </w:r>
-    </w:p>
-    <w:p>
-      <w:pPr>
-        <w:numPr>
-          <w:ilvl w:val="0"/>
-          <w:numId w:val="1003"/>
-        </w:numPr>
+    </w:p>
+    <w:p>
+      <w:pPr>
+        <w:pStyle w:val="BodyText"/>
       </w:pPr>
       <w:r>
         <w:t xml:space="preserve">ELENA: Layer two. The safety system. Twelve thousand certified injectors. Serial scans. A registry of every vascular event.</w:t>
       </w:r>
-      <w:r>
-        <w:t xml:space="preserve"> </w:t>
-      </w:r>
-      <w:r>
-        <w:t xml:space="preserve">엘레나: 2층. 안전 시스템. 인증 시술자 1만 2천 명. 일련번호 스캔. 모든 혈관 사건 레지스트리.</w:t>
-      </w:r>
-    </w:p>
-    <w:p>
-      <w:pPr>
-        <w:numPr>
-          <w:ilvl w:val="0"/>
-          <w:numId w:val="1003"/>
-        </w:numPr>
+    </w:p>
+    <w:p>
+      <w:pPr>
+        <w:pStyle w:val="BodyText"/>
       </w:pPr>
       <w:r>
         <w:t xml:space="preserve">REBECCA: Why is that a moat? Halvern could build a training programme.</w:t>
       </w:r>
-      <w:r>
-        <w:t xml:space="preserve"> </w:t>
-      </w:r>
-      <w:r>
-        <w:t xml:space="preserve">리베카: 그게 왜 해자죠? 할번도 교육 프로그램을 만들 수 있잖아요.</w:t>
-      </w:r>
-    </w:p>
-    <w:p>
-      <w:pPr>
-        <w:numPr>
-          <w:ilvl w:val="0"/>
-          <w:numId w:val="1003"/>
-        </w:numPr>
+    </w:p>
+    <w:p>
+      <w:pPr>
+        <w:pStyle w:val="BodyText"/>
       </w:pPr>
       <w:r>
         <w:t xml:space="preserve">ELENA: They could, and they probably will. But our registry gets better with every injection, because every vascular event teaches us something about prevention and treatment. That’s six years of real-world data from twelve thousand certified injectors. A competitor can copy a training manual in a month, but you can’t buy six years.</w:t>
       </w:r>
-      <w:r>
-        <w:t xml:space="preserve"> </w:t>
-      </w:r>
-      <w:r>
-        <w:t xml:space="preserve">엘레나: 만들 수 있죠. 아마 만들 거예요. 하지만 우리 레지스트리는 주사할 때마다 좋아져요. 혈관 사건 하나하나가 예방과 치료에 대해 뭔가를 가르쳐 주니까요. 인증 시술자 1만 2천 명에게서 모은 6년 치 실사용 데이터예요. 경쟁사가 교육 매뉴얼은 한 달이면 베낄 수 있어도, 6년은 살 수 없어요.</w:t>
-      </w:r>
-    </w:p>
-    <w:p>
-      <w:pPr>
-        <w:numPr>
-          <w:ilvl w:val="0"/>
-          <w:numId w:val="1003"/>
-        </w:numPr>
+    </w:p>
+    <w:p>
+      <w:pPr>
+        <w:pStyle w:val="BodyText"/>
       </w:pPr>
       <w:r>
         <w:t xml:space="preserve">VICTOR: A network effect. In medical safety. Interesting.</w:t>
       </w:r>
-      <w:r>
-        <w:t xml:space="preserve"> </w:t>
-      </w:r>
-      <w:r>
-        <w:t xml:space="preserve">빅터: 네트워크 효과. 의료 안전에서. 흥미롭군요.</w:t>
-      </w:r>
-    </w:p>
-    <w:p>
-      <w:pPr>
-        <w:numPr>
-          <w:ilvl w:val="0"/>
-          <w:numId w:val="1003"/>
-        </w:numPr>
+    </w:p>
+    <w:p>
+      <w:pPr>
+        <w:pStyle w:val="BodyText"/>
       </w:pPr>
       <w:r>
         <w:t xml:space="preserve">NOAH: And layer three. The hardest to copy. We sell only to medical professionals. Every syringe. Traced.</w:t>
       </w:r>
-      <w:r>
-        <w:t xml:space="preserve"> </w:t>
-      </w:r>
-      <w:r>
-        <w:t xml:space="preserve">노아: 그리고 3층. 따라 하기 가장 어려운 것. 우린 의료 전문가에게만 팝니다. 모든 주사기. 추적.</w:t>
-      </w:r>
-    </w:p>
-    <w:p>
-      <w:pPr>
-        <w:numPr>
-          <w:ilvl w:val="0"/>
-          <w:numId w:val="1003"/>
-        </w:numPr>
+    </w:p>
+    <w:p>
+      <w:pPr>
+        <w:pStyle w:val="BodyText"/>
       </w:pPr>
       <w:r>
         <w:t xml:space="preserve">REBECCA: That’s a restriction. Not a moat.</w:t>
       </w:r>
-      <w:r>
-        <w:t xml:space="preserve"> </w:t>
-      </w:r>
-      <w:r>
-        <w:t xml:space="preserve">리베카: 그건 제약이지. 해자가 아니에요.</w:t>
-      </w:r>
-    </w:p>
-    <w:p>
-      <w:pPr>
-        <w:numPr>
-          <w:ilvl w:val="0"/>
-          <w:numId w:val="1003"/>
-        </w:numPr>
+    </w:p>
+    <w:p>
+      <w:pPr>
+        <w:pStyle w:val="BodyText"/>
       </w:pPr>
       <w:r>
         <w:t xml:space="preserve">NOAH: Here’s the thing. To copy it, Halvern would have to stop selling to beauticians, and in the UK, that’s sixty percent of their volume. So the question isn’t whether they could do it technically. It’s whether their shareholders would accept losing most of that business just to imitate us, and I don’t think they would.</w:t>
       </w:r>
-      <w:r>
-        <w:t xml:space="preserve"> </w:t>
-      </w:r>
-      <w:r>
-        <w:t xml:space="preserve">노아: 요점은 이거예요. 이걸 따라 하려면 할번은 미용사 판매를 끊어야 하는데, 영국에선 그게 그들 물량의 60%예요. 그러니 문제는 기술적으로 할 수 있느냐가 아니에요. 우리를 흉내 내려고 그 사업 대부분을 잃는 걸 그들의 주주가 받아들이겠느냐는 거죠. 저는 안 받아들일 거라고 봐요.</w:t>
-      </w:r>
-    </w:p>
-    <w:p>
-      <w:pPr>
-        <w:numPr>
-          <w:ilvl w:val="0"/>
-          <w:numId w:val="1003"/>
-        </w:numPr>
+    </w:p>
+    <w:p>
+      <w:pPr>
+        <w:pStyle w:val="BodyText"/>
       </w:pPr>
       <w:r>
         <w:t xml:space="preserve">VICTOR: So your moat is a rule your competitor can’t afford to follow.</w:t>
       </w:r>
-      <w:r>
-        <w:t xml:space="preserve"> </w:t>
-      </w:r>
-      <w:r>
-        <w:t xml:space="preserve">빅터: 그러니까 당신들의 해자는 경쟁사가 따를 여유가 없는 규칙이군요.</w:t>
-      </w:r>
-    </w:p>
-    <w:p>
-      <w:pPr>
-        <w:numPr>
-          <w:ilvl w:val="0"/>
-          <w:numId w:val="1003"/>
-        </w:numPr>
+    </w:p>
+    <w:p>
+      <w:pPr>
+        <w:pStyle w:val="BodyText"/>
       </w:pPr>
       <w:r>
         <w:t xml:space="preserve">NOAH: Exactly. Our rule is our brand. And our brand costs them money to imitate.</w:t>
       </w:r>
-      <w:r>
-        <w:t xml:space="preserve"> </w:t>
-      </w:r>
-      <w:r>
-        <w:t xml:space="preserve">노아: 정확해요. 우리 규칙이 우리 브랜드예요. 그리고 우리 브랜드를 흉내 내려면 그들은 돈을 잃어야 하죠.</w:t>
-      </w:r>
-    </w:p>
-    <w:p>
-      <w:pPr>
-        <w:numPr>
-          <w:ilvl w:val="0"/>
-          <w:numId w:val="1003"/>
-        </w:numPr>
+    </w:p>
+    <w:p>
+      <w:pPr>
+        <w:pStyle w:val="BodyText"/>
       </w:pPr>
       <w:r>
         <w:t xml:space="preserve">REBECCA: …That’s a better answer than I expected. I’m crossing out question nine.</w:t>
       </w:r>
-      <w:r>
-        <w:t xml:space="preserve"> </w:t>
-      </w:r>
-      <w:r>
-        <w:t xml:space="preserve">리베카: …예상보다 좋은 답이네요. 아홉 번째 질문 지울게요.</w:t>
-      </w:r>
-    </w:p>
-    <w:p>
-      <w:pPr>
-        <w:numPr>
-          <w:ilvl w:val="0"/>
-          <w:numId w:val="1003"/>
-        </w:numPr>
+    </w:p>
+    <w:p>
+      <w:pPr>
+        <w:pStyle w:val="BodyText"/>
       </w:pPr>
       <w:r>
         <w:t xml:space="preserve">VICTOR: Then let me ask the question nobody in this room wants. The Financial Ledger. December.</w:t>
@@ -1512,11 +918,45 @@
       <w:r>
         <w:t xml:space="preserve">”</w:t>
       </w:r>
-      <w:r>
-        <w:t xml:space="preserve"> </w:t>
-      </w:r>
-      <w:r>
-        <w:t xml:space="preserve">빅터: 그럼 이 방의 누구도 원하지 않는 질문을 하죠. 파이낸셜 레저. 12월.</w:t>
+    </w:p>
+    <w:p>
+      <w:pPr>
+        <w:pStyle w:val="BodyText"/>
+      </w:pPr>
+      <w:r>
+        <w:t xml:space="preserve">NOAH: I read it. Like everyone else.</w:t>
+      </w:r>
+    </w:p>
+    <w:p>
+      <w:pPr>
+        <w:pStyle w:val="BodyText"/>
+      </w:pPr>
+      <w:r>
+        <w:t xml:space="preserve">VICTOR: Are you for sale, Noah?</w:t>
+      </w:r>
+    </w:p>
+    <w:p>
+      <w:pPr>
+        <w:pStyle w:val="BodyText"/>
+      </w:pPr>
+      <w:r>
+        <w:t xml:space="preserve">NOAH: We’re not running a process. Nobody has made an offer. But my job is to listen to anything that’s serious.</w:t>
+      </w:r>
+    </w:p>
+    <w:p>
+      <w:pPr>
+        <w:pStyle w:val="BodyText"/>
+      </w:pPr>
+      <w:r>
+        <w:t xml:space="preserve">VICTOR: That’s a careful answer.</w:t>
+      </w:r>
+    </w:p>
+    <w:p>
+      <w:pPr>
+        <w:pStyle w:val="BodyText"/>
+      </w:pPr>
+      <w:r>
+        <w:t xml:space="preserve">NOAH: It’s a true answer. If I said</w:t>
       </w:r>
       <w:r>
         <w:t xml:space="preserve"> </w:t>
@@ -1525,89 +965,24 @@
         <w:t xml:space="preserve">“</w:t>
       </w:r>
       <w:r>
-        <w:t xml:space="preserve">할번, 인수 검토.</w:t>
+        <w:t xml:space="preserve">never,</w:t>
       </w:r>
       <w:r>
         <w:t xml:space="preserve">”</w:t>
       </w:r>
-    </w:p>
-    <w:p>
-      <w:pPr>
-        <w:numPr>
-          <w:ilvl w:val="0"/>
-          <w:numId w:val="1003"/>
-        </w:numPr>
-      </w:pPr>
-      <w:r>
-        <w:t xml:space="preserve">NOAH: I read it. Like everyone else.</w:t>
-      </w:r>
-      <w:r>
-        <w:t xml:space="preserve"> </w:t>
-      </w:r>
-      <w:r>
-        <w:t xml:space="preserve">노아: 읽었어요. 다른 사람들처럼.</w:t>
-      </w:r>
-    </w:p>
-    <w:p>
-      <w:pPr>
-        <w:numPr>
-          <w:ilvl w:val="0"/>
-          <w:numId w:val="1003"/>
-        </w:numPr>
-      </w:pPr>
-      <w:r>
-        <w:t xml:space="preserve">VICTOR: Are you for sale, Noah?</w:t>
-      </w:r>
-      <w:r>
-        <w:t xml:space="preserve"> </w:t>
-      </w:r>
-      <w:r>
-        <w:t xml:space="preserve">빅터: 회사를 팔 생각이에요, 노아?</w:t>
-      </w:r>
-    </w:p>
-    <w:p>
-      <w:pPr>
-        <w:numPr>
-          <w:ilvl w:val="0"/>
-          <w:numId w:val="1003"/>
-        </w:numPr>
-      </w:pPr>
-      <w:r>
-        <w:t xml:space="preserve">NOAH: We’re not running a process. Nobody has made an offer. But my job is to listen to anything that’s serious.</w:t>
-      </w:r>
-      <w:r>
-        <w:t xml:space="preserve"> </w:t>
-      </w:r>
-      <w:r>
-        <w:t xml:space="preserve">노아: 매각 절차를 진행하고 있지 않습니다. 아무도 제안하지 않았고요. 하지만 진지한 건 무엇이든 듣는 게 제 일이죠.</w:t>
-      </w:r>
-    </w:p>
-    <w:p>
-      <w:pPr>
-        <w:numPr>
-          <w:ilvl w:val="0"/>
-          <w:numId w:val="1003"/>
-        </w:numPr>
-      </w:pPr>
-      <w:r>
-        <w:t xml:space="preserve">VICTOR: That’s a careful answer.</w:t>
-      </w:r>
-      <w:r>
-        <w:t xml:space="preserve"> </w:t>
-      </w:r>
-      <w:r>
-        <w:t xml:space="preserve">빅터: 신중한 답이군요.</w:t>
-      </w:r>
-    </w:p>
-    <w:p>
-      <w:pPr>
-        <w:numPr>
-          <w:ilvl w:val="0"/>
-          <w:numId w:val="1003"/>
-        </w:numPr>
-      </w:pPr>
-      <w:r>
-        <w:t xml:space="preserve">NOAH: It’s a true answer. If I said</w:t>
+      <w:r>
+        <w:t xml:space="preserve"> </w:t>
+      </w:r>
+      <w:r>
+        <w:t xml:space="preserve">you’d worry I was ignoring my fiduciary duty to our shareholders, which would include you, if this round closes. The board and I owe everyone a fair hearing of any serious offer. Listening isn’t the same as wanting to sell, and I’d rather be precise than reassuring.</w:t>
+      </w:r>
+    </w:p>
+    <w:p>
+      <w:pPr>
+        <w:pStyle w:val="BodyText"/>
+      </w:pPr>
+      <w:r>
+        <w:t xml:space="preserve">RICHARD: And if he said</w:t>
       </w:r>
       <w:r>
         <w:t xml:space="preserve"> </w:t>
@@ -1616,7 +991,7 @@
         <w:t xml:space="preserve">“</w:t>
       </w:r>
       <w:r>
-        <w:t xml:space="preserve">never,</w:t>
+        <w:t xml:space="preserve">maybe,</w:t>
       </w:r>
       <w:r>
         <w:t xml:space="preserve">”</w:t>
@@ -1625,231 +1000,79 @@
         <w:t xml:space="preserve"> </w:t>
       </w:r>
       <w:r>
-        <w:t xml:space="preserve">you’d worry I was ignoring my fiduciary duty to our shareholders, which would include you, if this round closes. The board and I owe everyone a fair hearing of any serious offer. Listening isn’t the same as wanting to sell, and I’d rather be precise than reassuring.</w:t>
-      </w:r>
-      <w:r>
-        <w:t xml:space="preserve"> </w:t>
-      </w:r>
-      <w:r>
-        <w:t xml:space="preserve">노아: 사실인 답이에요. 제가</w:t>
-      </w:r>
-      <w:r>
-        <w:t xml:space="preserve"> </w:t>
-      </w:r>
-      <w:r>
-        <w:t xml:space="preserve">“</w:t>
-      </w:r>
-      <w:r>
-        <w:t xml:space="preserve">절대 안 판다</w:t>
-      </w:r>
-      <w:r>
-        <w:t xml:space="preserve">”</w:t>
-      </w:r>
-      <w:r>
-        <w:t xml:space="preserve">고 하면, 이 라운드가 성사될 경우 당신들도 포함될 주주들에 대한 신인의무를 제가 무시한다고 걱정하셨을 거예요. 이사회와 저는 진지한 제안이라면 무엇이든 공정하게 들어 볼 의무가 있어요. 듣는 건 팔고 싶은 것과 다르고, 저는 안심시키는 말보다 정확한 말을 하고 싶어요.</w:t>
-      </w:r>
-    </w:p>
-    <w:p>
-      <w:pPr>
-        <w:numPr>
-          <w:ilvl w:val="0"/>
-          <w:numId w:val="1003"/>
-        </w:numPr>
-      </w:pPr>
-      <w:r>
-        <w:t xml:space="preserve">RICHARD: And if he said</w:t>
-      </w:r>
-      <w:r>
-        <w:t xml:space="preserve"> </w:t>
-      </w:r>
-      <w:r>
-        <w:t xml:space="preserve">“</w:t>
-      </w:r>
-      <w:r>
-        <w:t xml:space="preserve">maybe,</w:t>
-      </w:r>
-      <w:r>
-        <w:t xml:space="preserve">”</w:t>
-      </w:r>
-      <w:r>
-        <w:t xml:space="preserve"> </w:t>
-      </w:r>
-      <w:r>
         <w:t xml:space="preserve">you’d worry he wanted to cash out. He found the narrow path.</w:t>
       </w:r>
-      <w:r>
-        <w:t xml:space="preserve"> </w:t>
-      </w:r>
-      <w:r>
-        <w:t xml:space="preserve">리처드: 그리고</w:t>
-      </w:r>
-      <w:r>
-        <w:t xml:space="preserve"> </w:t>
-      </w:r>
-      <w:r>
-        <w:t xml:space="preserve">“</w:t>
-      </w:r>
-      <w:r>
-        <w:t xml:space="preserve">어쩌면</w:t>
-      </w:r>
-      <w:r>
-        <w:t xml:space="preserve">”</w:t>
-      </w:r>
-      <w:r>
-        <w:t xml:space="preserve">이라고 했으면 현금화하려 한다고 걱정하셨겠죠. 좁은 길을 찾은 거예요.</w:t>
-      </w:r>
-    </w:p>
-    <w:p>
-      <w:pPr>
-        <w:numPr>
-          <w:ilvl w:val="0"/>
-          <w:numId w:val="1003"/>
-        </w:numPr>
+    </w:p>
+    <w:p>
+      <w:pPr>
+        <w:pStyle w:val="BodyText"/>
       </w:pPr>
       <w:r>
         <w:t xml:space="preserve">VICTOR: Has Tom Brennan contacted you?</w:t>
       </w:r>
-      <w:r>
-        <w:t xml:space="preserve"> </w:t>
-      </w:r>
-      <w:r>
-        <w:t xml:space="preserve">빅터: 톰 브레넌이 연락했나요?</w:t>
-      </w:r>
-    </w:p>
-    <w:p>
-      <w:pPr>
-        <w:numPr>
-          <w:ilvl w:val="0"/>
-          <w:numId w:val="1003"/>
-        </w:numPr>
+    </w:p>
+    <w:p>
+      <w:pPr>
+        <w:pStyle w:val="BodyText"/>
       </w:pPr>
       <w:r>
         <w:t xml:space="preserve">NOAH: He’s invited me to dinner. Twice. I postponed. February. Then March.</w:t>
       </w:r>
-      <w:r>
-        <w:t xml:space="preserve"> </w:t>
-      </w:r>
-      <w:r>
-        <w:t xml:space="preserve">노아: 저녁 초대를 했어요. 두 번. 제가 연기했어요. 2월로. 그다음 3월로.</w:t>
-      </w:r>
-    </w:p>
-    <w:p>
-      <w:pPr>
-        <w:numPr>
-          <w:ilvl w:val="0"/>
-          <w:numId w:val="1003"/>
-        </w:numPr>
+    </w:p>
+    <w:p>
+      <w:pPr>
+        <w:pStyle w:val="BodyText"/>
       </w:pPr>
       <w:r>
         <w:t xml:space="preserve">REBECCA: Why postpone?</w:t>
       </w:r>
-      <w:r>
-        <w:t xml:space="preserve"> </w:t>
-      </w:r>
-      <w:r>
-        <w:t xml:space="preserve">리베카: 왜 연기했죠?</w:t>
-      </w:r>
-    </w:p>
-    <w:p>
-      <w:pPr>
-        <w:numPr>
-          <w:ilvl w:val="0"/>
-          <w:numId w:val="1003"/>
-        </w:numPr>
+    </w:p>
+    <w:p>
+      <w:pPr>
+        <w:pStyle w:val="BodyText"/>
       </w:pPr>
       <w:r>
         <w:t xml:space="preserve">NOAH: Because I wanted to close this round first. A company with a Series C negotiates from strength.</w:t>
       </w:r>
-      <w:r>
-        <w:t xml:space="preserve"> </w:t>
-      </w:r>
-      <w:r>
-        <w:t xml:space="preserve">노아: 이 라운드를 먼저 마무리하고 싶었으니까요. 시리즈 C를 받은 회사는 강한 위치에서 협상하죠.</w:t>
-      </w:r>
-    </w:p>
-    <w:p>
-      <w:pPr>
-        <w:numPr>
-          <w:ilvl w:val="0"/>
-          <w:numId w:val="1003"/>
-        </w:numPr>
+    </w:p>
+    <w:p>
+      <w:pPr>
+        <w:pStyle w:val="BodyText"/>
       </w:pPr>
       <w:r>
         <w:t xml:space="preserve">VICTOR: So you are thinking about it.</w:t>
       </w:r>
-      <w:r>
-        <w:t xml:space="preserve"> </w:t>
-      </w:r>
-      <w:r>
-        <w:t xml:space="preserve">빅터: 그러니까 생각은 하고 있군요.</w:t>
-      </w:r>
-    </w:p>
-    <w:p>
-      <w:pPr>
-        <w:numPr>
-          <w:ilvl w:val="0"/>
-          <w:numId w:val="1003"/>
-        </w:numPr>
+    </w:p>
+    <w:p>
+      <w:pPr>
+        <w:pStyle w:val="BodyText"/>
       </w:pPr>
       <w:r>
         <w:t xml:space="preserve">NOAH: I’m thinking about leverage. Not about selling. There’s a difference.</w:t>
       </w:r>
-      <w:r>
-        <w:t xml:space="preserve"> </w:t>
-      </w:r>
-      <w:r>
-        <w:t xml:space="preserve">노아: 레버리지를 생각하는 거예요. 매각이 아니라. 차이가 있죠.</w:t>
-      </w:r>
-    </w:p>
-    <w:p>
-      <w:pPr>
-        <w:numPr>
-          <w:ilvl w:val="0"/>
-          <w:numId w:val="1003"/>
-        </w:numPr>
+    </w:p>
+    <w:p>
+      <w:pPr>
+        <w:pStyle w:val="BodyText"/>
       </w:pPr>
       <w:r>
         <w:t xml:space="preserve">PRIYA: Can I add something? As a founder?</w:t>
       </w:r>
-      <w:r>
-        <w:t xml:space="preserve"> </w:t>
-      </w:r>
-      <w:r>
-        <w:t xml:space="preserve">프리야: 하나 덧붙여도 될까요? 창업자로서?</w:t>
-      </w:r>
-    </w:p>
-    <w:p>
-      <w:pPr>
-        <w:numPr>
-          <w:ilvl w:val="0"/>
-          <w:numId w:val="1003"/>
-        </w:numPr>
+    </w:p>
+    <w:p>
+      <w:pPr>
+        <w:pStyle w:val="BodyText"/>
       </w:pPr>
       <w:r>
         <w:t xml:space="preserve">VICTOR: Please.</w:t>
       </w:r>
-      <w:r>
-        <w:t xml:space="preserve"> </w:t>
-      </w:r>
-      <w:r>
-        <w:t xml:space="preserve">빅터: 그러세요.</w:t>
-      </w:r>
-    </w:p>
-    <w:p>
-      <w:pPr>
-        <w:numPr>
-          <w:ilvl w:val="0"/>
-          <w:numId w:val="1003"/>
-        </w:numPr>
+    </w:p>
+    <w:p>
+      <w:pPr>
+        <w:pStyle w:val="BodyText"/>
       </w:pPr>
       <w:r>
         <w:t xml:space="preserve">PRIYA: I left Halvern because they wouldn’t let me build this. I asked more than once, I showed them the data, and the answer was always no. So I walked out and built it somewhere else. I didn’t spend all these years on it just to hand it back to the people who said no.</w:t>
-      </w:r>
-      <w:r>
-        <w:t xml:space="preserve"> </w:t>
-      </w:r>
-      <w:r>
-        <w:t xml:space="preserve">프리야: 할번이 이걸 만들게 해 주지 않아서 할번을 떠났어요. 여러 번 요청했고, 데이터도 보여 줬지만, 답은 언제나 ’안 된다’였어요. 그래서 나와서 다른 곳에서 만들었죠. 그 모든 세월을 쏟은 게, 안 된다고 했던 사람들한테 돌려주려고 그런 게 아니에요.</w:t>
       </w:r>
     </w:p>
     <w:bookmarkEnd w:id="23"/>
@@ -1864,427 +1087,202 @@
     </w:p>
     <w:p>
       <w:pPr>
-        <w:numPr>
-          <w:ilvl w:val="0"/>
-          <w:numId w:val="1004"/>
-        </w:numPr>
+        <w:pStyle w:val="FirstParagraph"/>
       </w:pPr>
       <w:r>
         <w:t xml:space="preserve">VICTOR: Thank you. All of you. Rebecca and I will step out. Ten minutes.</w:t>
       </w:r>
-      <w:r>
-        <w:t xml:space="preserve"> </w:t>
-      </w:r>
-      <w:r>
-        <w:t xml:space="preserve">빅터: 감사합니다. 모두. 리베카와 잠깐 나갔다 올게요. 10분.</w:t>
-      </w:r>
-    </w:p>
-    <w:p>
-      <w:pPr>
-        <w:numPr>
-          <w:ilvl w:val="0"/>
-          <w:numId w:val="1004"/>
-        </w:numPr>
+    </w:p>
+    <w:p>
+      <w:pPr>
+        <w:pStyle w:val="BodyText"/>
       </w:pPr>
       <w:r>
         <w:t xml:space="preserve">PAUL: Ten minutes in a VC office. That’s either very good or very bad.</w:t>
       </w:r>
-      <w:r>
-        <w:t xml:space="preserve"> </w:t>
-      </w:r>
-      <w:r>
-        <w:t xml:space="preserve">폴: VC 사무실에서 10분. 아주 좋거나 아주 나쁘거나죠.</w:t>
-      </w:r>
-    </w:p>
-    <w:p>
-      <w:pPr>
-        <w:numPr>
-          <w:ilvl w:val="0"/>
-          <w:numId w:val="1004"/>
-        </w:numPr>
+    </w:p>
+    <w:p>
+      <w:pPr>
+        <w:pStyle w:val="BodyText"/>
       </w:pPr>
       <w:r>
         <w:t xml:space="preserve">ELENA: Priya. That last line. Did you plan it?</w:t>
       </w:r>
-      <w:r>
-        <w:t xml:space="preserve"> </w:t>
-      </w:r>
-      <w:r>
-        <w:t xml:space="preserve">엘레나: 프리야. 마지막 말. 준비했던 거예요?</w:t>
-      </w:r>
-    </w:p>
-    <w:p>
-      <w:pPr>
-        <w:numPr>
-          <w:ilvl w:val="0"/>
-          <w:numId w:val="1004"/>
-        </w:numPr>
+    </w:p>
+    <w:p>
+      <w:pPr>
+        <w:pStyle w:val="BodyText"/>
       </w:pPr>
       <w:r>
         <w:t xml:space="preserve">PRIYA: No. Victor looked at Noah like he was a price tag. I didn’t like it.</w:t>
       </w:r>
-      <w:r>
-        <w:t xml:space="preserve"> </w:t>
-      </w:r>
-      <w:r>
-        <w:t xml:space="preserve">프리야: 아니요. 빅터가 노아를 가격표처럼 쳐다봤어요. 마음에 안 들었어요.</w:t>
-      </w:r>
-    </w:p>
-    <w:p>
-      <w:pPr>
-        <w:numPr>
-          <w:ilvl w:val="0"/>
-          <w:numId w:val="1004"/>
-        </w:numPr>
+    </w:p>
+    <w:p>
+      <w:pPr>
+        <w:pStyle w:val="BodyText"/>
       </w:pPr>
       <w:r>
         <w:t xml:space="preserve">RICHARD: For the record, I liked it. Investors need to see conviction. Not just numbers.</w:t>
       </w:r>
-      <w:r>
-        <w:t xml:space="preserve"> </w:t>
-      </w:r>
-      <w:r>
-        <w:t xml:space="preserve">리처드: 참고로 난 좋았어요. 투자자들은 확신을 봐야 해요. 숫자만이 아니라.</w:t>
-      </w:r>
-    </w:p>
-    <w:p>
-      <w:pPr>
-        <w:numPr>
-          <w:ilvl w:val="0"/>
-          <w:numId w:val="1004"/>
-        </w:numPr>
+    </w:p>
+    <w:p>
+      <w:pPr>
+        <w:pStyle w:val="BodyText"/>
       </w:pPr>
       <w:r>
         <w:t xml:space="preserve">NOAH: Richard, if Halvern does make an offer, where will you stand?</w:t>
       </w:r>
-      <w:r>
-        <w:t xml:space="preserve"> </w:t>
-      </w:r>
-      <w:r>
-        <w:t xml:space="preserve">노아: 리처드, 할번이 정말 제안하면, 당신은 어느 편에 설 거예요?</w:t>
-      </w:r>
-    </w:p>
-    <w:p>
-      <w:pPr>
-        <w:numPr>
-          <w:ilvl w:val="0"/>
-          <w:numId w:val="1004"/>
-        </w:numPr>
+    </w:p>
+    <w:p>
+      <w:pPr>
+        <w:pStyle w:val="BodyText"/>
       </w:pPr>
       <w:r>
         <w:t xml:space="preserve">RICHARD: Wherever the return is. That’s my job, and I’ve never pretended otherwise. You knew that in the seed round. But I’ll say this too: a serious offer would have to beat what this company can become on its own, and after today, that bar just got a lot higher.</w:t>
       </w:r>
-      <w:r>
-        <w:t xml:space="preserve"> </w:t>
-      </w:r>
-      <w:r>
-        <w:t xml:space="preserve">리처드: 수익이 있는 곳에요. 그게 내 일이고, 그렇지 않은 척한 적도 없어요. 시드 라운드 때 알았잖아요. 하지만 이것도 말해 둘게요. 진지한 제안이라면 이 회사가 스스로 될 수 있는 모습보다 나아야 하는데, 오늘 이후로 그 기준이 훨씬 높아졌어요.</w:t>
-      </w:r>
-    </w:p>
-    <w:p>
-      <w:pPr>
-        <w:numPr>
-          <w:ilvl w:val="0"/>
-          <w:numId w:val="1004"/>
-        </w:numPr>
+    </w:p>
+    <w:p>
+      <w:pPr>
+        <w:pStyle w:val="BodyText"/>
       </w:pPr>
       <w:r>
         <w:t xml:space="preserve">NOAH: I did. I just wanted to hear you say it out loud.</w:t>
       </w:r>
-      <w:r>
-        <w:t xml:space="preserve"> </w:t>
-      </w:r>
-      <w:r>
-        <w:t xml:space="preserve">노아: 알았죠. 소리 내서 말하는 걸 듣고 싶었을 뿐이에요.</w:t>
-      </w:r>
-    </w:p>
-    <w:p>
-      <w:pPr>
-        <w:numPr>
-          <w:ilvl w:val="0"/>
-          <w:numId w:val="1004"/>
-        </w:numPr>
+    </w:p>
+    <w:p>
+      <w:pPr>
+        <w:pStyle w:val="BodyText"/>
       </w:pPr>
       <w:r>
         <w:t xml:space="preserve">VICTOR: We’re back. We’d like to lead. One hundred fifty million. But not at eight-fifty.</w:t>
       </w:r>
-      <w:r>
-        <w:t xml:space="preserve"> </w:t>
-      </w:r>
-      <w:r>
-        <w:t xml:space="preserve">빅터: 돌아왔어요. 리드하고 싶습니다. 1억 5천만. 하지만 8억 5천은 아니에요.</w:t>
-      </w:r>
-    </w:p>
-    <w:p>
-      <w:pPr>
-        <w:numPr>
-          <w:ilvl w:val="0"/>
-          <w:numId w:val="1004"/>
-        </w:numPr>
+    </w:p>
+    <w:p>
+      <w:pPr>
+        <w:pStyle w:val="BodyText"/>
       </w:pPr>
       <w:r>
         <w:t xml:space="preserve">PAUL: What’s the number?</w:t>
       </w:r>
-      <w:r>
-        <w:t xml:space="preserve"> </w:t>
-      </w:r>
-      <w:r>
-        <w:t xml:space="preserve">폴: 숫자가 뭐예요?</w:t>
-      </w:r>
-    </w:p>
-    <w:p>
-      <w:pPr>
-        <w:numPr>
-          <w:ilvl w:val="0"/>
-          <w:numId w:val="1004"/>
-        </w:numPr>
+    </w:p>
+    <w:p>
+      <w:pPr>
+        <w:pStyle w:val="BodyText"/>
       </w:pPr>
       <w:r>
         <w:t xml:space="preserve">VICTOR: Seven hundred eighty pre-money. Asia adds risk. And six quarters of losses.</w:t>
       </w:r>
-      <w:r>
-        <w:t xml:space="preserve"> </w:t>
-      </w:r>
-      <w:r>
-        <w:t xml:space="preserve">빅터: 프리머니 7억 8천. 아시아가 리스크를 더하니까요. 그리고 6분기 적자.</w:t>
-      </w:r>
-    </w:p>
-    <w:p>
-      <w:pPr>
-        <w:numPr>
-          <w:ilvl w:val="0"/>
-          <w:numId w:val="1004"/>
-        </w:numPr>
+    </w:p>
+    <w:p>
+      <w:pPr>
+        <w:pStyle w:val="BodyText"/>
       </w:pPr>
       <w:r>
         <w:t xml:space="preserve">NOAH: We anchored at eight-fifty for a reason. The UK proved we can recover from a bad quarter in eight weeks, which is exactly the risk you’re pricing in Korea. You’ve already seen what happens when one of our launches goes wrong. We find the cause, we fix it, and we grow faster afterwards.</w:t>
       </w:r>
-      <w:r>
-        <w:t xml:space="preserve"> </w:t>
-      </w:r>
-      <w:r>
-        <w:t xml:space="preserve">노아: 8억 5천으로 앵커를 둔 데는 이유가 있어요. 영국이 나쁜 분기를 8주 만에 회복할 수 있다는 걸 증명했는데, 그게 바로 한국에서 가격에 반영하시려는 리스크예요. 우리 출시가 잘못됐을 때 어떻게 되는지 이미 보셨잖아요. 원인을 찾고, 고치고, 그 후엔 더 빨리 성장하죠.</w:t>
-      </w:r>
-    </w:p>
-    <w:p>
-      <w:pPr>
-        <w:numPr>
-          <w:ilvl w:val="0"/>
-          <w:numId w:val="1004"/>
-        </w:numPr>
+    </w:p>
+    <w:p>
+      <w:pPr>
+        <w:pStyle w:val="BodyText"/>
       </w:pPr>
       <w:r>
         <w:t xml:space="preserve">VICTOR: And Korea could take eight quarters. I’m pricing the uncertainty.</w:t>
       </w:r>
-      <w:r>
-        <w:t xml:space="preserve"> </w:t>
-      </w:r>
-      <w:r>
-        <w:t xml:space="preserve">빅터: 그리고 한국은 8분기가 걸릴 수도 있죠. 저는 불확실성에 가격을 매기는 거예요.</w:t>
-      </w:r>
-    </w:p>
-    <w:p>
-      <w:pPr>
-        <w:numPr>
-          <w:ilvl w:val="0"/>
-          <w:numId w:val="1004"/>
-        </w:numPr>
+    </w:p>
+    <w:p>
+      <w:pPr>
+        <w:pStyle w:val="BodyText"/>
       </w:pPr>
       <w:r>
         <w:t xml:space="preserve">PAUL: Eight-twenty. With a clean structure. No ratchets. No guaranteed returns.</w:t>
       </w:r>
-      <w:r>
-        <w:t xml:space="preserve"> </w:t>
-      </w:r>
-      <w:r>
-        <w:t xml:space="preserve">폴: 8억 2천. 깔끔한 구조로. 래칫 없이. 수익 보장 없이.</w:t>
-      </w:r>
-    </w:p>
-    <w:p>
-      <w:pPr>
-        <w:numPr>
-          <w:ilvl w:val="0"/>
-          <w:numId w:val="1004"/>
-        </w:numPr>
+    </w:p>
+    <w:p>
+      <w:pPr>
+        <w:pStyle w:val="BodyText"/>
       </w:pPr>
       <w:r>
         <w:t xml:space="preserve">REBECCA: Eight-twenty, clean. If the Asia plan has a partner signed by the third quarter.</w:t>
       </w:r>
-      <w:r>
-        <w:t xml:space="preserve"> </w:t>
-      </w:r>
-      <w:r>
-        <w:t xml:space="preserve">리베카: 8억 2천, 깔끔하게. 아시아 계획에 3분기까지 파트너가 서명한다면.</w:t>
-      </w:r>
-    </w:p>
-    <w:p>
-      <w:pPr>
-        <w:numPr>
-          <w:ilvl w:val="0"/>
-          <w:numId w:val="1004"/>
-        </w:numPr>
+    </w:p>
+    <w:p>
+      <w:pPr>
+        <w:pStyle w:val="BodyText"/>
       </w:pPr>
       <w:r>
         <w:t xml:space="preserve">VICTOR: And two more conditions. A board seat for me. And IPO readiness within twenty-four months.</w:t>
       </w:r>
-      <w:r>
-        <w:t xml:space="preserve"> </w:t>
-      </w:r>
-      <w:r>
-        <w:t xml:space="preserve">빅터: 그리고 조건 두 개 더. 저에게 이사회 한 자리. 그리고 24개월 내 IPO 준비.</w:t>
-      </w:r>
-    </w:p>
-    <w:p>
-      <w:pPr>
-        <w:numPr>
-          <w:ilvl w:val="0"/>
-          <w:numId w:val="1004"/>
-        </w:numPr>
+    </w:p>
+    <w:p>
+      <w:pPr>
+        <w:pStyle w:val="BodyText"/>
       </w:pPr>
       <w:r>
         <w:t xml:space="preserve">RICHARD: Standard. Reasonable. I’d support both.</w:t>
       </w:r>
-      <w:r>
-        <w:t xml:space="preserve"> </w:t>
-      </w:r>
-      <w:r>
-        <w:t xml:space="preserve">리처드: 표준적이에요. 합리적이고. 둘 다 지지해요.</w:t>
-      </w:r>
-    </w:p>
-    <w:p>
-      <w:pPr>
-        <w:numPr>
-          <w:ilvl w:val="0"/>
-          <w:numId w:val="1004"/>
-        </w:numPr>
+    </w:p>
+    <w:p>
+      <w:pPr>
+        <w:pStyle w:val="BodyText"/>
       </w:pPr>
       <w:r>
         <w:t xml:space="preserve">VICTOR: And one last thing. If Halvern makes a serious offer, we expect to hear about it within forty-eight hours.</w:t>
       </w:r>
-      <w:r>
-        <w:t xml:space="preserve"> </w:t>
-      </w:r>
-      <w:r>
-        <w:t xml:space="preserve">빅터: 그리고 마지막 하나. 할번이 진지한 제안을 하면, 48시간 안에 듣기를 기대합니다.</w:t>
-      </w:r>
-    </w:p>
-    <w:p>
-      <w:pPr>
-        <w:numPr>
-          <w:ilvl w:val="0"/>
-          <w:numId w:val="1004"/>
-        </w:numPr>
+    </w:p>
+    <w:p>
+      <w:pPr>
+        <w:pStyle w:val="BodyText"/>
       </w:pPr>
       <w:r>
         <w:t xml:space="preserve">NOAH: Agreed. In writing. Our lawyer insists on writing.</w:t>
       </w:r>
-      <w:r>
-        <w:t xml:space="preserve"> </w:t>
-      </w:r>
-      <w:r>
-        <w:t xml:space="preserve">노아: 동의해요. 서면으로. 우리 변호사가 서면을 고집해서요.</w:t>
-      </w:r>
-    </w:p>
-    <w:p>
-      <w:pPr>
-        <w:numPr>
-          <w:ilvl w:val="0"/>
-          <w:numId w:val="1004"/>
-        </w:numPr>
+    </w:p>
+    <w:p>
+      <w:pPr>
+        <w:pStyle w:val="BodyText"/>
       </w:pPr>
       <w:r>
         <w:t xml:space="preserve">VICTOR: Then we have a deal. Subject to diligence. Term sheet by Friday.</w:t>
       </w:r>
-      <w:r>
-        <w:t xml:space="preserve"> </w:t>
-      </w:r>
-      <w:r>
-        <w:t xml:space="preserve">빅터: 그럼 합의한 거예요. 실사 조건부. 금요일까지 텀시트.</w:t>
-      </w:r>
-    </w:p>
-    <w:p>
-      <w:pPr>
-        <w:numPr>
-          <w:ilvl w:val="0"/>
-          <w:numId w:val="1004"/>
-        </w:numPr>
+    </w:p>
+    <w:p>
+      <w:pPr>
+        <w:pStyle w:val="BodyText"/>
       </w:pPr>
       <w:r>
         <w:t xml:space="preserve">NOAH: Thank you, Victor. Rebecca. You made us better today.</w:t>
       </w:r>
-      <w:r>
-        <w:t xml:space="preserve"> </w:t>
-      </w:r>
-      <w:r>
-        <w:t xml:space="preserve">노아: 감사합니다, 빅터. 리베카. 오늘 저희를 더 낫게 만들어 주셨어요.</w:t>
-      </w:r>
-    </w:p>
-    <w:p>
-      <w:pPr>
-        <w:numPr>
-          <w:ilvl w:val="0"/>
-          <w:numId w:val="1004"/>
-        </w:numPr>
+    </w:p>
+    <w:p>
+      <w:pPr>
+        <w:pStyle w:val="BodyText"/>
       </w:pPr>
       <w:r>
         <w:t xml:space="preserve">REBECCA: You still owe me answers to fourteen questions. By email.</w:t>
       </w:r>
-      <w:r>
-        <w:t xml:space="preserve"> </w:t>
-      </w:r>
-      <w:r>
-        <w:t xml:space="preserve">리베카: 아직 열네 개 질문에 답을 빚지셨어요. 이메일로.</w:t>
-      </w:r>
-    </w:p>
-    <w:p>
-      <w:pPr>
-        <w:numPr>
-          <w:ilvl w:val="0"/>
-          <w:numId w:val="1004"/>
-        </w:numPr>
+    </w:p>
+    <w:p>
+      <w:pPr>
+        <w:pStyle w:val="BodyText"/>
       </w:pPr>
       <w:r>
         <w:t xml:space="preserve">PAUL: You’ll have them Thursday. With appendices.</w:t>
       </w:r>
-      <w:r>
-        <w:t xml:space="preserve"> </w:t>
-      </w:r>
-      <w:r>
-        <w:t xml:space="preserve">폴: 목요일에 받으실 거예요. 부록과 함께.</w:t>
-      </w:r>
-    </w:p>
-    <w:p>
-      <w:pPr>
-        <w:numPr>
-          <w:ilvl w:val="0"/>
-          <w:numId w:val="1004"/>
-        </w:numPr>
+    </w:p>
+    <w:p>
+      <w:pPr>
+        <w:pStyle w:val="BodyText"/>
       </w:pPr>
       <w:r>
         <w:t xml:space="preserve">REBECCA: Appendix C quality, please.</w:t>
       </w:r>
-      <w:r>
-        <w:t xml:space="preserve"> </w:t>
-      </w:r>
-      <w:r>
-        <w:t xml:space="preserve">리베카: 부록 C 수준으로 부탁해요.</w:t>
-      </w:r>
-    </w:p>
-    <w:p>
-      <w:pPr>
-        <w:numPr>
-          <w:ilvl w:val="0"/>
-          <w:numId w:val="1004"/>
-        </w:numPr>
+    </w:p>
+    <w:p>
+      <w:pPr>
+        <w:pStyle w:val="BodyText"/>
       </w:pPr>
       <w:r>
         <w:t xml:space="preserve">PAUL: I’ll tell Grace. She’ll be insufferable.</w:t>
-      </w:r>
-      <w:r>
-        <w:t xml:space="preserve"> </w:t>
-      </w:r>
-      <w:r>
-        <w:t xml:space="preserve">폴: 그레이스에게 전할게요. 엄청 우쭐해할 거예요.</w:t>
       </w:r>
     </w:p>
     <w:bookmarkEnd w:id="24"/>
@@ -2299,95 +1297,47 @@
     </w:p>
     <w:p>
       <w:pPr>
-        <w:numPr>
-          <w:ilvl w:val="0"/>
-          <w:numId w:val="1005"/>
-        </w:numPr>
+        <w:pStyle w:val="FirstParagraph"/>
       </w:pPr>
       <w:r>
         <w:t xml:space="preserve">ELENA: Eight-twenty. Clean. One hundred fifty million. How do you feel?</w:t>
       </w:r>
-      <w:r>
-        <w:t xml:space="preserve"> </w:t>
-      </w:r>
-      <w:r>
-        <w:t xml:space="preserve">엘레나: 8억 2천. 깔끔하게. 1억 5천만. 기분이 어때요?</w:t>
-      </w:r>
-    </w:p>
-    <w:p>
-      <w:pPr>
-        <w:numPr>
-          <w:ilvl w:val="0"/>
-          <w:numId w:val="1005"/>
-        </w:numPr>
+    </w:p>
+    <w:p>
+      <w:pPr>
+        <w:pStyle w:val="BodyText"/>
       </w:pPr>
       <w:r>
         <w:t xml:space="preserve">NOAH: Relieved, mostly. And slightly afraid, to be honest. Today was about making promises, and now we actually have to deliver Asia, with a partner signed by the third quarter. For years, raising money felt like the finish line. Now it just feels like the starting gun.</w:t>
       </w:r>
-      <w:r>
-        <w:t xml:space="preserve"> </w:t>
-      </w:r>
-      <w:r>
-        <w:t xml:space="preserve">노아: 대체로 안도감이요. 그리고 솔직히 약간 두렵기도 해요. 오늘은 약속을 하는 날이었고, 이제는 3분기까지 파트너 서명까지 해서 아시아를 실제로 해내야 하니까요. 몇 년 동안은 투자 유치가 결승선 같았는데, 지금은 그냥 출발 신호 같아요.</w:t>
-      </w:r>
-    </w:p>
-    <w:p>
-      <w:pPr>
-        <w:numPr>
-          <w:ilvl w:val="0"/>
-          <w:numId w:val="1005"/>
-        </w:numPr>
+    </w:p>
+    <w:p>
+      <w:pPr>
+        <w:pStyle w:val="BodyText"/>
       </w:pPr>
       <w:r>
         <w:t xml:space="preserve">PRIYA: Partner signed by Q3. That means Seoul. That means Daeyang. Or Seorin. Or both.</w:t>
       </w:r>
-      <w:r>
-        <w:t xml:space="preserve"> </w:t>
-      </w:r>
-      <w:r>
-        <w:t xml:space="preserve">프리야: 3분기까지 파트너 서명. 그건 서울이라는 뜻이에요. 대양이라는 뜻이고요. 아니면 서린. 아니면 둘 다.</w:t>
-      </w:r>
-    </w:p>
-    <w:p>
-      <w:pPr>
-        <w:numPr>
-          <w:ilvl w:val="0"/>
-          <w:numId w:val="1005"/>
-        </w:numPr>
+    </w:p>
+    <w:p>
+      <w:pPr>
+        <w:pStyle w:val="BodyText"/>
       </w:pPr>
       <w:r>
         <w:t xml:space="preserve">ELENA: Mr. Park has a first-negotiation right for Asia. In writing, since year three. Before anyone gets excited about Daeyang, remember that Seorin trusted us when we were small. First, do no harm. That applies to partnerships as much as it applies to patients.</w:t>
       </w:r>
-      <w:r>
-        <w:t xml:space="preserve"> </w:t>
-      </w:r>
-      <w:r>
-        <w:t xml:space="preserve">엘레나: 박 대표에겐 아시아 우선 협상권이 있어요. 서면으로, 3년 차부터요. 누구든 대양 얘기에 들뜨기 전에, 서린은 우리가 작았을 때 우릴 믿어 줬다는 걸 기억해요. 첫째, 해를 끼치지 말 것. 그건 환자에게만큼이나 파트너십에도 적용돼요.</w:t>
-      </w:r>
-    </w:p>
-    <w:p>
-      <w:pPr>
-        <w:numPr>
-          <w:ilvl w:val="0"/>
-          <w:numId w:val="1005"/>
-        </w:numPr>
+    </w:p>
+    <w:p>
+      <w:pPr>
+        <w:pStyle w:val="BodyText"/>
       </w:pPr>
       <w:r>
         <w:t xml:space="preserve">NOAH: I know. I haven’t forgotten. We call Seorin before we meet anyone else.</w:t>
       </w:r>
-      <w:r>
-        <w:t xml:space="preserve"> </w:t>
-      </w:r>
-      <w:r>
-        <w:t xml:space="preserve">노아: 알아요. 안 잊었어요. 다른 누구를 만나기 전에 서린에 먼저 전화해요.</w:t>
-      </w:r>
-    </w:p>
-    <w:p>
-      <w:pPr>
-        <w:numPr>
-          <w:ilvl w:val="0"/>
-          <w:numId w:val="1005"/>
-        </w:numPr>
+    </w:p>
+    <w:p>
+      <w:pPr>
+        <w:pStyle w:val="BodyText"/>
       </w:pPr>
       <w:r>
         <w:t xml:space="preserve">PAUL: Noah. Email. Han Seo-yeon. Subject line:</w:t>
@@ -2404,11 +1354,21 @@
       <w:r>
         <w:t xml:space="preserve">”</w:t>
       </w:r>
-      <w:r>
-        <w:t xml:space="preserve"> </w:t>
-      </w:r>
-      <w:r>
-        <w:t xml:space="preserve">폴: 노아. 이메일. 한서연. 제목:</w:t>
+    </w:p>
+    <w:p>
+      <w:pPr>
+        <w:pStyle w:val="BodyText"/>
+      </w:pPr>
+      <w:r>
+        <w:t xml:space="preserve">NOAH: Read it. Please. I’m off the clock in fourteen minutes.</w:t>
+      </w:r>
+    </w:p>
+    <w:p>
+      <w:pPr>
+        <w:pStyle w:val="BodyText"/>
+      </w:pPr>
+      <w:r>
+        <w:t xml:space="preserve">PAUL:</w:t>
       </w:r>
       <w:r>
         <w:t xml:space="preserve"> </w:t>
@@ -2417,7 +1377,7 @@
         <w:t xml:space="preserve">“</w:t>
       </w:r>
       <w:r>
-        <w:t xml:space="preserve">아시아 미용학회 — 확정.</w:t>
+        <w:t xml:space="preserve">Main hall booth, one hundred square meters, confirmed. March twelfth. Shall we meet on the second day? Respectfully, Han Seo-yeon.</w:t>
       </w:r>
       <w:r>
         <w:t xml:space="preserve">”</w:t>
@@ -2425,30 +1385,26 @@
     </w:p>
     <w:p>
       <w:pPr>
-        <w:numPr>
-          <w:ilvl w:val="0"/>
-          <w:numId w:val="1005"/>
-        </w:numPr>
-      </w:pPr>
-      <w:r>
-        <w:t xml:space="preserve">NOAH: Read it. Please. I’m off the clock in fourteen minutes.</w:t>
-      </w:r>
-      <w:r>
-        <w:t xml:space="preserve"> </w:t>
-      </w:r>
-      <w:r>
-        <w:t xml:space="preserve">노아: 읽어 줘요. 부탁해요. 14분 후면 퇴근이에요.</w:t>
-      </w:r>
-    </w:p>
-    <w:p>
-      <w:pPr>
-        <w:numPr>
-          <w:ilvl w:val="0"/>
-          <w:numId w:val="1005"/>
-        </w:numPr>
-      </w:pPr>
-      <w:r>
-        <w:t xml:space="preserve">PAUL:</w:t>
+        <w:pStyle w:val="BodyText"/>
+      </w:pPr>
+      <w:r>
+        <w:t xml:space="preserve">ELENA: One hundred square meters. Paris was ten.</w:t>
+      </w:r>
+    </w:p>
+    <w:p>
+      <w:pPr>
+        <w:pStyle w:val="BodyText"/>
+      </w:pPr>
+      <w:r>
+        <w:t xml:space="preserve">PRIYA: We’ve come a long way since Paris. And a long way from the lab.</w:t>
+      </w:r>
+    </w:p>
+    <w:p>
+      <w:pPr>
+        <w:pStyle w:val="BodyText"/>
+      </w:pPr>
+      <w:r>
+        <w:t xml:space="preserve">NOAH: Reply for me, Paul?</w:t>
       </w:r>
       <w:r>
         <w:t xml:space="preserve"> </w:t>
@@ -2457,16 +1413,18 @@
         <w:t xml:space="preserve">“</w:t>
       </w:r>
       <w:r>
-        <w:t xml:space="preserve">Main hall booth, one hundred square meters, confirmed. March twelfth. Shall we meet on the second day? Respectfully, Han Seo-yeon.</w:t>
+        <w:t xml:space="preserve">Yes, the second day. Honoured. Noah.</w:t>
       </w:r>
       <w:r>
         <w:t xml:space="preserve">”</w:t>
       </w:r>
-      <w:r>
-        <w:t xml:space="preserve"> </w:t>
-      </w:r>
-      <w:r>
-        <w:t xml:space="preserve">폴:</w:t>
+    </w:p>
+    <w:p>
+      <w:pPr>
+        <w:pStyle w:val="BodyText"/>
+      </w:pPr>
+      <w:r>
+        <w:t xml:space="preserve">PAUL: Sent. And another message. From</w:t>
       </w:r>
       <w:r>
         <w:t xml:space="preserve"> </w:t>
@@ -2475,56 +1433,11 @@
         <w:t xml:space="preserve">“</w:t>
       </w:r>
       <w:r>
-        <w:t xml:space="preserve">메인 홀 부스, 100제곱미터, 확정. 3월 12일. 둘째 날 뵐까요? 존경을 담아, 한서연.</w:t>
+        <w:t xml:space="preserve">T.</w:t>
       </w:r>
       <w:r>
         <w:t xml:space="preserve">”</w:t>
       </w:r>
-    </w:p>
-    <w:p>
-      <w:pPr>
-        <w:numPr>
-          <w:ilvl w:val="0"/>
-          <w:numId w:val="1005"/>
-        </w:numPr>
-      </w:pPr>
-      <w:r>
-        <w:t xml:space="preserve">ELENA: One hundred square meters. Paris was ten.</w:t>
-      </w:r>
-      <w:r>
-        <w:t xml:space="preserve"> </w:t>
-      </w:r>
-      <w:r>
-        <w:t xml:space="preserve">엘레나: 100제곱미터. 파리는 10이었는데.</w:t>
-      </w:r>
-    </w:p>
-    <w:p>
-      <w:pPr>
-        <w:numPr>
-          <w:ilvl w:val="0"/>
-          <w:numId w:val="1005"/>
-        </w:numPr>
-      </w:pPr>
-      <w:r>
-        <w:t xml:space="preserve">PRIYA: We’ve come a long way since Paris. And a long way from the lab.</w:t>
-      </w:r>
-      <w:r>
-        <w:t xml:space="preserve"> </w:t>
-      </w:r>
-      <w:r>
-        <w:t xml:space="preserve">프리야: 파리 이후로 먼 길을 왔네요. 실험실에서도 먼 길이고요.</w:t>
-      </w:r>
-    </w:p>
-    <w:p>
-      <w:pPr>
-        <w:numPr>
-          <w:ilvl w:val="0"/>
-          <w:numId w:val="1005"/>
-        </w:numPr>
-      </w:pPr>
-      <w:r>
-        <w:t xml:space="preserve">NOAH: Reply for me, Paul?</w:t>
-      </w:r>
       <w:r>
         <w:t xml:space="preserve"> </w:t>
       </w:r>
@@ -2532,147 +1445,34 @@
         <w:t xml:space="preserve">“</w:t>
       </w:r>
       <w:r>
-        <w:t xml:space="preserve">Yes, the second day. Honoured. Noah.</w:t>
+        <w:t xml:space="preserve">Still on for March? I’ll book somewhere nice.</w:t>
       </w:r>
       <w:r>
         <w:t xml:space="preserve">”</w:t>
       </w:r>
-      <w:r>
-        <w:t xml:space="preserve"> </w:t>
-      </w:r>
-      <w:r>
-        <w:t xml:space="preserve">노아: 대신 답장해 줄래요, 폴?</w:t>
-      </w:r>
-      <w:r>
-        <w:t xml:space="preserve"> </w:t>
-      </w:r>
-      <w:r>
-        <w:t xml:space="preserve">“</w:t>
-      </w:r>
-      <w:r>
-        <w:t xml:space="preserve">네, 둘째 날. 영광입니다. 노아.</w:t>
-      </w:r>
-      <w:r>
-        <w:t xml:space="preserve">”</w:t>
-      </w:r>
-    </w:p>
-    <w:p>
-      <w:pPr>
-        <w:numPr>
-          <w:ilvl w:val="0"/>
-          <w:numId w:val="1005"/>
-        </w:numPr>
-      </w:pPr>
-      <w:r>
-        <w:t xml:space="preserve">PAUL: Sent. And another message. From</w:t>
-      </w:r>
-      <w:r>
-        <w:t xml:space="preserve"> </w:t>
-      </w:r>
-      <w:r>
-        <w:t xml:space="preserve">“</w:t>
-      </w:r>
-      <w:r>
-        <w:t xml:space="preserve">T.</w:t>
-      </w:r>
-      <w:r>
-        <w:t xml:space="preserve">”</w:t>
-      </w:r>
-      <w:r>
-        <w:t xml:space="preserve"> </w:t>
-      </w:r>
-      <w:r>
-        <w:t xml:space="preserve">“</w:t>
-      </w:r>
-      <w:r>
-        <w:t xml:space="preserve">Still on for March? I’ll book somewhere nice.</w:t>
-      </w:r>
-      <w:r>
-        <w:t xml:space="preserve">”</w:t>
-      </w:r>
-      <w:r>
-        <w:t xml:space="preserve"> </w:t>
-      </w:r>
-      <w:r>
-        <w:t xml:space="preserve">폴: 보냈어요. 그리고 메시지 하나 더.</w:t>
-      </w:r>
-      <w:r>
-        <w:t xml:space="preserve"> </w:t>
-      </w:r>
-      <w:r>
-        <w:t xml:space="preserve">“</w:t>
-      </w:r>
-      <w:r>
-        <w:t xml:space="preserve">T</w:t>
-      </w:r>
-      <w:r>
-        <w:t xml:space="preserve">”</w:t>
-      </w:r>
-      <w:r>
-        <w:t xml:space="preserve">한테서.</w:t>
-      </w:r>
-      <w:r>
-        <w:t xml:space="preserve"> </w:t>
-      </w:r>
-      <w:r>
-        <w:t xml:space="preserve">“</w:t>
-      </w:r>
-      <w:r>
-        <w:t xml:space="preserve">3월 그대로지? 좋은 데 예약할게.</w:t>
-      </w:r>
-      <w:r>
-        <w:t xml:space="preserve">”</w:t>
-      </w:r>
-    </w:p>
-    <w:p>
-      <w:pPr>
-        <w:numPr>
-          <w:ilvl w:val="0"/>
-          <w:numId w:val="1005"/>
-        </w:numPr>
+    </w:p>
+    <w:p>
+      <w:pPr>
+        <w:pStyle w:val="BodyText"/>
       </w:pPr>
       <w:r>
         <w:t xml:space="preserve">ELENA: Tom. Again.</w:t>
       </w:r>
-      <w:r>
-        <w:t xml:space="preserve"> </w:t>
-      </w:r>
-      <w:r>
-        <w:t xml:space="preserve">엘레나: 톰. 또.</w:t>
-      </w:r>
-    </w:p>
-    <w:p>
-      <w:pPr>
-        <w:numPr>
-          <w:ilvl w:val="0"/>
-          <w:numId w:val="1005"/>
-        </w:numPr>
+    </w:p>
+    <w:p>
+      <w:pPr>
+        <w:pStyle w:val="BodyText"/>
       </w:pPr>
       <w:r>
         <w:t xml:space="preserve">NOAH: Don’t reply. Not until Seoul.</w:t>
       </w:r>
-      <w:r>
-        <w:t xml:space="preserve"> </w:t>
-      </w:r>
-      <w:r>
-        <w:t xml:space="preserve">노아: 답장하지 마요. 서울 전까지는.</w:t>
-      </w:r>
-    </w:p>
-    <w:p>
-      <w:pPr>
-        <w:numPr>
-          <w:ilvl w:val="0"/>
-          <w:numId w:val="1005"/>
-        </w:numPr>
+    </w:p>
+    <w:p>
+      <w:pPr>
+        <w:pStyle w:val="BodyText"/>
       </w:pPr>
       <w:r>
         <w:t xml:space="preserve">PRIYA: Leverage. Not selling.</w:t>
-      </w:r>
-      <w:r>
-        <w:t xml:space="preserve"> </w:t>
-      </w:r>
-      <w:r>
-        <w:t xml:space="preserve">프리야: 레버리지. 매각이 아니라.</w:t>
       </w:r>
     </w:p>
     <w:p>
@@ -2813,7 +1613,7 @@
               <w:jc w:val="left"/>
             </w:pPr>
             <w:r>
-              <w:t xml:space="preserve">6턴. IPO 전 대형 라운드의 투자자 유형.</w:t>
+              <w:t xml:space="preserve">도입. IPO 전 대형 라운드의 투자자 유형.</w:t>
             </w:r>
           </w:p>
         </w:tc>
@@ -2863,7 +1663,7 @@
               <w:jc w:val="left"/>
             </w:pPr>
             <w:r>
-              <w:t xml:space="preserve">14·16턴. 조달 자금의 배분.</w:t>
+              <w:t xml:space="preserve">도입. 조달 자금의 배분.</w:t>
             </w:r>
           </w:p>
         </w:tc>
@@ -2913,7 +1713,7 @@
               <w:jc w:val="left"/>
             </w:pPr>
             <w:r>
-              <w:t xml:space="preserve">14·29턴. 언제, 어떻게 흑자를 내는가.</w:t>
+              <w:t xml:space="preserve">도입. 언제, 어떻게 흑자를 내는가.</w:t>
             </w:r>
           </w:p>
         </w:tc>
@@ -2963,7 +1763,7 @@
               <w:jc w:val="left"/>
             </w:pPr>
             <w:r>
-              <w:t xml:space="preserve">14·51턴. 경쟁사가 따라 하기 어려운 이유.</w:t>
+              <w:t xml:space="preserve">도입. 경쟁사가 따라 하기 어려운 이유.</w:t>
             </w:r>
           </w:p>
         </w:tc>
@@ -3013,7 +1813,7 @@
               <w:jc w:val="left"/>
             </w:pPr>
             <w:r>
-              <w:t xml:space="preserve">10~11턴. 가치 평가 배수.</w:t>
+              <w:t xml:space="preserve">도입. 가치 평가 배수.</w:t>
             </w:r>
           </w:p>
         </w:tc>
@@ -3063,7 +1863,7 @@
               <w:jc w:val="left"/>
             </w:pPr>
             <w:r>
-              <w:t xml:space="preserve">36턴. 불확실성에 대한 정직한 답.</w:t>
+              <w:t xml:space="preserve">장면1. 불확실성에 대한 정직한 답.</w:t>
             </w:r>
           </w:p>
         </w:tc>
@@ -3113,7 +1913,7 @@
               <w:jc w:val="left"/>
             </w:pPr>
             <w:r>
-              <w:t xml:space="preserve">62턴. 전략적 해자의 정의.</w:t>
+              <w:t xml:space="preserve">장면2. 전략적 해자의 정의.</w:t>
             </w:r>
           </w:p>
         </w:tc>
@@ -3163,7 +1963,7 @@
               <w:jc w:val="left"/>
             </w:pPr>
             <w:r>
-              <w:t xml:space="preserve">68턴. 인수설에 대한 표준적 답변.</w:t>
+              <w:t xml:space="preserve">장면2. 인수설에 대한 표준적 답변.</w:t>
             </w:r>
           </w:p>
         </w:tc>
@@ -3213,7 +2013,7 @@
               <w:jc w:val="left"/>
             </w:pPr>
             <w:r>
-              <w:t xml:space="preserve">70턴. 이사·경영진의 법적 의무.</w:t>
+              <w:t xml:space="preserve">장면2. 이사·경영진의 법적 의무.</w:t>
             </w:r>
           </w:p>
         </w:tc>
@@ -3263,7 +2063,7 @@
               <w:jc w:val="left"/>
             </w:pPr>
             <w:r>
-              <w:t xml:space="preserve">100턴. 투자 합의의 다음 단계.</w:t>
+              <w:t xml:space="preserve">절정·전환. 투자 합의의 다음 단계.</w:t>
             </w:r>
           </w:p>
         </w:tc>
@@ -3942,7 +2742,7 @@
           <w:bCs/>
           <w:b/>
         </w:rPr>
-        <w:t xml:space="preserve">61턴 NOAH:</w:t>
+        <w:t xml:space="preserve">NOAH (장면2):</w:t>
       </w:r>
       <w:r>
         <w:t xml:space="preserve"> </w:t>
@@ -4258,9 +3058,1156 @@
         <w:t xml:space="preserve">라는 투자자 질문에 같은 구조로 40~50단어로 답해 보기.</w:t>
       </w:r>
     </w:p>
+    <w:p>
+      <w:r>
+        <w:pict>
+          <v:rect style="width:0;height:1.5pt" o:hralign="center" o:hrstd="t" o:hr="t"/>
+        </w:pict>
+      </w:r>
+    </w:p>
     <w:bookmarkEnd w:id="30"/>
     <w:bookmarkEnd w:id="31"/>
+    <w:bookmarkStart w:id="37" w:name="한국어-번역"/>
+    <w:p>
+      <w:pPr>
+        <w:pStyle w:val="Heading2"/>
+      </w:pPr>
+      <w:r>
+        <w:t xml:space="preserve">한국어 번역</w:t>
+      </w:r>
+    </w:p>
+    <w:bookmarkStart w:id="32" w:name="도입-오전-10시-허드슨-야드-1"/>
+    <w:p>
+      <w:pPr>
+        <w:pStyle w:val="Heading3"/>
+      </w:pPr>
+      <w:r>
+        <w:t xml:space="preserve">도입 — 오전 10시, 허드슨 야드</w:t>
+      </w:r>
+    </w:p>
+    <w:p>
+      <w:pPr>
+        <w:pStyle w:val="FirstParagraph"/>
+      </w:pPr>
+      <w:r>
+        <w:t xml:space="preserve">빅터: 노아. 블루워터에 오신 걸 환영합니다. 자료를 두 번 읽었어요. 리베카는 네 번 읽었고요. 질문이 있대요.</w:t>
+      </w:r>
+    </w:p>
+    <w:p>
+      <w:pPr>
+        <w:pStyle w:val="BodyText"/>
+      </w:pPr>
+      <w:r>
+        <w:t xml:space="preserve">리베카: 정확히는 스물세 개예요. 우선순위를 매겨 뒀어요. 걱정 마세요.</w:t>
+      </w:r>
+    </w:p>
+    <w:p>
+      <w:pPr>
+        <w:pStyle w:val="BodyText"/>
+      </w:pPr>
+      <w:r>
+        <w:t xml:space="preserve">노아: 초대해 주셔서 감사합니다. CFO 폴 노박. CTO 프리야 라만 박사. 최고 의학 책임자 엘레나 루이즈 박사.</w:t>
+      </w:r>
+    </w:p>
+    <w:p>
+      <w:pPr>
+        <w:pStyle w:val="BodyText"/>
+      </w:pPr>
+      <w:r>
+        <w:t xml:space="preserve">폴: 그리고 리처드 헤일이 화상으로 참석합니다. 시드 라운드부터 함께한 리드 이사예요.</w:t>
+      </w:r>
+    </w:p>
+    <w:p>
+      <w:pPr>
+        <w:pStyle w:val="BodyText"/>
+      </w:pPr>
+      <w:r>
+        <w:t xml:space="preserve">리처드: 좋은 아침이에요, 빅터. 살살 해 줘요. 아니면 말고요. 압박받을 때 더 잘하는 사람들이니까.</w:t>
+      </w:r>
+    </w:p>
+    <w:p>
+      <w:pPr>
+        <w:pStyle w:val="BodyText"/>
+      </w:pPr>
+      <w:r>
+        <w:t xml:space="preserve">빅터: 살살은 안 해요. 철저하게 하죠. 크로스오버 펀드라서, 지금 비상장 단계에서 투자하고 상장 이후까지 계속 보유한다는 뜻이에요. 그러니 당신들 스토리에 약점이 있다면, 나중에 애널리스트 보고서에서 읽느니 이 방에서 찾아내는 편이 훨씬 낫죠.</w:t>
+      </w:r>
+    </w:p>
+    <w:p>
+      <w:pPr>
+        <w:pStyle w:val="BodyText"/>
+      </w:pPr>
+      <w:r>
+        <w:t xml:space="preserve">프리야: 그러니까 상장 투자자들이 할 질문을 하시는 거네요. 18개월 먼저.</w:t>
+      </w:r>
+    </w:p>
+    <w:p>
+      <w:pPr>
+        <w:pStyle w:val="BodyText"/>
+      </w:pPr>
+      <w:r>
+        <w:t xml:space="preserve">빅터: 바로 그거예요. 우리한테 답 못 하면, 그들한테도 못 하죠.</w:t>
+      </w:r>
+    </w:p>
+    <w:p>
+      <w:pPr>
+        <w:pStyle w:val="BodyText"/>
+      </w:pPr>
+      <w:r>
+        <w:t xml:space="preserve">노아: 그럼 시작하죠. 1억 5천만 달러를 조달합니다. 프리머니 가치 8억 5천만 달러로.</w:t>
+      </w:r>
+    </w:p>
+    <w:p>
+      <w:pPr>
+        <w:pStyle w:val="BodyText"/>
+      </w:pPr>
+      <w:r>
+        <w:t xml:space="preserve">리베카: 직전 매출의 대략 16배네요. 야심 차군요.</w:t>
+      </w:r>
+    </w:p>
+    <w:p>
+      <w:pPr>
+        <w:pStyle w:val="BodyText"/>
+      </w:pPr>
+      <w:r>
+        <w:t xml:space="preserve">폴: 직전 기준으로는 16배가 맞아요. 하지만 예상 기준으로는 약 10배고, 이렇게 빠르게 성장하는 회사에서 중요한 건 예상 기준 배수예요. 작년에 58% 성장했고 매출총이익률이 86%니까, 어떤 대가를 치르고서라도 사들인 성장이 아닙니다.</w:t>
+      </w:r>
+    </w:p>
+    <w:p>
+      <w:pPr>
+        <w:pStyle w:val="BodyText"/>
+      </w:pPr>
+      <w:r>
+        <w:t xml:space="preserve">빅터: 성장은 미팅을 잡아 줘요. 가격을 잡아 주진 않죠. 차근차근 설명해 주세요.</w:t>
+      </w:r>
+    </w:p>
+    <w:p>
+      <w:pPr>
+        <w:pStyle w:val="BodyText"/>
+      </w:pPr>
+      <w:r>
+        <w:t xml:space="preserve">노아: 요점은 이거예요. 중요한 질문은 셋. 돈이 어디로 가는가. 언제 돈을 버는가. 그리고 왜 아무도 우릴 따라 할 수 없는가.</w:t>
+      </w:r>
+    </w:p>
+    <w:p>
+      <w:pPr>
+        <w:pStyle w:val="BodyText"/>
+      </w:pPr>
+      <w:r>
+        <w:t xml:space="preserve">리베카: 자금 사용 계획. 수익성 경로. 방어 가능한 해자. 제 첫 세 질문이네요.</w:t>
+      </w:r>
+    </w:p>
+    <w:p>
+      <w:pPr>
+        <w:pStyle w:val="BodyText"/>
+      </w:pPr>
+      <w:r>
+        <w:t xml:space="preserve">노아: 그럼 시간을 좀 아껴 드렸네요.</w:t>
+      </w:r>
+    </w:p>
     <w:bookmarkEnd w:id="32"/>
+    <w:bookmarkStart w:id="33" w:name="장면1-자금-사용과-수익성-경로-1"/>
+    <w:p>
+      <w:pPr>
+        <w:pStyle w:val="Heading3"/>
+      </w:pPr>
+      <w:r>
+        <w:t xml:space="preserve">장면1 — 자금 사용과 수익성 경로</w:t>
+      </w:r>
+    </w:p>
+    <w:p>
+      <w:pPr>
+        <w:pStyle w:val="FirstParagraph"/>
+      </w:pPr>
+      <w:r>
+        <w:t xml:space="preserve">폴: 자금 사용 계획. 아시아 6천만. 생산 3,500만. 신제품 3천만. IPO 준비와 운전자본 2,500만.</w:t>
+      </w:r>
+    </w:p>
+    <w:p>
+      <w:pPr>
+        <w:pStyle w:val="BodyText"/>
+      </w:pPr>
+      <w:r>
+        <w:t xml:space="preserve">리베카: 아시아에 6천만. 거기서 주사기 하나 팔기 전에. 왜 그렇게 많이요? 왜 지금이죠?</w:t>
+      </w:r>
+    </w:p>
+    <w:p>
+      <w:pPr>
+        <w:pStyle w:val="BodyText"/>
+      </w:pPr>
+      <w:r>
+        <w:t xml:space="preserve">노아: 아시아가 세계 최대 필러 시장이고, 빠르게 움직이고 있으니까요. 그곳 클리닉들은 지금 장기 공급사를 고르고 있고, 한번 관계가 굳어지면 깨기가 아주 어려워요. 늦게 들어가는 회사는 마케팅에서도 시간에서도 두 배를 내니까, 기다리는 게 사실 더 비싸게 먹혀요.</w:t>
+      </w:r>
+    </w:p>
+    <w:p>
+      <w:pPr>
+        <w:pStyle w:val="BodyText"/>
+      </w:pPr>
+      <w:r>
+        <w:t xml:space="preserve">리베카: 한국은 가장 경쟁이 치열하기도 하죠. 국산 필러 수십 종. 당신들 가격의 절반에. 더 낮은 것도 있고요.</w:t>
+      </w:r>
+    </w:p>
+    <w:p>
+      <w:pPr>
+        <w:pStyle w:val="BodyText"/>
+      </w:pPr>
+      <w:r>
+        <w:t xml:space="preserve">노아: 맞습니다. 가격으로 이기진 않을 겁니다. 가격이 결정 요인이 아닌 곳에서 이길 거예요.</w:t>
+      </w:r>
+    </w:p>
+    <w:p>
+      <w:pPr>
+        <w:pStyle w:val="BodyText"/>
+      </w:pPr>
+      <w:r>
+        <w:t xml:space="preserve">리베카: 그게 정확히 어디죠?</w:t>
+      </w:r>
+    </w:p>
+    <w:p>
+      <w:pPr>
+        <w:pStyle w:val="BodyText"/>
+      </w:pPr>
+      <w:r>
+        <w:t xml:space="preserve">엘레나: 안전을 앞세우는 클리닉. 싼 필러의 합병증을 치료해 본 의사들. 모든 시장에 있어요. 한국 포함.</w:t>
+      </w:r>
+    </w:p>
+    <w:p>
+      <w:pPr>
+        <w:pStyle w:val="BodyText"/>
+      </w:pPr>
+      <w:r>
+        <w:t xml:space="preserve">리베카: 그 세그먼트가 얼마나 커요? 숫자로요. 확신 말고.</w:t>
+      </w:r>
+    </w:p>
+    <w:p>
+      <w:pPr>
+        <w:pStyle w:val="BodyText"/>
+      </w:pPr>
+      <w:r>
+        <w:t xml:space="preserve">폴: 한국에서 프리미엄 세그먼트는 물량의 약 18%. 금액의 35%예요.</w:t>
+      </w:r>
+    </w:p>
+    <w:p>
+      <w:pPr>
+        <w:pStyle w:val="BodyText"/>
+      </w:pPr>
+      <w:r>
+        <w:t xml:space="preserve">빅터: 출처는요?</w:t>
+      </w:r>
+    </w:p>
+    <w:p>
+      <w:pPr>
+        <w:pStyle w:val="BodyText"/>
+      </w:pPr>
+      <w:r>
+        <w:t xml:space="preserve">폴: 외부 시장 조사. 그리고 서울 클리닉 40곳 인터뷰. 그레이스 김이 진행했어요. 부록 C.</w:t>
+      </w:r>
+    </w:p>
+    <w:p>
+      <w:pPr>
+        <w:pStyle w:val="BodyText"/>
+      </w:pPr>
+      <w:r>
+        <w:t xml:space="preserve">리베카: 부록 C 읽었어요. 자료에서 제일 좋은 부분이었어요. 그레이스가 누구예요?</w:t>
+      </w:r>
+    </w:p>
+    <w:p>
+      <w:pPr>
+        <w:pStyle w:val="BodyText"/>
+      </w:pPr>
+      <w:r>
+        <w:t xml:space="preserve">노아: 우리 분석 책임자예요. 한국계 미국인. 한국 출시팀을 이끌 거예요.</w:t>
+      </w:r>
+    </w:p>
+    <w:p>
+      <w:pPr>
+        <w:pStyle w:val="BodyText"/>
+      </w:pPr>
+      <w:r>
+        <w:t xml:space="preserve">빅터: 수익성 경로. 4분기에 EBITDA 흑자로 돌아섰죠. 지속 가능한가요? 아니면 계절적인가요?</w:t>
+      </w:r>
+    </w:p>
+    <w:p>
+      <w:pPr>
+        <w:pStyle w:val="BodyText"/>
+      </w:pPr>
+      <w:r>
+        <w:t xml:space="preserve">폴: 미국과 영국에선 지속 가능해요. 아시아가 우릴 다시 적자로 밀어 넣을 거예요. 약 6분기 동안.</w:t>
+      </w:r>
+    </w:p>
+    <w:p>
+      <w:pPr>
+        <w:pStyle w:val="BodyText"/>
+      </w:pPr>
+      <w:r>
+        <w:t xml:space="preserve">빅터: 일부러 돈을 잃겠다고 말하는 거군요.</w:t>
+      </w:r>
+    </w:p>
+    <w:p>
+      <w:pPr>
+        <w:pStyle w:val="BodyText"/>
+      </w:pPr>
+      <w:r>
+        <w:t xml:space="preserve">폴: 정확히 얼마를, 얼마 동안인지 말씀드리는 거예요. 실수로 돈을 잃는 것과는 전혀 다르죠. 미국과 영국은 스스로 자금을 대고, 아시아는 시장을 만드는 약 6분기 동안 적자를 흡수하고, 그다음 9년 차에 그룹 전체 흑자에 도달합니다. 그게 숫자예요.</w:t>
+      </w:r>
+    </w:p>
+    <w:p>
+      <w:pPr>
+        <w:pStyle w:val="BodyText"/>
+      </w:pPr>
+      <w:r>
+        <w:t xml:space="preserve">리베카: 고객 획득 비용. 회수 기간은요?</w:t>
+      </w:r>
+    </w:p>
+    <w:p>
+      <w:pPr>
+        <w:pStyle w:val="BodyText"/>
+      </w:pPr>
+      <w:r>
+        <w:t xml:space="preserve">폴: 미국 11개월. 영국 14개월, 리프레임 후엔 9개월. 한국은 더 길 거예요. 어쩌면 18개월.</w:t>
+      </w:r>
+    </w:p>
+    <w:p>
+      <w:pPr>
+        <w:pStyle w:val="BodyText"/>
+      </w:pPr>
+      <w:r>
+        <w:t xml:space="preserve">리베카: 영국 출시 첫 분기에 45% 미달했어요. 왜 한국 예측을 믿어야 하죠?</w:t>
+      </w:r>
+    </w:p>
+    <w:p>
+      <w:pPr>
+        <w:pStyle w:val="BodyText"/>
+      </w:pPr>
+      <w:r>
+        <w:t xml:space="preserve">노아: 정당한 질문이에요. 솔직히 예측을 믿으시면 안 돼요. 틀렸을 때 우리가 어떻게 대응하는지를 믿으셔야죠.</w:t>
+      </w:r>
+    </w:p>
+    <w:p>
+      <w:pPr>
+        <w:pStyle w:val="BodyText"/>
+      </w:pPr>
+      <w:r>
+        <w:t xml:space="preserve">리베카: 계속하세요.</w:t>
+      </w:r>
+    </w:p>
+    <w:p>
+      <w:pPr>
+        <w:pStyle w:val="BodyText"/>
+      </w:pPr>
+      <w:r>
+        <w:t xml:space="preserve">노아: 12주 차에 비난 없는 포스트모템을 했어요. 누구도 자기를 지키려고 실수를 숨기길 원하지 않았거든요. 근본 원인을 찾고 메시지를 다시 짰더니, 8주 만에 판매가 네 배가 됐어요. 예측은 틀렸지만 대응은 빨랐고, 실제로 믿으셔도 되는 건 바로 그 부분이에요.</w:t>
+      </w:r>
+    </w:p>
+    <w:p>
+      <w:pPr>
+        <w:pStyle w:val="BodyText"/>
+      </w:pPr>
+      <w:r>
+        <w:t xml:space="preserve">리베카: 그래서 근본 원인은요?</w:t>
+      </w:r>
+    </w:p>
+    <w:p>
+      <w:pPr>
+        <w:pStyle w:val="BodyText"/>
+      </w:pPr>
+      <w:r>
+        <w:t xml:space="preserve">노아: 저요. 서두르느라 미국식 플레이북을 이식했어요. 한국에선 그 실수를 안 할 겁니다.</w:t>
+      </w:r>
+    </w:p>
+    <w:p>
+      <w:pPr>
+        <w:pStyle w:val="BodyText"/>
+      </w:pPr>
+      <w:r>
+        <w:t xml:space="preserve">빅터: 자기를 근본 원인으로 지목하는 CEO라. EBITDA보다 드물군요.</w:t>
+      </w:r>
+    </w:p>
+    <w:p>
+      <w:pPr>
+        <w:pStyle w:val="BodyText"/>
+      </w:pPr>
+      <w:r>
+        <w:t xml:space="preserve">리처드: 내가 말했잖아요, 빅터. 짜증 날 만큼 정직하다고.</w:t>
+      </w:r>
+    </w:p>
+    <w:p>
+      <w:pPr>
+        <w:pStyle w:val="BodyText"/>
+      </w:pPr>
+      <w:r>
+        <w:t xml:space="preserve">리베카:</w:t>
+      </w:r>
+      <w:r>
+        <w:t xml:space="preserve"> </w:t>
+      </w:r>
+      <w:r>
+        <w:t xml:space="preserve">“</w:t>
+      </w:r>
+      <w:r>
+        <w:t xml:space="preserve">신제품</w:t>
+      </w:r>
+      <w:r>
+        <w:t xml:space="preserve">”</w:t>
+      </w:r>
+      <w:r>
+        <w:t xml:space="preserve">에 3천만. 모호하네요. 정확히 뭐죠?</w:t>
+      </w:r>
+    </w:p>
+    <w:p>
+      <w:pPr>
+        <w:pStyle w:val="BodyText"/>
+      </w:pPr>
+      <w:r>
+        <w:t xml:space="preserve">프리야: 프로그램 두 개예요. 첫째는 FlexLink 화학을 쓴 스킨부스터라서, 이미 보유하고 잘 아는 기술 위에 짓는 거예요. 둘째는 파트너를 통한 뉴로톡신 초기 작업인데, 그 전문성이 사내에 없기 때문이에요. 있는 척하면 그냥 투자금을 낭비하는 거고요.</w:t>
+      </w:r>
+    </w:p>
+    <w:p>
+      <w:pPr>
+        <w:pStyle w:val="BodyText"/>
+      </w:pPr>
+      <w:r>
+        <w:t xml:space="preserve">리베카: 어느 파트너요?</w:t>
+      </w:r>
+    </w:p>
+    <w:p>
+      <w:pPr>
+        <w:pStyle w:val="BodyText"/>
+      </w:pPr>
+      <w:r>
+        <w:t xml:space="preserve">프리야: 초기 대화 중이에요. 이름은 밝힐 수 없어요. 아직은.</w:t>
+      </w:r>
+    </w:p>
+    <w:p>
+      <w:pPr>
+        <w:pStyle w:val="BodyText"/>
+      </w:pPr>
+      <w:r>
+        <w:t xml:space="preserve">빅터: 한국인가요?</w:t>
+      </w:r>
+    </w:p>
+    <w:p>
+      <w:pPr>
+        <w:pStyle w:val="BodyText"/>
+      </w:pPr>
+      <w:r>
+        <w:t xml:space="preserve">노아: 변호사 귀가 있는 방에선 추측하지 않는 편이 좋겠어요. 하지만 가장 먼저 아시게 될 겁니다.</w:t>
+      </w:r>
+    </w:p>
+    <w:p>
+      <w:pPr>
+        <w:pStyle w:val="BodyText"/>
+      </w:pPr>
+      <w:r>
+        <w:t xml:space="preserve">리처드: 빅터, 예스라는 뜻이에요. 창업자 언어로.</w:t>
+      </w:r>
+    </w:p>
+    <w:p>
+      <w:pPr>
+        <w:pStyle w:val="BodyText"/>
+      </w:pPr>
+      <w:r>
+        <w:t xml:space="preserve">노아: 리처드. 도움이 안 돼요.</w:t>
+      </w:r>
+    </w:p>
+    <w:bookmarkEnd w:id="33"/>
+    <w:bookmarkStart w:id="34" w:name="장면2-해자-그리고-그-질문-1"/>
+    <w:p>
+      <w:pPr>
+        <w:pStyle w:val="Heading3"/>
+      </w:pPr>
+      <w:r>
+        <w:t xml:space="preserve">장면2 — 해자, 그리고 그 질문</w:t>
+      </w:r>
+    </w:p>
+    <w:p>
+      <w:pPr>
+        <w:pStyle w:val="FirstParagraph"/>
+      </w:pPr>
+      <w:r>
+        <w:t xml:space="preserve">빅터: 이제 가장 중요한 질문. 방어 가능한 해자가 뭐죠? 왜 할번이 2년 안에 따라 하지 못하죠?</w:t>
+      </w:r>
+    </w:p>
+    <w:p>
+      <w:pPr>
+        <w:pStyle w:val="BodyText"/>
+      </w:pPr>
+      <w:r>
+        <w:t xml:space="preserve">프리야: 1층. FlexLink. 2041년까지 특허. 침해하지 않고는 그 용해 프로필을 맞출 수 없어요.</w:t>
+      </w:r>
+    </w:p>
+    <w:p>
+      <w:pPr>
+        <w:pStyle w:val="BodyText"/>
+      </w:pPr>
+      <w:r>
+        <w:t xml:space="preserve">리베카: 특허는 회피 설계가 되죠. 할번의 모든 화학자가 지금 시도하고 있을 거예요.</w:t>
+      </w:r>
+    </w:p>
+    <w:p>
+      <w:pPr>
+        <w:pStyle w:val="BodyText"/>
+      </w:pPr>
+      <w:r>
+        <w:t xml:space="preserve">프리야: 알아요. 저도 그중 하나였거든요. 그래서 1층만으론 부족해요.</w:t>
+      </w:r>
+    </w:p>
+    <w:p>
+      <w:pPr>
+        <w:pStyle w:val="BodyText"/>
+      </w:pPr>
+      <w:r>
+        <w:t xml:space="preserve">엘레나: 2층. 안전 시스템. 인증 시술자 1만 2천 명. 일련번호 스캔. 모든 혈관 사건 레지스트리.</w:t>
+      </w:r>
+    </w:p>
+    <w:p>
+      <w:pPr>
+        <w:pStyle w:val="BodyText"/>
+      </w:pPr>
+      <w:r>
+        <w:t xml:space="preserve">리베카: 그게 왜 해자죠? 할번도 교육 프로그램을 만들 수 있잖아요.</w:t>
+      </w:r>
+    </w:p>
+    <w:p>
+      <w:pPr>
+        <w:pStyle w:val="BodyText"/>
+      </w:pPr>
+      <w:r>
+        <w:t xml:space="preserve">엘레나: 만들 수 있죠. 아마 만들 거예요. 하지만 우리 레지스트리는 주사할 때마다 좋아져요. 혈관 사건 하나하나가 예방과 치료에 대해 뭔가를 가르쳐 주니까요. 인증 시술자 1만 2천 명에게서 모은 6년 치 실사용 데이터예요. 경쟁사가 교육 매뉴얼은 한 달이면 베낄 수 있어도, 6년은 살 수 없어요.</w:t>
+      </w:r>
+    </w:p>
+    <w:p>
+      <w:pPr>
+        <w:pStyle w:val="BodyText"/>
+      </w:pPr>
+      <w:r>
+        <w:t xml:space="preserve">빅터: 네트워크 효과. 의료 안전에서. 흥미롭군요.</w:t>
+      </w:r>
+    </w:p>
+    <w:p>
+      <w:pPr>
+        <w:pStyle w:val="BodyText"/>
+      </w:pPr>
+      <w:r>
+        <w:t xml:space="preserve">노아: 그리고 3층. 따라 하기 가장 어려운 것. 우린 의료 전문가에게만 팝니다. 모든 주사기. 추적.</w:t>
+      </w:r>
+    </w:p>
+    <w:p>
+      <w:pPr>
+        <w:pStyle w:val="BodyText"/>
+      </w:pPr>
+      <w:r>
+        <w:t xml:space="preserve">리베카: 그건 제약이지. 해자가 아니에요.</w:t>
+      </w:r>
+    </w:p>
+    <w:p>
+      <w:pPr>
+        <w:pStyle w:val="BodyText"/>
+      </w:pPr>
+      <w:r>
+        <w:t xml:space="preserve">노아: 요점은 이거예요. 이걸 따라 하려면 할번은 미용사 판매를 끊어야 하는데, 영국에선 그게 그들 물량의 60%예요. 그러니 문제는 기술적으로 할 수 있느냐가 아니에요. 우리를 흉내 내려고 그 사업 대부분을 잃는 걸 그들의 주주가 받아들이겠느냐는 거죠. 저는 안 받아들일 거라고 봐요.</w:t>
+      </w:r>
+    </w:p>
+    <w:p>
+      <w:pPr>
+        <w:pStyle w:val="BodyText"/>
+      </w:pPr>
+      <w:r>
+        <w:t xml:space="preserve">빅터: 그러니까 당신들의 해자는 경쟁사가 따를 여유가 없는 규칙이군요.</w:t>
+      </w:r>
+    </w:p>
+    <w:p>
+      <w:pPr>
+        <w:pStyle w:val="BodyText"/>
+      </w:pPr>
+      <w:r>
+        <w:t xml:space="preserve">노아: 정확해요. 우리 규칙이 우리 브랜드예요. 그리고 우리 브랜드를 흉내 내려면 그들은 돈을 잃어야 하죠.</w:t>
+      </w:r>
+    </w:p>
+    <w:p>
+      <w:pPr>
+        <w:pStyle w:val="BodyText"/>
+      </w:pPr>
+      <w:r>
+        <w:t xml:space="preserve">리베카: …예상보다 좋은 답이네요. 아홉 번째 질문 지울게요.</w:t>
+      </w:r>
+    </w:p>
+    <w:p>
+      <w:pPr>
+        <w:pStyle w:val="BodyText"/>
+      </w:pPr>
+      <w:r>
+        <w:t xml:space="preserve">빅터: 그럼 이 방의 누구도 원하지 않는 질문을 하죠. 파이낸셜 레저. 12월.</w:t>
+      </w:r>
+      <w:r>
+        <w:t xml:space="preserve"> </w:t>
+      </w:r>
+      <w:r>
+        <w:t xml:space="preserve">“</w:t>
+      </w:r>
+      <w:r>
+        <w:t xml:space="preserve">할번, 인수 검토.</w:t>
+      </w:r>
+      <w:r>
+        <w:t xml:space="preserve">”</w:t>
+      </w:r>
+    </w:p>
+    <w:p>
+      <w:pPr>
+        <w:pStyle w:val="BodyText"/>
+      </w:pPr>
+      <w:r>
+        <w:t xml:space="preserve">노아: 읽었어요. 다른 사람들처럼.</w:t>
+      </w:r>
+    </w:p>
+    <w:p>
+      <w:pPr>
+        <w:pStyle w:val="BodyText"/>
+      </w:pPr>
+      <w:r>
+        <w:t xml:space="preserve">빅터: 회사를 팔 생각이에요, 노아?</w:t>
+      </w:r>
+    </w:p>
+    <w:p>
+      <w:pPr>
+        <w:pStyle w:val="BodyText"/>
+      </w:pPr>
+      <w:r>
+        <w:t xml:space="preserve">노아: 매각 절차를 진행하고 있지 않습니다. 아무도 제안하지 않았고요. 하지만 진지한 건 무엇이든 듣는 게 제 일이죠.</w:t>
+      </w:r>
+    </w:p>
+    <w:p>
+      <w:pPr>
+        <w:pStyle w:val="BodyText"/>
+      </w:pPr>
+      <w:r>
+        <w:t xml:space="preserve">빅터: 신중한 답이군요.</w:t>
+      </w:r>
+    </w:p>
+    <w:p>
+      <w:pPr>
+        <w:pStyle w:val="BodyText"/>
+      </w:pPr>
+      <w:r>
+        <w:t xml:space="preserve">노아: 사실인 답이에요. 제가</w:t>
+      </w:r>
+      <w:r>
+        <w:t xml:space="preserve"> </w:t>
+      </w:r>
+      <w:r>
+        <w:t xml:space="preserve">“</w:t>
+      </w:r>
+      <w:r>
+        <w:t xml:space="preserve">절대 안 판다</w:t>
+      </w:r>
+      <w:r>
+        <w:t xml:space="preserve">”</w:t>
+      </w:r>
+      <w:r>
+        <w:t xml:space="preserve">고 하면, 이 라운드가 성사될 경우 당신들도 포함될 주주들에 대한 신인의무를 제가 무시한다고 걱정하셨을 거예요. 이사회와 저는 진지한 제안이라면 무엇이든 공정하게 들어 볼 의무가 있어요. 듣는 건 팔고 싶은 것과 다르고, 저는 안심시키는 말보다 정확한 말을 하고 싶어요.</w:t>
+      </w:r>
+    </w:p>
+    <w:p>
+      <w:pPr>
+        <w:pStyle w:val="BodyText"/>
+      </w:pPr>
+      <w:r>
+        <w:t xml:space="preserve">리처드: 그리고</w:t>
+      </w:r>
+      <w:r>
+        <w:t xml:space="preserve"> </w:t>
+      </w:r>
+      <w:r>
+        <w:t xml:space="preserve">“</w:t>
+      </w:r>
+      <w:r>
+        <w:t xml:space="preserve">어쩌면</w:t>
+      </w:r>
+      <w:r>
+        <w:t xml:space="preserve">”</w:t>
+      </w:r>
+      <w:r>
+        <w:t xml:space="preserve">이라고 했으면 현금화하려 한다고 걱정하셨겠죠. 좁은 길을 찾은 거예요.</w:t>
+      </w:r>
+    </w:p>
+    <w:p>
+      <w:pPr>
+        <w:pStyle w:val="BodyText"/>
+      </w:pPr>
+      <w:r>
+        <w:t xml:space="preserve">빅터: 톰 브레넌이 연락했나요?</w:t>
+      </w:r>
+    </w:p>
+    <w:p>
+      <w:pPr>
+        <w:pStyle w:val="BodyText"/>
+      </w:pPr>
+      <w:r>
+        <w:t xml:space="preserve">노아: 저녁 초대를 했어요. 두 번. 제가 연기했어요. 2월로. 그다음 3월로.</w:t>
+      </w:r>
+    </w:p>
+    <w:p>
+      <w:pPr>
+        <w:pStyle w:val="BodyText"/>
+      </w:pPr>
+      <w:r>
+        <w:t xml:space="preserve">리베카: 왜 연기했죠?</w:t>
+      </w:r>
+    </w:p>
+    <w:p>
+      <w:pPr>
+        <w:pStyle w:val="BodyText"/>
+      </w:pPr>
+      <w:r>
+        <w:t xml:space="preserve">노아: 이 라운드를 먼저 마무리하고 싶었으니까요. 시리즈 C를 받은 회사는 강한 위치에서 협상하죠.</w:t>
+      </w:r>
+    </w:p>
+    <w:p>
+      <w:pPr>
+        <w:pStyle w:val="BodyText"/>
+      </w:pPr>
+      <w:r>
+        <w:t xml:space="preserve">빅터: 그러니까 생각은 하고 있군요.</w:t>
+      </w:r>
+    </w:p>
+    <w:p>
+      <w:pPr>
+        <w:pStyle w:val="BodyText"/>
+      </w:pPr>
+      <w:r>
+        <w:t xml:space="preserve">노아: 레버리지를 생각하는 거예요. 매각이 아니라. 차이가 있죠.</w:t>
+      </w:r>
+    </w:p>
+    <w:p>
+      <w:pPr>
+        <w:pStyle w:val="BodyText"/>
+      </w:pPr>
+      <w:r>
+        <w:t xml:space="preserve">프리야: 하나 덧붙여도 될까요? 창업자로서?</w:t>
+      </w:r>
+    </w:p>
+    <w:p>
+      <w:pPr>
+        <w:pStyle w:val="BodyText"/>
+      </w:pPr>
+      <w:r>
+        <w:t xml:space="preserve">빅터: 그러세요.</w:t>
+      </w:r>
+    </w:p>
+    <w:p>
+      <w:pPr>
+        <w:pStyle w:val="BodyText"/>
+      </w:pPr>
+      <w:r>
+        <w:t xml:space="preserve">프리야: 할번이 이걸 만들게 해 주지 않아서 할번을 떠났어요. 여러 번 요청했고, 데이터도 보여 줬지만, 답은 언제나 ’안 된다’였어요. 그래서 나와서 다른 곳에서 만들었죠. 그 모든 세월을 쏟은 게, 안 된다고 했던 사람들한테 돌려주려고 그런 게 아니에요.</w:t>
+      </w:r>
+    </w:p>
+    <w:bookmarkEnd w:id="34"/>
+    <w:bookmarkStart w:id="35" w:name="절정전환-오후-1시-조건-1"/>
+    <w:p>
+      <w:pPr>
+        <w:pStyle w:val="Heading3"/>
+      </w:pPr>
+      <w:r>
+        <w:t xml:space="preserve">절정·전환 — 오후 1시, 조건</w:t>
+      </w:r>
+    </w:p>
+    <w:p>
+      <w:pPr>
+        <w:pStyle w:val="FirstParagraph"/>
+      </w:pPr>
+      <w:r>
+        <w:t xml:space="preserve">빅터: 감사합니다. 모두. 리베카와 잠깐 나갔다 올게요. 10분.</w:t>
+      </w:r>
+    </w:p>
+    <w:p>
+      <w:pPr>
+        <w:pStyle w:val="BodyText"/>
+      </w:pPr>
+      <w:r>
+        <w:t xml:space="preserve">폴: VC 사무실에서 10분. 아주 좋거나 아주 나쁘거나죠.</w:t>
+      </w:r>
+    </w:p>
+    <w:p>
+      <w:pPr>
+        <w:pStyle w:val="BodyText"/>
+      </w:pPr>
+      <w:r>
+        <w:t xml:space="preserve">엘레나: 프리야. 마지막 말. 준비했던 거예요?</w:t>
+      </w:r>
+    </w:p>
+    <w:p>
+      <w:pPr>
+        <w:pStyle w:val="BodyText"/>
+      </w:pPr>
+      <w:r>
+        <w:t xml:space="preserve">프리야: 아니요. 빅터가 노아를 가격표처럼 쳐다봤어요. 마음에 안 들었어요.</w:t>
+      </w:r>
+    </w:p>
+    <w:p>
+      <w:pPr>
+        <w:pStyle w:val="BodyText"/>
+      </w:pPr>
+      <w:r>
+        <w:t xml:space="preserve">리처드: 참고로 난 좋았어요. 투자자들은 확신을 봐야 해요. 숫자만이 아니라.</w:t>
+      </w:r>
+    </w:p>
+    <w:p>
+      <w:pPr>
+        <w:pStyle w:val="BodyText"/>
+      </w:pPr>
+      <w:r>
+        <w:t xml:space="preserve">노아: 리처드, 할번이 정말 제안하면, 당신은 어느 편에 설 거예요?</w:t>
+      </w:r>
+    </w:p>
+    <w:p>
+      <w:pPr>
+        <w:pStyle w:val="BodyText"/>
+      </w:pPr>
+      <w:r>
+        <w:t xml:space="preserve">리처드: 수익이 있는 곳에요. 그게 내 일이고, 그렇지 않은 척한 적도 없어요. 시드 라운드 때 알았잖아요. 하지만 이것도 말해 둘게요. 진지한 제안이라면 이 회사가 스스로 될 수 있는 모습보다 나아야 하는데, 오늘 이후로 그 기준이 훨씬 높아졌어요.</w:t>
+      </w:r>
+    </w:p>
+    <w:p>
+      <w:pPr>
+        <w:pStyle w:val="BodyText"/>
+      </w:pPr>
+      <w:r>
+        <w:t xml:space="preserve">노아: 알았죠. 소리 내서 말하는 걸 듣고 싶었을 뿐이에요.</w:t>
+      </w:r>
+    </w:p>
+    <w:p>
+      <w:pPr>
+        <w:pStyle w:val="BodyText"/>
+      </w:pPr>
+      <w:r>
+        <w:t xml:space="preserve">빅터: 돌아왔어요. 리드하고 싶습니다. 1억 5천만. 하지만 8억 5천은 아니에요.</w:t>
+      </w:r>
+    </w:p>
+    <w:p>
+      <w:pPr>
+        <w:pStyle w:val="BodyText"/>
+      </w:pPr>
+      <w:r>
+        <w:t xml:space="preserve">폴: 숫자가 뭐예요?</w:t>
+      </w:r>
+    </w:p>
+    <w:p>
+      <w:pPr>
+        <w:pStyle w:val="BodyText"/>
+      </w:pPr>
+      <w:r>
+        <w:t xml:space="preserve">빅터: 프리머니 7억 8천. 아시아가 리스크를 더하니까요. 그리고 6분기 적자.</w:t>
+      </w:r>
+    </w:p>
+    <w:p>
+      <w:pPr>
+        <w:pStyle w:val="BodyText"/>
+      </w:pPr>
+      <w:r>
+        <w:t xml:space="preserve">노아: 8억 5천으로 앵커를 둔 데는 이유가 있어요. 영국이 나쁜 분기를 8주 만에 회복할 수 있다는 걸 증명했는데, 그게 바로 한국에서 가격에 반영하시려는 리스크예요. 우리 출시가 잘못됐을 때 어떻게 되는지 이미 보셨잖아요. 원인을 찾고, 고치고, 그 후엔 더 빨리 성장하죠.</w:t>
+      </w:r>
+    </w:p>
+    <w:p>
+      <w:pPr>
+        <w:pStyle w:val="BodyText"/>
+      </w:pPr>
+      <w:r>
+        <w:t xml:space="preserve">빅터: 그리고 한국은 8분기가 걸릴 수도 있죠. 저는 불확실성에 가격을 매기는 거예요.</w:t>
+      </w:r>
+    </w:p>
+    <w:p>
+      <w:pPr>
+        <w:pStyle w:val="BodyText"/>
+      </w:pPr>
+      <w:r>
+        <w:t xml:space="preserve">폴: 8억 2천. 깔끔한 구조로. 래칫 없이. 수익 보장 없이.</w:t>
+      </w:r>
+    </w:p>
+    <w:p>
+      <w:pPr>
+        <w:pStyle w:val="BodyText"/>
+      </w:pPr>
+      <w:r>
+        <w:t xml:space="preserve">리베카: 8억 2천, 깔끔하게. 아시아 계획에 3분기까지 파트너가 서명한다면.</w:t>
+      </w:r>
+    </w:p>
+    <w:p>
+      <w:pPr>
+        <w:pStyle w:val="BodyText"/>
+      </w:pPr>
+      <w:r>
+        <w:t xml:space="preserve">빅터: 그리고 조건 두 개 더. 저에게 이사회 한 자리. 그리고 24개월 내 IPO 준비.</w:t>
+      </w:r>
+    </w:p>
+    <w:p>
+      <w:pPr>
+        <w:pStyle w:val="BodyText"/>
+      </w:pPr>
+      <w:r>
+        <w:t xml:space="preserve">리처드: 표준적이에요. 합리적이고. 둘 다 지지해요.</w:t>
+      </w:r>
+    </w:p>
+    <w:p>
+      <w:pPr>
+        <w:pStyle w:val="BodyText"/>
+      </w:pPr>
+      <w:r>
+        <w:t xml:space="preserve">빅터: 그리고 마지막 하나. 할번이 진지한 제안을 하면, 48시간 안에 듣기를 기대합니다.</w:t>
+      </w:r>
+    </w:p>
+    <w:p>
+      <w:pPr>
+        <w:pStyle w:val="BodyText"/>
+      </w:pPr>
+      <w:r>
+        <w:t xml:space="preserve">노아: 동의해요. 서면으로. 우리 변호사가 서면을 고집해서요.</w:t>
+      </w:r>
+    </w:p>
+    <w:p>
+      <w:pPr>
+        <w:pStyle w:val="BodyText"/>
+      </w:pPr>
+      <w:r>
+        <w:t xml:space="preserve">빅터: 그럼 합의한 거예요. 실사 조건부. 금요일까지 텀시트.</w:t>
+      </w:r>
+    </w:p>
+    <w:p>
+      <w:pPr>
+        <w:pStyle w:val="BodyText"/>
+      </w:pPr>
+      <w:r>
+        <w:t xml:space="preserve">노아: 감사합니다, 빅터. 리베카. 오늘 저희를 더 낫게 만들어 주셨어요.</w:t>
+      </w:r>
+    </w:p>
+    <w:p>
+      <w:pPr>
+        <w:pStyle w:val="BodyText"/>
+      </w:pPr>
+      <w:r>
+        <w:t xml:space="preserve">리베카: 아직 열네 개 질문에 답을 빚지셨어요. 이메일로.</w:t>
+      </w:r>
+    </w:p>
+    <w:p>
+      <w:pPr>
+        <w:pStyle w:val="BodyText"/>
+      </w:pPr>
+      <w:r>
+        <w:t xml:space="preserve">폴: 목요일에 받으실 거예요. 부록과 함께.</w:t>
+      </w:r>
+    </w:p>
+    <w:p>
+      <w:pPr>
+        <w:pStyle w:val="BodyText"/>
+      </w:pPr>
+      <w:r>
+        <w:t xml:space="preserve">리베카: 부록 C 수준으로 부탁해요.</w:t>
+      </w:r>
+    </w:p>
+    <w:p>
+      <w:pPr>
+        <w:pStyle w:val="BodyText"/>
+      </w:pPr>
+      <w:r>
+        <w:t xml:space="preserve">폴: 그레이스에게 전할게요. 엄청 우쭐해할 거예요.</w:t>
+      </w:r>
+    </w:p>
+    <w:bookmarkEnd w:id="35"/>
+    <w:bookmarkStart w:id="36" w:name="마무리-오후-6시-라과디아-공항-라운지-1"/>
+    <w:p>
+      <w:pPr>
+        <w:pStyle w:val="Heading3"/>
+      </w:pPr>
+      <w:r>
+        <w:t xml:space="preserve">마무리 — 오후 6시, 라과디아 공항 라운지</w:t>
+      </w:r>
+    </w:p>
+    <w:p>
+      <w:pPr>
+        <w:pStyle w:val="FirstParagraph"/>
+      </w:pPr>
+      <w:r>
+        <w:t xml:space="preserve">엘레나: 8억 2천. 깔끔하게. 1억 5천만. 기분이 어때요?</w:t>
+      </w:r>
+    </w:p>
+    <w:p>
+      <w:pPr>
+        <w:pStyle w:val="BodyText"/>
+      </w:pPr>
+      <w:r>
+        <w:t xml:space="preserve">노아: 대체로 안도감이요. 그리고 솔직히 약간 두렵기도 해요. 오늘은 약속을 하는 날이었고, 이제는 3분기까지 파트너 서명까지 해서 아시아를 실제로 해내야 하니까요. 몇 년 동안은 투자 유치가 결승선 같았는데, 지금은 그냥 출발 신호 같아요.</w:t>
+      </w:r>
+    </w:p>
+    <w:p>
+      <w:pPr>
+        <w:pStyle w:val="BodyText"/>
+      </w:pPr>
+      <w:r>
+        <w:t xml:space="preserve">프리야: 3분기까지 파트너 서명. 그건 서울이라는 뜻이에요. 대양이라는 뜻이고요. 아니면 서린. 아니면 둘 다.</w:t>
+      </w:r>
+    </w:p>
+    <w:p>
+      <w:pPr>
+        <w:pStyle w:val="BodyText"/>
+      </w:pPr>
+      <w:r>
+        <w:t xml:space="preserve">엘레나: 박 대표에겐 아시아 우선 협상권이 있어요. 서면으로, 3년 차부터요. 누구든 대양 얘기에 들뜨기 전에, 서린은 우리가 작았을 때 우릴 믿어 줬다는 걸 기억해요. 첫째, 해를 끼치지 말 것. 그건 환자에게만큼이나 파트너십에도 적용돼요.</w:t>
+      </w:r>
+    </w:p>
+    <w:p>
+      <w:pPr>
+        <w:pStyle w:val="BodyText"/>
+      </w:pPr>
+      <w:r>
+        <w:t xml:space="preserve">노아: 알아요. 안 잊었어요. 다른 누구를 만나기 전에 서린에 먼저 전화해요.</w:t>
+      </w:r>
+    </w:p>
+    <w:p>
+      <w:pPr>
+        <w:pStyle w:val="BodyText"/>
+      </w:pPr>
+      <w:r>
+        <w:t xml:space="preserve">폴: 노아. 이메일. 한서연. 제목:</w:t>
+      </w:r>
+      <w:r>
+        <w:t xml:space="preserve"> </w:t>
+      </w:r>
+      <w:r>
+        <w:t xml:space="preserve">“</w:t>
+      </w:r>
+      <w:r>
+        <w:t xml:space="preserve">아시아 미용학회 — 확정.</w:t>
+      </w:r>
+      <w:r>
+        <w:t xml:space="preserve">”</w:t>
+      </w:r>
+    </w:p>
+    <w:p>
+      <w:pPr>
+        <w:pStyle w:val="BodyText"/>
+      </w:pPr>
+      <w:r>
+        <w:t xml:space="preserve">노아: 읽어 줘요. 부탁해요. 14분 후면 퇴근이에요.</w:t>
+      </w:r>
+    </w:p>
+    <w:p>
+      <w:pPr>
+        <w:pStyle w:val="BodyText"/>
+      </w:pPr>
+      <w:r>
+        <w:t xml:space="preserve">폴:</w:t>
+      </w:r>
+      <w:r>
+        <w:t xml:space="preserve"> </w:t>
+      </w:r>
+      <w:r>
+        <w:t xml:space="preserve">“</w:t>
+      </w:r>
+      <w:r>
+        <w:t xml:space="preserve">메인 홀 부스, 100제곱미터, 확정. 3월 12일. 둘째 날 뵐까요? 존경을 담아, 한서연.</w:t>
+      </w:r>
+      <w:r>
+        <w:t xml:space="preserve">”</w:t>
+      </w:r>
+    </w:p>
+    <w:p>
+      <w:pPr>
+        <w:pStyle w:val="BodyText"/>
+      </w:pPr>
+      <w:r>
+        <w:t xml:space="preserve">엘레나: 100제곱미터. 파리는 10이었는데.</w:t>
+      </w:r>
+    </w:p>
+    <w:p>
+      <w:pPr>
+        <w:pStyle w:val="BodyText"/>
+      </w:pPr>
+      <w:r>
+        <w:t xml:space="preserve">프리야: 파리 이후로 먼 길을 왔네요. 실험실에서도 먼 길이고요.</w:t>
+      </w:r>
+    </w:p>
+    <w:p>
+      <w:pPr>
+        <w:pStyle w:val="BodyText"/>
+      </w:pPr>
+      <w:r>
+        <w:t xml:space="preserve">노아: 대신 답장해 줄래요, 폴?</w:t>
+      </w:r>
+      <w:r>
+        <w:t xml:space="preserve"> </w:t>
+      </w:r>
+      <w:r>
+        <w:t xml:space="preserve">“</w:t>
+      </w:r>
+      <w:r>
+        <w:t xml:space="preserve">네, 둘째 날. 영광입니다. 노아.</w:t>
+      </w:r>
+      <w:r>
+        <w:t xml:space="preserve">”</w:t>
+      </w:r>
+    </w:p>
+    <w:p>
+      <w:pPr>
+        <w:pStyle w:val="BodyText"/>
+      </w:pPr>
+      <w:r>
+        <w:t xml:space="preserve">폴: 보냈어요. 그리고 메시지 하나 더.</w:t>
+      </w:r>
+      <w:r>
+        <w:t xml:space="preserve"> </w:t>
+      </w:r>
+      <w:r>
+        <w:t xml:space="preserve">“</w:t>
+      </w:r>
+      <w:r>
+        <w:t xml:space="preserve">T</w:t>
+      </w:r>
+      <w:r>
+        <w:t xml:space="preserve">”</w:t>
+      </w:r>
+      <w:r>
+        <w:t xml:space="preserve">한테서.</w:t>
+      </w:r>
+      <w:r>
+        <w:t xml:space="preserve"> </w:t>
+      </w:r>
+      <w:r>
+        <w:t xml:space="preserve">“</w:t>
+      </w:r>
+      <w:r>
+        <w:t xml:space="preserve">3월 그대로지? 좋은 데 예약할게.</w:t>
+      </w:r>
+      <w:r>
+        <w:t xml:space="preserve">”</w:t>
+      </w:r>
+    </w:p>
+    <w:p>
+      <w:pPr>
+        <w:pStyle w:val="BodyText"/>
+      </w:pPr>
+      <w:r>
+        <w:t xml:space="preserve">엘레나: 톰. 또.</w:t>
+      </w:r>
+    </w:p>
+    <w:p>
+      <w:pPr>
+        <w:pStyle w:val="BodyText"/>
+      </w:pPr>
+      <w:r>
+        <w:t xml:space="preserve">노아: 답장하지 마요. 서울 전까지는.</w:t>
+      </w:r>
+    </w:p>
+    <w:p>
+      <w:pPr>
+        <w:pStyle w:val="BodyText"/>
+      </w:pPr>
+      <w:r>
+        <w:t xml:space="preserve">프리야: 레버리지. 매각이 아니라.</w:t>
+      </w:r>
+    </w:p>
+    <w:bookmarkEnd w:id="36"/>
+    <w:bookmarkEnd w:id="37"/>
+    <w:bookmarkEnd w:id="38"/>
     <w:sectPr/>
   </w:body>
 </w:document>
@@ -4367,583 +4314,8 @@
       </w:pPr>
     </w:lvl>
   </w:abstractNum>
-  <w:abstractNum w:abstractNumId="99411">
-    <w:nsid w:val="A99411"/>
-    <w:multiLevelType w:val="multilevel"/>
-    <w:lvl w:ilvl="0">
-      <w:start w:val="1"/>
-      <w:numFmt w:val="decimal"/>
-      <w:lvlText w:val="%1."/>
-      <w:lvlJc w:val="left"/>
-      <w:pPr>
-        <w:ind w:left="720" w:hanging="480"/>
-      </w:pPr>
-    </w:lvl>
-    <w:lvl w:ilvl="1">
-      <w:start w:val="1"/>
-      <w:numFmt w:val="decimal"/>
-      <w:lvlText w:val="%2."/>
-      <w:lvlJc w:val="left"/>
-      <w:pPr>
-        <w:ind w:left="1440" w:hanging="480"/>
-      </w:pPr>
-    </w:lvl>
-    <w:lvl w:ilvl="2">
-      <w:start w:val="1"/>
-      <w:numFmt w:val="decimal"/>
-      <w:lvlText w:val="%3."/>
-      <w:lvlJc w:val="left"/>
-      <w:pPr>
-        <w:ind w:left="2160" w:hanging="480"/>
-      </w:pPr>
-    </w:lvl>
-    <w:lvl w:ilvl="3">
-      <w:start w:val="1"/>
-      <w:numFmt w:val="decimal"/>
-      <w:lvlText w:val="%4."/>
-      <w:lvlJc w:val="left"/>
-      <w:pPr>
-        <w:ind w:left="2880" w:hanging="480"/>
-      </w:pPr>
-    </w:lvl>
-    <w:lvl w:ilvl="4">
-      <w:start w:val="1"/>
-      <w:numFmt w:val="decimal"/>
-      <w:lvlText w:val="%5."/>
-      <w:lvlJc w:val="left"/>
-      <w:pPr>
-        <w:ind w:left="3600" w:hanging="480"/>
-      </w:pPr>
-    </w:lvl>
-    <w:lvl w:ilvl="5">
-      <w:start w:val="1"/>
-      <w:numFmt w:val="decimal"/>
-      <w:lvlText w:val="%6."/>
-      <w:lvlJc w:val="left"/>
-      <w:pPr>
-        <w:ind w:left="4320" w:hanging="480"/>
-      </w:pPr>
-    </w:lvl>
-    <w:lvl w:ilvl="6">
-      <w:start w:val="1"/>
-      <w:numFmt w:val="decimal"/>
-      <w:lvlText w:val="%7."/>
-      <w:lvlJc w:val="left"/>
-      <w:pPr>
-        <w:ind w:left="5040" w:hanging="480"/>
-      </w:pPr>
-    </w:lvl>
-    <w:lvl w:ilvl="7">
-      <w:start w:val="1"/>
-      <w:numFmt w:val="decimal"/>
-      <w:lvlText w:val="%8."/>
-      <w:lvlJc w:val="left"/>
-      <w:pPr>
-        <w:ind w:left="5760" w:hanging="480"/>
-      </w:pPr>
-    </w:lvl>
-    <w:lvl w:ilvl="8">
-      <w:start w:val="1"/>
-      <w:numFmt w:val="decimal"/>
-      <w:lvlText w:val="%9."/>
-      <w:lvlJc w:val="left"/>
-      <w:pPr>
-        <w:ind w:left="6480" w:hanging="480"/>
-      </w:pPr>
-    </w:lvl>
-  </w:abstractNum>
-  <w:abstractNum w:abstractNumId="994116">
-    <w:nsid w:val="A994116"/>
-    <w:multiLevelType w:val="multilevel"/>
-    <w:lvl w:ilvl="0">
-      <w:start w:val="16"/>
-      <w:numFmt w:val="decimal"/>
-      <w:lvlText w:val="%1."/>
-      <w:lvlJc w:val="left"/>
-      <w:pPr>
-        <w:ind w:left="720" w:hanging="480"/>
-      </w:pPr>
-    </w:lvl>
-    <w:lvl w:ilvl="1">
-      <w:start w:val="16"/>
-      <w:numFmt w:val="decimal"/>
-      <w:lvlText w:val="%2."/>
-      <w:lvlJc w:val="left"/>
-      <w:pPr>
-        <w:ind w:left="1440" w:hanging="480"/>
-      </w:pPr>
-    </w:lvl>
-    <w:lvl w:ilvl="2">
-      <w:start w:val="16"/>
-      <w:numFmt w:val="decimal"/>
-      <w:lvlText w:val="%3."/>
-      <w:lvlJc w:val="left"/>
-      <w:pPr>
-        <w:ind w:left="2160" w:hanging="480"/>
-      </w:pPr>
-    </w:lvl>
-    <w:lvl w:ilvl="3">
-      <w:start w:val="16"/>
-      <w:numFmt w:val="decimal"/>
-      <w:lvlText w:val="%4."/>
-      <w:lvlJc w:val="left"/>
-      <w:pPr>
-        <w:ind w:left="2880" w:hanging="480"/>
-      </w:pPr>
-    </w:lvl>
-    <w:lvl w:ilvl="4">
-      <w:start w:val="16"/>
-      <w:numFmt w:val="decimal"/>
-      <w:lvlText w:val="%5."/>
-      <w:lvlJc w:val="left"/>
-      <w:pPr>
-        <w:ind w:left="3600" w:hanging="480"/>
-      </w:pPr>
-    </w:lvl>
-    <w:lvl w:ilvl="5">
-      <w:start w:val="16"/>
-      <w:numFmt w:val="decimal"/>
-      <w:lvlText w:val="%6."/>
-      <w:lvlJc w:val="left"/>
-      <w:pPr>
-        <w:ind w:left="4320" w:hanging="480"/>
-      </w:pPr>
-    </w:lvl>
-    <w:lvl w:ilvl="6">
-      <w:start w:val="16"/>
-      <w:numFmt w:val="decimal"/>
-      <w:lvlText w:val="%7."/>
-      <w:lvlJc w:val="left"/>
-      <w:pPr>
-        <w:ind w:left="5040" w:hanging="480"/>
-      </w:pPr>
-    </w:lvl>
-    <w:lvl w:ilvl="7">
-      <w:start w:val="16"/>
-      <w:numFmt w:val="decimal"/>
-      <w:lvlText w:val="%8."/>
-      <w:lvlJc w:val="left"/>
-      <w:pPr>
-        <w:ind w:left="5760" w:hanging="480"/>
-      </w:pPr>
-    </w:lvl>
-    <w:lvl w:ilvl="8">
-      <w:start w:val="16"/>
-      <w:numFmt w:val="decimal"/>
-      <w:lvlText w:val="%9."/>
-      <w:lvlJc w:val="left"/>
-      <w:pPr>
-        <w:ind w:left="6480" w:hanging="480"/>
-      </w:pPr>
-    </w:lvl>
-  </w:abstractNum>
-  <w:abstractNum w:abstractNumId="994151">
-    <w:nsid w:val="A994151"/>
-    <w:multiLevelType w:val="multilevel"/>
-    <w:lvl w:ilvl="0">
-      <w:start w:val="51"/>
-      <w:numFmt w:val="decimal"/>
-      <w:lvlText w:val="%1."/>
-      <w:lvlJc w:val="left"/>
-      <w:pPr>
-        <w:ind w:left="720" w:hanging="480"/>
-      </w:pPr>
-    </w:lvl>
-    <w:lvl w:ilvl="1">
-      <w:start w:val="51"/>
-      <w:numFmt w:val="decimal"/>
-      <w:lvlText w:val="%2."/>
-      <w:lvlJc w:val="left"/>
-      <w:pPr>
-        <w:ind w:left="1440" w:hanging="480"/>
-      </w:pPr>
-    </w:lvl>
-    <w:lvl w:ilvl="2">
-      <w:start w:val="51"/>
-      <w:numFmt w:val="decimal"/>
-      <w:lvlText w:val="%3."/>
-      <w:lvlJc w:val="left"/>
-      <w:pPr>
-        <w:ind w:left="2160" w:hanging="480"/>
-      </w:pPr>
-    </w:lvl>
-    <w:lvl w:ilvl="3">
-      <w:start w:val="51"/>
-      <w:numFmt w:val="decimal"/>
-      <w:lvlText w:val="%4."/>
-      <w:lvlJc w:val="left"/>
-      <w:pPr>
-        <w:ind w:left="2880" w:hanging="480"/>
-      </w:pPr>
-    </w:lvl>
-    <w:lvl w:ilvl="4">
-      <w:start w:val="51"/>
-      <w:numFmt w:val="decimal"/>
-      <w:lvlText w:val="%5."/>
-      <w:lvlJc w:val="left"/>
-      <w:pPr>
-        <w:ind w:left="3600" w:hanging="480"/>
-      </w:pPr>
-    </w:lvl>
-    <w:lvl w:ilvl="5">
-      <w:start w:val="51"/>
-      <w:numFmt w:val="decimal"/>
-      <w:lvlText w:val="%6."/>
-      <w:lvlJc w:val="left"/>
-      <w:pPr>
-        <w:ind w:left="4320" w:hanging="480"/>
-      </w:pPr>
-    </w:lvl>
-    <w:lvl w:ilvl="6">
-      <w:start w:val="51"/>
-      <w:numFmt w:val="decimal"/>
-      <w:lvlText w:val="%7."/>
-      <w:lvlJc w:val="left"/>
-      <w:pPr>
-        <w:ind w:left="5040" w:hanging="480"/>
-      </w:pPr>
-    </w:lvl>
-    <w:lvl w:ilvl="7">
-      <w:start w:val="51"/>
-      <w:numFmt w:val="decimal"/>
-      <w:lvlText w:val="%8."/>
-      <w:lvlJc w:val="left"/>
-      <w:pPr>
-        <w:ind w:left="5760" w:hanging="480"/>
-      </w:pPr>
-    </w:lvl>
-    <w:lvl w:ilvl="8">
-      <w:start w:val="51"/>
-      <w:numFmt w:val="decimal"/>
-      <w:lvlText w:val="%9."/>
-      <w:lvlJc w:val="left"/>
-      <w:pPr>
-        <w:ind w:left="6480" w:hanging="480"/>
-      </w:pPr>
-    </w:lvl>
-  </w:abstractNum>
-  <w:abstractNum w:abstractNumId="994181">
-    <w:nsid w:val="A994181"/>
-    <w:multiLevelType w:val="multilevel"/>
-    <w:lvl w:ilvl="0">
-      <w:start w:val="81"/>
-      <w:numFmt w:val="decimal"/>
-      <w:lvlText w:val="%1."/>
-      <w:lvlJc w:val="left"/>
-      <w:pPr>
-        <w:ind w:left="720" w:hanging="480"/>
-      </w:pPr>
-    </w:lvl>
-    <w:lvl w:ilvl="1">
-      <w:start w:val="81"/>
-      <w:numFmt w:val="decimal"/>
-      <w:lvlText w:val="%2."/>
-      <w:lvlJc w:val="left"/>
-      <w:pPr>
-        <w:ind w:left="1440" w:hanging="480"/>
-      </w:pPr>
-    </w:lvl>
-    <w:lvl w:ilvl="2">
-      <w:start w:val="81"/>
-      <w:numFmt w:val="decimal"/>
-      <w:lvlText w:val="%3."/>
-      <w:lvlJc w:val="left"/>
-      <w:pPr>
-        <w:ind w:left="2160" w:hanging="480"/>
-      </w:pPr>
-    </w:lvl>
-    <w:lvl w:ilvl="3">
-      <w:start w:val="81"/>
-      <w:numFmt w:val="decimal"/>
-      <w:lvlText w:val="%4."/>
-      <w:lvlJc w:val="left"/>
-      <w:pPr>
-        <w:ind w:left="2880" w:hanging="480"/>
-      </w:pPr>
-    </w:lvl>
-    <w:lvl w:ilvl="4">
-      <w:start w:val="81"/>
-      <w:numFmt w:val="decimal"/>
-      <w:lvlText w:val="%5."/>
-      <w:lvlJc w:val="left"/>
-      <w:pPr>
-        <w:ind w:left="3600" w:hanging="480"/>
-      </w:pPr>
-    </w:lvl>
-    <w:lvl w:ilvl="5">
-      <w:start w:val="81"/>
-      <w:numFmt w:val="decimal"/>
-      <w:lvlText w:val="%6."/>
-      <w:lvlJc w:val="left"/>
-      <w:pPr>
-        <w:ind w:left="4320" w:hanging="480"/>
-      </w:pPr>
-    </w:lvl>
-    <w:lvl w:ilvl="6">
-      <w:start w:val="81"/>
-      <w:numFmt w:val="decimal"/>
-      <w:lvlText w:val="%7."/>
-      <w:lvlJc w:val="left"/>
-      <w:pPr>
-        <w:ind w:left="5040" w:hanging="480"/>
-      </w:pPr>
-    </w:lvl>
-    <w:lvl w:ilvl="7">
-      <w:start w:val="81"/>
-      <w:numFmt w:val="decimal"/>
-      <w:lvlText w:val="%8."/>
-      <w:lvlJc w:val="left"/>
-      <w:pPr>
-        <w:ind w:left="5760" w:hanging="480"/>
-      </w:pPr>
-    </w:lvl>
-    <w:lvl w:ilvl="8">
-      <w:start w:val="81"/>
-      <w:numFmt w:val="decimal"/>
-      <w:lvlText w:val="%9."/>
-      <w:lvlJc w:val="left"/>
-      <w:pPr>
-        <w:ind w:left="6480" w:hanging="480"/>
-      </w:pPr>
-    </w:lvl>
-  </w:abstractNum>
-  <w:abstractNum w:abstractNumId="9941106">
-    <w:nsid w:val="A9941106"/>
-    <w:multiLevelType w:val="multilevel"/>
-    <w:lvl w:ilvl="0">
-      <w:start w:val="106"/>
-      <w:numFmt w:val="decimal"/>
-      <w:lvlText w:val="%1."/>
-      <w:lvlJc w:val="left"/>
-      <w:pPr>
-        <w:ind w:left="720" w:hanging="480"/>
-      </w:pPr>
-    </w:lvl>
-    <w:lvl w:ilvl="1">
-      <w:start w:val="106"/>
-      <w:numFmt w:val="decimal"/>
-      <w:lvlText w:val="%2."/>
-      <w:lvlJc w:val="left"/>
-      <w:pPr>
-        <w:ind w:left="1440" w:hanging="480"/>
-      </w:pPr>
-    </w:lvl>
-    <w:lvl w:ilvl="2">
-      <w:start w:val="106"/>
-      <w:numFmt w:val="decimal"/>
-      <w:lvlText w:val="%3."/>
-      <w:lvlJc w:val="left"/>
-      <w:pPr>
-        <w:ind w:left="2160" w:hanging="480"/>
-      </w:pPr>
-    </w:lvl>
-    <w:lvl w:ilvl="3">
-      <w:start w:val="106"/>
-      <w:numFmt w:val="decimal"/>
-      <w:lvlText w:val="%4."/>
-      <w:lvlJc w:val="left"/>
-      <w:pPr>
-        <w:ind w:left="2880" w:hanging="480"/>
-      </w:pPr>
-    </w:lvl>
-    <w:lvl w:ilvl="4">
-      <w:start w:val="106"/>
-      <w:numFmt w:val="decimal"/>
-      <w:lvlText w:val="%5."/>
-      <w:lvlJc w:val="left"/>
-      <w:pPr>
-        <w:ind w:left="3600" w:hanging="480"/>
-      </w:pPr>
-    </w:lvl>
-    <w:lvl w:ilvl="5">
-      <w:start w:val="106"/>
-      <w:numFmt w:val="decimal"/>
-      <w:lvlText w:val="%6."/>
-      <w:lvlJc w:val="left"/>
-      <w:pPr>
-        <w:ind w:left="4320" w:hanging="480"/>
-      </w:pPr>
-    </w:lvl>
-    <w:lvl w:ilvl="6">
-      <w:start w:val="106"/>
-      <w:numFmt w:val="decimal"/>
-      <w:lvlText w:val="%7."/>
-      <w:lvlJc w:val="left"/>
-      <w:pPr>
-        <w:ind w:left="5040" w:hanging="480"/>
-      </w:pPr>
-    </w:lvl>
-    <w:lvl w:ilvl="7">
-      <w:start w:val="106"/>
-      <w:numFmt w:val="decimal"/>
-      <w:lvlText w:val="%8."/>
-      <w:lvlJc w:val="left"/>
-      <w:pPr>
-        <w:ind w:left="5760" w:hanging="480"/>
-      </w:pPr>
-    </w:lvl>
-    <w:lvl w:ilvl="8">
-      <w:start w:val="106"/>
-      <w:numFmt w:val="decimal"/>
-      <w:lvlText w:val="%9."/>
-      <w:lvlJc w:val="left"/>
-      <w:pPr>
-        <w:ind w:left="6480" w:hanging="480"/>
-      </w:pPr>
-    </w:lvl>
-  </w:abstractNum>
   <w:num w:numId="1000">
     <w:abstractNumId w:val="990"/>
-  </w:num>
-  <w:num w:numId="1001">
-    <w:abstractNumId w:val="99411"/>
-    <w:lvlOverride w:ilvl="0">
-      <w:startOverride w:val="1"/>
-    </w:lvlOverride>
-    <w:lvlOverride w:ilvl="1">
-      <w:startOverride w:val="1"/>
-    </w:lvlOverride>
-    <w:lvlOverride w:ilvl="2">
-      <w:startOverride w:val="1"/>
-    </w:lvlOverride>
-    <w:lvlOverride w:ilvl="3">
-      <w:startOverride w:val="1"/>
-    </w:lvlOverride>
-    <w:lvlOverride w:ilvl="4">
-      <w:startOverride w:val="1"/>
-    </w:lvlOverride>
-    <w:lvlOverride w:ilvl="5">
-      <w:startOverride w:val="1"/>
-    </w:lvlOverride>
-    <w:lvlOverride w:ilvl="6">
-      <w:startOverride w:val="1"/>
-    </w:lvlOverride>
-    <w:lvlOverride w:ilvl="7">
-      <w:startOverride w:val="1"/>
-    </w:lvlOverride>
-    <w:lvlOverride w:ilvl="8">
-      <w:startOverride w:val="1"/>
-    </w:lvlOverride>
-  </w:num>
-  <w:num w:numId="1002">
-    <w:abstractNumId w:val="994116"/>
-    <w:lvlOverride w:ilvl="0">
-      <w:startOverride w:val="16"/>
-    </w:lvlOverride>
-    <w:lvlOverride w:ilvl="1">
-      <w:startOverride w:val="16"/>
-    </w:lvlOverride>
-    <w:lvlOverride w:ilvl="2">
-      <w:startOverride w:val="16"/>
-    </w:lvlOverride>
-    <w:lvlOverride w:ilvl="3">
-      <w:startOverride w:val="16"/>
-    </w:lvlOverride>
-    <w:lvlOverride w:ilvl="4">
-      <w:startOverride w:val="16"/>
-    </w:lvlOverride>
-    <w:lvlOverride w:ilvl="5">
-      <w:startOverride w:val="16"/>
-    </w:lvlOverride>
-    <w:lvlOverride w:ilvl="6">
-      <w:startOverride w:val="16"/>
-    </w:lvlOverride>
-    <w:lvlOverride w:ilvl="7">
-      <w:startOverride w:val="16"/>
-    </w:lvlOverride>
-    <w:lvlOverride w:ilvl="8">
-      <w:startOverride w:val="16"/>
-    </w:lvlOverride>
-  </w:num>
-  <w:num w:numId="1003">
-    <w:abstractNumId w:val="994151"/>
-    <w:lvlOverride w:ilvl="0">
-      <w:startOverride w:val="51"/>
-    </w:lvlOverride>
-    <w:lvlOverride w:ilvl="1">
-      <w:startOverride w:val="51"/>
-    </w:lvlOverride>
-    <w:lvlOverride w:ilvl="2">
-      <w:startOverride w:val="51"/>
-    </w:lvlOverride>
-    <w:lvlOverride w:ilvl="3">
-      <w:startOverride w:val="51"/>
-    </w:lvlOverride>
-    <w:lvlOverride w:ilvl="4">
-      <w:startOverride w:val="51"/>
-    </w:lvlOverride>
-    <w:lvlOverride w:ilvl="5">
-      <w:startOverride w:val="51"/>
-    </w:lvlOverride>
-    <w:lvlOverride w:ilvl="6">
-      <w:startOverride w:val="51"/>
-    </w:lvlOverride>
-    <w:lvlOverride w:ilvl="7">
-      <w:startOverride w:val="51"/>
-    </w:lvlOverride>
-    <w:lvlOverride w:ilvl="8">
-      <w:startOverride w:val="51"/>
-    </w:lvlOverride>
-  </w:num>
-  <w:num w:numId="1004">
-    <w:abstractNumId w:val="994181"/>
-    <w:lvlOverride w:ilvl="0">
-      <w:startOverride w:val="81"/>
-    </w:lvlOverride>
-    <w:lvlOverride w:ilvl="1">
-      <w:startOverride w:val="81"/>
-    </w:lvlOverride>
-    <w:lvlOverride w:ilvl="2">
-      <w:startOverride w:val="81"/>
-    </w:lvlOverride>
-    <w:lvlOverride w:ilvl="3">
-      <w:startOverride w:val="81"/>
-    </w:lvlOverride>
-    <w:lvlOverride w:ilvl="4">
-      <w:startOverride w:val="81"/>
-    </w:lvlOverride>
-    <w:lvlOverride w:ilvl="5">
-      <w:startOverride w:val="81"/>
-    </w:lvlOverride>
-    <w:lvlOverride w:ilvl="6">
-      <w:startOverride w:val="81"/>
-    </w:lvlOverride>
-    <w:lvlOverride w:ilvl="7">
-      <w:startOverride w:val="81"/>
-    </w:lvlOverride>
-    <w:lvlOverride w:ilvl="8">
-      <w:startOverride w:val="81"/>
-    </w:lvlOverride>
-  </w:num>
-  <w:num w:numId="1005">
-    <w:abstractNumId w:val="9941106"/>
-    <w:lvlOverride w:ilvl="0">
-      <w:startOverride w:val="106"/>
-    </w:lvlOverride>
-    <w:lvlOverride w:ilvl="1">
-      <w:startOverride w:val="106"/>
-    </w:lvlOverride>
-    <w:lvlOverride w:ilvl="2">
-      <w:startOverride w:val="106"/>
-    </w:lvlOverride>
-    <w:lvlOverride w:ilvl="3">
-      <w:startOverride w:val="106"/>
-    </w:lvlOverride>
-    <w:lvlOverride w:ilvl="4">
-      <w:startOverride w:val="106"/>
-    </w:lvlOverride>
-    <w:lvlOverride w:ilvl="5">
-      <w:startOverride w:val="106"/>
-    </w:lvlOverride>
-    <w:lvlOverride w:ilvl="6">
-      <w:startOverride w:val="106"/>
-    </w:lvlOverride>
-    <w:lvlOverride w:ilvl="7">
-      <w:startOverride w:val="106"/>
-    </w:lvlOverride>
-    <w:lvlOverride w:ilvl="8">
-      <w:startOverride w:val="106"/>
-    </w:lvlOverride>
   </w:num>
 </w:numbering>
 </file>
